--- a/docs/testing/benchmarks/testboard-adc124/Ghosting Tests TestBoard_ADC124.docx
+++ b/docs/testing/benchmarks/testboard-adc124/Ghosting Tests TestBoard_ADC124.docx
@@ -58,7 +58,15 @@
         <w:t>each TOP sensor and look for ghosting on the adjacent sensor in Octo-7, which is spread across 4 MUXs.</w:t>
       </w:r>
       <w:r>
-        <w:t xml:space="preserve"> (only 1 full octo per MUX + partial octo-7)</w:t>
+        <w:t xml:space="preserve"> (only 1 full </w:t>
+      </w:r>
+      <w:proofErr w:type="spellStart"/>
+      <w:r>
+        <w:t>octo</w:t>
+      </w:r>
+      <w:proofErr w:type="spellEnd"/>
+      <w:r>
+        <w:t xml:space="preserve"> per MUX + partial octo-7)</w:t>
       </w:r>
     </w:p>
     <w:p>
@@ -119,6 +127,7 @@
                 <w:bCs/>
               </w:rPr>
             </w:pPr>
+            <w:proofErr w:type="gramStart"/>
             <w:r>
               <w:rPr>
                 <w:b/>
@@ -131,7 +140,15 @@
                 <w:b/>
                 <w:bCs/>
               </w:rPr>
-              <w:t xml:space="preserve"> (resistor value)</w:t>
+              <w:t xml:space="preserve"> (</w:t>
+            </w:r>
+            <w:proofErr w:type="gramEnd"/>
+            <w:r>
+              <w:rPr>
+                <w:b/>
+                <w:bCs/>
+              </w:rPr>
+              <w:t>resistor value)</w:t>
             </w:r>
           </w:p>
         </w:tc>
@@ -788,7 +805,63 @@
         </w:numPr>
       </w:pPr>
       <w:r>
-        <w:t>Tested on different sensor settling time and vmid settling time (when vmid = on)</w:t>
+        <w:t xml:space="preserve">Tested on different sensor settling time and </w:t>
+      </w:r>
+      <w:proofErr w:type="spellStart"/>
+      <w:r>
+        <w:t>vmid</w:t>
+      </w:r>
+      <w:proofErr w:type="spellEnd"/>
+      <w:r>
+        <w:t xml:space="preserve"> settling time (when </w:t>
+      </w:r>
+      <w:proofErr w:type="spellStart"/>
+      <w:r>
+        <w:t>vmid</w:t>
+      </w:r>
+      <w:proofErr w:type="spellEnd"/>
+      <w:r>
+        <w:t xml:space="preserve"> = on)</w:t>
+      </w:r>
+    </w:p>
+    <w:p>
+      <w:pPr>
+        <w:pStyle w:val="ListParagraph"/>
+        <w:numPr>
+          <w:ilvl w:val="0"/>
+          <w:numId w:val="1"/>
+        </w:numPr>
+      </w:pPr>
+      <w:r>
+        <w:t xml:space="preserve">With </w:t>
+      </w:r>
+      <w:proofErr w:type="spellStart"/>
+      <w:r>
+        <w:t>vmid</w:t>
+      </w:r>
+      <w:proofErr w:type="spellEnd"/>
+      <w:r>
+        <w:t xml:space="preserve"> ON, tested with ADC scan after switching to </w:t>
+      </w:r>
+      <w:proofErr w:type="spellStart"/>
+      <w:r>
+        <w:t>vmid</w:t>
+      </w:r>
+      <w:proofErr w:type="spellEnd"/>
+      <w:r>
+        <w:t>, and without ADC scan.</w:t>
+      </w:r>
+    </w:p>
+    <w:p>
+      <w:pPr>
+        <w:pStyle w:val="ListParagraph"/>
+        <w:numPr>
+          <w:ilvl w:val="0"/>
+          <w:numId w:val="1"/>
+        </w:numPr>
+      </w:pPr>
+      <w:r>
+        <w:t>Measured relative ghosting and peak-to-peak amplitude of the major signals. Pressure was applied manually (not a systematically accurate method) and by observation, not an accurate measurement.</w:t>
       </w:r>
     </w:p>
     <w:p>
@@ -808,12 +881,29 @@
         <w:rPr>
           <w:u w:val="single"/>
         </w:rPr>
-        <w:t>Results with Vmid OFF:</w:t>
+        <w:t xml:space="preserve">Results with </w:t>
+      </w:r>
+      <w:proofErr w:type="spellStart"/>
+      <w:r>
+        <w:rPr>
+          <w:u w:val="single"/>
+        </w:rPr>
+        <w:t>Vmid</w:t>
+      </w:r>
+      <w:proofErr w:type="spellEnd"/>
+      <w:r>
+        <w:rPr>
+          <w:u w:val="single"/>
+        </w:rPr>
+        <w:t xml:space="preserve"> OFF:</w:t>
       </w:r>
     </w:p>
     <w:p>
       <w:r>
         <w:t>Sensor settling time = 5us.</w:t>
+      </w:r>
+      <w:r>
+        <w:t xml:space="preserve"> ADC scan.</w:t>
       </w:r>
     </w:p>
     <w:p/>
@@ -825,16 +915,17 @@
         <w:tblLook w:val="04A0" w:firstRow="1" w:lastRow="0" w:firstColumn="1" w:lastColumn="0" w:noHBand="0" w:noVBand="1"/>
       </w:tblPr>
       <w:tblGrid>
-        <w:gridCol w:w="810"/>
-        <w:gridCol w:w="1170"/>
-        <w:gridCol w:w="1620"/>
-        <w:gridCol w:w="2430"/>
-        <w:gridCol w:w="3415"/>
+        <w:gridCol w:w="798"/>
+        <w:gridCol w:w="1027"/>
+        <w:gridCol w:w="1363"/>
+        <w:gridCol w:w="1315"/>
+        <w:gridCol w:w="2671"/>
+        <w:gridCol w:w="2271"/>
       </w:tblGrid>
       <w:tr>
         <w:tc>
           <w:tcPr>
-            <w:tcW w:w="810" w:type="dxa"/>
+            <w:tcW w:w="798" w:type="dxa"/>
           </w:tcPr>
           <w:p>
             <w:pPr>
@@ -856,7 +947,7 @@
         </w:tc>
         <w:tc>
           <w:tcPr>
-            <w:tcW w:w="1170" w:type="dxa"/>
+            <w:tcW w:w="1027" w:type="dxa"/>
           </w:tcPr>
           <w:p>
             <w:pPr>
@@ -878,7 +969,7 @@
         </w:tc>
         <w:tc>
           <w:tcPr>
-            <w:tcW w:w="1620" w:type="dxa"/>
+            <w:tcW w:w="1363" w:type="dxa"/>
           </w:tcPr>
           <w:p>
             <w:pPr>
@@ -907,7 +998,7 @@
         </w:tc>
         <w:tc>
           <w:tcPr>
-            <w:tcW w:w="2430" w:type="dxa"/>
+            <w:tcW w:w="1315" w:type="dxa"/>
           </w:tcPr>
           <w:p>
             <w:pPr>
@@ -936,7 +1027,7 @@
         </w:tc>
         <w:tc>
           <w:tcPr>
-            <w:tcW w:w="3415" w:type="dxa"/>
+            <w:tcW w:w="2671" w:type="dxa"/>
           </w:tcPr>
           <w:p>
             <w:pPr>
@@ -953,6 +1044,35 @@
                 <w:bCs/>
               </w:rPr>
               <w:t>Results</w:t>
+            </w:r>
+          </w:p>
+        </w:tc>
+        <w:tc>
+          <w:tcPr>
+            <w:tcW w:w="2271" w:type="dxa"/>
+          </w:tcPr>
+          <w:p>
+            <w:pPr>
+              <w:pStyle w:val="ListParagraph"/>
+              <w:ind w:left="0"/>
+              <w:rPr>
+                <w:b/>
+                <w:bCs/>
+              </w:rPr>
+            </w:pPr>
+            <w:r>
+              <w:rPr>
+                <w:b/>
+                <w:bCs/>
+              </w:rPr>
+              <w:t xml:space="preserve">Sig </w:t>
+            </w:r>
+            <w:r>
+              <w:rPr>
+                <w:b/>
+                <w:bCs/>
+              </w:rPr>
+              <w:t>p-p</w:t>
             </w:r>
           </w:p>
         </w:tc>
@@ -960,7 +1080,7 @@
       <w:tr>
         <w:tc>
           <w:tcPr>
-            <w:tcW w:w="810" w:type="dxa"/>
+            <w:tcW w:w="798" w:type="dxa"/>
           </w:tcPr>
           <w:p>
             <w:pPr>
@@ -974,7 +1094,7 @@
         </w:tc>
         <w:tc>
           <w:tcPr>
-            <w:tcW w:w="1170" w:type="dxa"/>
+            <w:tcW w:w="1027" w:type="dxa"/>
           </w:tcPr>
           <w:p>
             <w:pPr>
@@ -988,7 +1108,7 @@
         </w:tc>
         <w:tc>
           <w:tcPr>
-            <w:tcW w:w="1620" w:type="dxa"/>
+            <w:tcW w:w="1363" w:type="dxa"/>
           </w:tcPr>
           <w:p>
             <w:pPr>
@@ -1002,7 +1122,7 @@
         </w:tc>
         <w:tc>
           <w:tcPr>
-            <w:tcW w:w="2430" w:type="dxa"/>
+            <w:tcW w:w="1315" w:type="dxa"/>
           </w:tcPr>
           <w:p>
             <w:pPr>
@@ -1016,15 +1136,41 @@
         </w:tc>
         <w:tc>
           <w:tcPr>
-            <w:tcW w:w="3415" w:type="dxa"/>
-          </w:tcPr>
-          <w:p>
-            <w:pPr>
-              <w:pStyle w:val="ListParagraph"/>
-              <w:ind w:left="0"/>
-            </w:pPr>
-            <w:r>
-              <w:t>Very strong ghost</w:t>
+            <w:tcW w:w="2671" w:type="dxa"/>
+          </w:tcPr>
+          <w:p>
+            <w:pPr>
+              <w:pStyle w:val="ListParagraph"/>
+              <w:ind w:left="0"/>
+            </w:pPr>
+            <w:r>
+              <w:t>Very strong ghost (</w:t>
+            </w:r>
+            <w:r>
+              <w:t>90</w:t>
+            </w:r>
+            <w:r>
+              <w:t>%)</w:t>
+            </w:r>
+          </w:p>
+        </w:tc>
+        <w:tc>
+          <w:tcPr>
+            <w:tcW w:w="2271" w:type="dxa"/>
+          </w:tcPr>
+          <w:p>
+            <w:pPr>
+              <w:pStyle w:val="ListParagraph"/>
+              <w:ind w:left="0"/>
+            </w:pPr>
+            <w:r>
+              <w:t>30</w:t>
+            </w:r>
+            <w:r>
+              <w:t>m</w:t>
+            </w:r>
+            <w:r>
+              <w:t>v</w:t>
             </w:r>
           </w:p>
         </w:tc>
@@ -1032,7 +1178,7 @@
       <w:tr>
         <w:tc>
           <w:tcPr>
-            <w:tcW w:w="810" w:type="dxa"/>
+            <w:tcW w:w="798" w:type="dxa"/>
           </w:tcPr>
           <w:p>
             <w:pPr>
@@ -1046,7 +1192,7 @@
         </w:tc>
         <w:tc>
           <w:tcPr>
-            <w:tcW w:w="1170" w:type="dxa"/>
+            <w:tcW w:w="1027" w:type="dxa"/>
           </w:tcPr>
           <w:p>
             <w:pPr>
@@ -1060,7 +1206,7 @@
         </w:tc>
         <w:tc>
           <w:tcPr>
-            <w:tcW w:w="1620" w:type="dxa"/>
+            <w:tcW w:w="1363" w:type="dxa"/>
           </w:tcPr>
           <w:p>
             <w:pPr>
@@ -1074,7 +1220,7 @@
         </w:tc>
         <w:tc>
           <w:tcPr>
-            <w:tcW w:w="2430" w:type="dxa"/>
+            <w:tcW w:w="1315" w:type="dxa"/>
           </w:tcPr>
           <w:p>
             <w:pPr>
@@ -1088,20 +1234,37 @@
         </w:tc>
         <w:tc>
           <w:tcPr>
-            <w:tcW w:w="3415" w:type="dxa"/>
-          </w:tcPr>
-          <w:p>
-            <w:pPr>
-              <w:pStyle w:val="ListParagraph"/>
-              <w:ind w:left="0"/>
-            </w:pPr>
+            <w:tcW w:w="2671" w:type="dxa"/>
+          </w:tcPr>
+          <w:p>
+            <w:pPr>
+              <w:pStyle w:val="ListParagraph"/>
+              <w:ind w:left="0"/>
+            </w:pPr>
+            <w:r>
+              <w:t>Very strong ghost (90%)</w:t>
+            </w:r>
+          </w:p>
+        </w:tc>
+        <w:tc>
+          <w:tcPr>
+            <w:tcW w:w="2271" w:type="dxa"/>
+          </w:tcPr>
+          <w:p>
+            <w:pPr>
+              <w:pStyle w:val="ListParagraph"/>
+              <w:ind w:left="0"/>
+            </w:pPr>
+            <w:r>
+              <w:t>80mv</w:t>
+            </w:r>
           </w:p>
         </w:tc>
       </w:tr>
       <w:tr>
         <w:tc>
           <w:tcPr>
-            <w:tcW w:w="810" w:type="dxa"/>
+            <w:tcW w:w="798" w:type="dxa"/>
           </w:tcPr>
           <w:p>
             <w:pPr>
@@ -1115,7 +1278,7 @@
         </w:tc>
         <w:tc>
           <w:tcPr>
-            <w:tcW w:w="1170" w:type="dxa"/>
+            <w:tcW w:w="1027" w:type="dxa"/>
           </w:tcPr>
           <w:p>
             <w:pPr>
@@ -1129,7 +1292,7 @@
         </w:tc>
         <w:tc>
           <w:tcPr>
-            <w:tcW w:w="1620" w:type="dxa"/>
+            <w:tcW w:w="1363" w:type="dxa"/>
           </w:tcPr>
           <w:p>
             <w:pPr>
@@ -1143,7 +1306,7 @@
         </w:tc>
         <w:tc>
           <w:tcPr>
-            <w:tcW w:w="2430" w:type="dxa"/>
+            <w:tcW w:w="1315" w:type="dxa"/>
           </w:tcPr>
           <w:p>
             <w:pPr>
@@ -1157,20 +1320,40 @@
         </w:tc>
         <w:tc>
           <w:tcPr>
-            <w:tcW w:w="3415" w:type="dxa"/>
-          </w:tcPr>
-          <w:p>
-            <w:pPr>
-              <w:pStyle w:val="ListParagraph"/>
-              <w:ind w:left="0"/>
-            </w:pPr>
+            <w:tcW w:w="2671" w:type="dxa"/>
+          </w:tcPr>
+          <w:p>
+            <w:pPr>
+              <w:pStyle w:val="ListParagraph"/>
+              <w:ind w:left="0"/>
+            </w:pPr>
+            <w:r>
+              <w:t>Very strong ghost (90%)</w:t>
+            </w:r>
+          </w:p>
+        </w:tc>
+        <w:tc>
+          <w:tcPr>
+            <w:tcW w:w="2271" w:type="dxa"/>
+          </w:tcPr>
+          <w:p>
+            <w:pPr>
+              <w:pStyle w:val="ListParagraph"/>
+              <w:ind w:left="0"/>
+            </w:pPr>
+            <w:r>
+              <w:t>60m</w:t>
+            </w:r>
+            <w:r>
+              <w:t>V</w:t>
+            </w:r>
           </w:p>
         </w:tc>
       </w:tr>
       <w:tr>
         <w:tc>
           <w:tcPr>
-            <w:tcW w:w="810" w:type="dxa"/>
+            <w:tcW w:w="798" w:type="dxa"/>
           </w:tcPr>
           <w:p>
             <w:pPr>
@@ -1184,7 +1367,7 @@
         </w:tc>
         <w:tc>
           <w:tcPr>
-            <w:tcW w:w="1170" w:type="dxa"/>
+            <w:tcW w:w="1027" w:type="dxa"/>
           </w:tcPr>
           <w:p>
             <w:pPr>
@@ -1198,7 +1381,7 @@
         </w:tc>
         <w:tc>
           <w:tcPr>
-            <w:tcW w:w="1620" w:type="dxa"/>
+            <w:tcW w:w="1363" w:type="dxa"/>
           </w:tcPr>
           <w:p>
             <w:pPr>
@@ -1212,7 +1395,7 @@
         </w:tc>
         <w:tc>
           <w:tcPr>
-            <w:tcW w:w="2430" w:type="dxa"/>
+            <w:tcW w:w="1315" w:type="dxa"/>
           </w:tcPr>
           <w:p>
             <w:pPr>
@@ -1226,34 +1409,55 @@
         </w:tc>
         <w:tc>
           <w:tcPr>
-            <w:tcW w:w="3415" w:type="dxa"/>
-          </w:tcPr>
-          <w:p>
-            <w:pPr>
-              <w:pStyle w:val="ListParagraph"/>
-              <w:ind w:left="0"/>
-            </w:pPr>
+            <w:tcW w:w="2671" w:type="dxa"/>
+          </w:tcPr>
+          <w:p>
+            <w:pPr>
+              <w:pStyle w:val="ListParagraph"/>
+              <w:ind w:left="0"/>
+            </w:pPr>
+            <w:r>
+              <w:t>Very strong ghost (90%)</w:t>
+            </w:r>
+            <w:r>
+              <w:t>. Ghost on second channel.</w:t>
+            </w:r>
+          </w:p>
+        </w:tc>
+        <w:tc>
+          <w:tcPr>
+            <w:tcW w:w="2271" w:type="dxa"/>
+          </w:tcPr>
+          <w:p>
+            <w:pPr>
+              <w:pStyle w:val="ListParagraph"/>
+              <w:ind w:left="0"/>
+            </w:pPr>
+            <w:r>
+              <w:t>80mv</w:t>
+            </w:r>
           </w:p>
         </w:tc>
       </w:tr>
       <w:tr>
         <w:tc>
           <w:tcPr>
-            <w:tcW w:w="810" w:type="dxa"/>
-          </w:tcPr>
-          <w:p>
-            <w:pPr>
-              <w:pStyle w:val="ListParagraph"/>
-              <w:ind w:left="0"/>
-            </w:pPr>
-            <w:r>
+            <w:tcW w:w="798" w:type="dxa"/>
+          </w:tcPr>
+          <w:p>
+            <w:pPr>
+              <w:pStyle w:val="ListParagraph"/>
+              <w:ind w:left="0"/>
+            </w:pPr>
+            <w:r>
+              <w:lastRenderedPageBreak/>
               <w:t>2</w:t>
             </w:r>
           </w:p>
         </w:tc>
         <w:tc>
           <w:tcPr>
-            <w:tcW w:w="1170" w:type="dxa"/>
+            <w:tcW w:w="1027" w:type="dxa"/>
           </w:tcPr>
           <w:p>
             <w:pPr>
@@ -1267,7 +1471,7 @@
         </w:tc>
         <w:tc>
           <w:tcPr>
-            <w:tcW w:w="1620" w:type="dxa"/>
+            <w:tcW w:w="1363" w:type="dxa"/>
           </w:tcPr>
           <w:p>
             <w:pPr>
@@ -1281,7 +1485,7 @@
         </w:tc>
         <w:tc>
           <w:tcPr>
-            <w:tcW w:w="2430" w:type="dxa"/>
+            <w:tcW w:w="1315" w:type="dxa"/>
           </w:tcPr>
           <w:p>
             <w:pPr>
@@ -1295,20 +1499,37 @@
         </w:tc>
         <w:tc>
           <w:tcPr>
-            <w:tcW w:w="3415" w:type="dxa"/>
-          </w:tcPr>
-          <w:p>
-            <w:pPr>
-              <w:pStyle w:val="ListParagraph"/>
-              <w:ind w:left="0"/>
-            </w:pPr>
+            <w:tcW w:w="2671" w:type="dxa"/>
+          </w:tcPr>
+          <w:p>
+            <w:pPr>
+              <w:pStyle w:val="ListParagraph"/>
+              <w:ind w:left="0"/>
+            </w:pPr>
+            <w:r>
+              <w:t>Strong ghost (50%)</w:t>
+            </w:r>
+          </w:p>
+        </w:tc>
+        <w:tc>
+          <w:tcPr>
+            <w:tcW w:w="2271" w:type="dxa"/>
+          </w:tcPr>
+          <w:p>
+            <w:pPr>
+              <w:pStyle w:val="ListParagraph"/>
+              <w:ind w:left="0"/>
+            </w:pPr>
+            <w:r>
+              <w:t>180mv</w:t>
+            </w:r>
           </w:p>
         </w:tc>
       </w:tr>
       <w:tr>
         <w:tc>
           <w:tcPr>
-            <w:tcW w:w="810" w:type="dxa"/>
+            <w:tcW w:w="798" w:type="dxa"/>
           </w:tcPr>
           <w:p>
             <w:pPr>
@@ -1322,7 +1543,7 @@
         </w:tc>
         <w:tc>
           <w:tcPr>
-            <w:tcW w:w="1170" w:type="dxa"/>
+            <w:tcW w:w="1027" w:type="dxa"/>
           </w:tcPr>
           <w:p>
             <w:pPr>
@@ -1336,7 +1557,7 @@
         </w:tc>
         <w:tc>
           <w:tcPr>
-            <w:tcW w:w="1620" w:type="dxa"/>
+            <w:tcW w:w="1363" w:type="dxa"/>
           </w:tcPr>
           <w:p>
             <w:pPr>
@@ -1350,7 +1571,7 @@
         </w:tc>
         <w:tc>
           <w:tcPr>
-            <w:tcW w:w="2430" w:type="dxa"/>
+            <w:tcW w:w="1315" w:type="dxa"/>
           </w:tcPr>
           <w:p>
             <w:pPr>
@@ -1364,20 +1585,37 @@
         </w:tc>
         <w:tc>
           <w:tcPr>
-            <w:tcW w:w="3415" w:type="dxa"/>
-          </w:tcPr>
-          <w:p>
-            <w:pPr>
-              <w:pStyle w:val="ListParagraph"/>
-              <w:ind w:left="0"/>
-            </w:pPr>
+            <w:tcW w:w="2671" w:type="dxa"/>
+          </w:tcPr>
+          <w:p>
+            <w:pPr>
+              <w:pStyle w:val="ListParagraph"/>
+              <w:ind w:left="0"/>
+            </w:pPr>
+            <w:r>
+              <w:t>Ghost (30%)</w:t>
+            </w:r>
+          </w:p>
+        </w:tc>
+        <w:tc>
+          <w:tcPr>
+            <w:tcW w:w="2271" w:type="dxa"/>
+          </w:tcPr>
+          <w:p>
+            <w:pPr>
+              <w:pStyle w:val="ListParagraph"/>
+              <w:ind w:left="0"/>
+            </w:pPr>
+            <w:r>
+              <w:t>150mv</w:t>
+            </w:r>
           </w:p>
         </w:tc>
       </w:tr>
       <w:tr>
         <w:tc>
           <w:tcPr>
-            <w:tcW w:w="810" w:type="dxa"/>
+            <w:tcW w:w="798" w:type="dxa"/>
           </w:tcPr>
           <w:p>
             <w:pPr>
@@ -1391,7 +1629,7 @@
         </w:tc>
         <w:tc>
           <w:tcPr>
-            <w:tcW w:w="1170" w:type="dxa"/>
+            <w:tcW w:w="1027" w:type="dxa"/>
           </w:tcPr>
           <w:p>
             <w:pPr>
@@ -1405,7 +1643,7 @@
         </w:tc>
         <w:tc>
           <w:tcPr>
-            <w:tcW w:w="1620" w:type="dxa"/>
+            <w:tcW w:w="1363" w:type="dxa"/>
           </w:tcPr>
           <w:p>
             <w:pPr>
@@ -1419,7 +1657,7 @@
         </w:tc>
         <w:tc>
           <w:tcPr>
-            <w:tcW w:w="2430" w:type="dxa"/>
+            <w:tcW w:w="1315" w:type="dxa"/>
           </w:tcPr>
           <w:p>
             <w:pPr>
@@ -1433,20 +1671,37 @@
         </w:tc>
         <w:tc>
           <w:tcPr>
-            <w:tcW w:w="3415" w:type="dxa"/>
-          </w:tcPr>
-          <w:p>
-            <w:pPr>
-              <w:pStyle w:val="ListParagraph"/>
-              <w:ind w:left="0"/>
-            </w:pPr>
+            <w:tcW w:w="2671" w:type="dxa"/>
+          </w:tcPr>
+          <w:p>
+            <w:pPr>
+              <w:pStyle w:val="ListParagraph"/>
+              <w:ind w:left="0"/>
+            </w:pPr>
+            <w:r>
+              <w:t>Ghost (30%)</w:t>
+            </w:r>
+          </w:p>
+        </w:tc>
+        <w:tc>
+          <w:tcPr>
+            <w:tcW w:w="2271" w:type="dxa"/>
+          </w:tcPr>
+          <w:p>
+            <w:pPr>
+              <w:pStyle w:val="ListParagraph"/>
+              <w:ind w:left="0"/>
+            </w:pPr>
+            <w:r>
+              <w:t>250mv</w:t>
+            </w:r>
           </w:p>
         </w:tc>
       </w:tr>
       <w:tr>
         <w:tc>
           <w:tcPr>
-            <w:tcW w:w="810" w:type="dxa"/>
+            <w:tcW w:w="798" w:type="dxa"/>
           </w:tcPr>
           <w:p>
             <w:pPr>
@@ -1460,7 +1715,7 @@
         </w:tc>
         <w:tc>
           <w:tcPr>
-            <w:tcW w:w="1170" w:type="dxa"/>
+            <w:tcW w:w="1027" w:type="dxa"/>
           </w:tcPr>
           <w:p>
             <w:pPr>
@@ -1474,7 +1729,7 @@
         </w:tc>
         <w:tc>
           <w:tcPr>
-            <w:tcW w:w="1620" w:type="dxa"/>
+            <w:tcW w:w="1363" w:type="dxa"/>
           </w:tcPr>
           <w:p>
             <w:pPr>
@@ -1488,7 +1743,7 @@
         </w:tc>
         <w:tc>
           <w:tcPr>
-            <w:tcW w:w="2430" w:type="dxa"/>
+            <w:tcW w:w="1315" w:type="dxa"/>
           </w:tcPr>
           <w:p>
             <w:pPr>
@@ -1502,23 +1757,39 @@
         </w:tc>
         <w:tc>
           <w:tcPr>
-            <w:tcW w:w="3415" w:type="dxa"/>
-          </w:tcPr>
-          <w:p>
-            <w:pPr>
-              <w:pStyle w:val="ListParagraph"/>
-              <w:ind w:left="0"/>
-            </w:pPr>
+            <w:tcW w:w="2671" w:type="dxa"/>
+          </w:tcPr>
+          <w:p>
+            <w:pPr>
+              <w:pStyle w:val="ListParagraph"/>
+              <w:ind w:left="0"/>
+            </w:pPr>
+            <w:r>
+              <w:t>Ghost (30%)</w:t>
+            </w:r>
+            <w:r>
+              <w:t>. Hardly any ghost on second channel.</w:t>
+            </w:r>
+          </w:p>
+        </w:tc>
+        <w:tc>
+          <w:tcPr>
+            <w:tcW w:w="2271" w:type="dxa"/>
+          </w:tcPr>
+          <w:p>
+            <w:pPr>
+              <w:pStyle w:val="ListParagraph"/>
+              <w:ind w:left="0"/>
+            </w:pPr>
+            <w:r>
+              <w:t>100mv</w:t>
+            </w:r>
           </w:p>
         </w:tc>
       </w:tr>
     </w:tbl>
     <w:p/>
-    <w:p>
-      <w:r>
-        <w:br w:type="page"/>
-      </w:r>
-    </w:p>
+    <w:p/>
     <w:p>
       <w:pPr>
         <w:rPr>
@@ -1529,17 +1800,56 @@
         <w:rPr>
           <w:u w:val="single"/>
         </w:rPr>
+        <w:br w:type="page"/>
+      </w:r>
+    </w:p>
+    <w:p>
+      <w:pPr>
+        <w:rPr>
+          <w:b/>
+          <w:bCs/>
+          <w:u w:val="single"/>
+        </w:rPr>
+      </w:pPr>
+      <w:r>
+        <w:rPr>
+          <w:b/>
+          <w:bCs/>
+          <w:u w:val="single"/>
+        </w:rPr>
         <w:lastRenderedPageBreak/>
-        <w:t xml:space="preserve">Results with Vmid </w:t>
-      </w:r>
+        <w:t xml:space="preserve">Results with </w:t>
+      </w:r>
+      <w:proofErr w:type="spellStart"/>
       <w:r>
         <w:rPr>
+          <w:b/>
+          <w:bCs/>
+          <w:u w:val="single"/>
+        </w:rPr>
+        <w:t>Vmid</w:t>
+      </w:r>
+      <w:proofErr w:type="spellEnd"/>
+      <w:r>
+        <w:rPr>
+          <w:b/>
+          <w:bCs/>
+          <w:u w:val="single"/>
+        </w:rPr>
+        <w:t xml:space="preserve"> </w:t>
+      </w:r>
+      <w:r>
+        <w:rPr>
+          <w:b/>
+          <w:bCs/>
           <w:u w:val="single"/>
         </w:rPr>
         <w:t>ON</w:t>
       </w:r>
       <w:r>
         <w:rPr>
+          <w:b/>
+          <w:bCs/>
           <w:u w:val="single"/>
         </w:rPr>
         <w:t>:</w:t>
@@ -1547,18 +1857,39 @@
     </w:p>
     <w:p>
       <w:r>
-        <w:t xml:space="preserve">Sensor settling time = </w:t>
-      </w:r>
-      <w:r>
-        <w:t>1</w:t>
-      </w:r>
-      <w:r>
-        <w:t>us.</w:t>
+        <w:t>Sensor settling time = 5us. ADC scan.</w:t>
       </w:r>
     </w:p>
     <w:p>
-      <w:r>
-        <w:t>Vmid settling time = 0</w:t>
+      <w:proofErr w:type="spellStart"/>
+      <w:r>
+        <w:t>Vmid</w:t>
+      </w:r>
+      <w:proofErr w:type="spellEnd"/>
+      <w:r>
+        <w:t xml:space="preserve"> settling time = 0 (+ ADC scan time</w:t>
+      </w:r>
+      <w:r>
+        <w:t xml:space="preserve"> </w:t>
+      </w:r>
+      <w:r>
+        <w:t xml:space="preserve">after </w:t>
+      </w:r>
+      <w:proofErr w:type="spellStart"/>
+      <w:r>
+        <w:t>vmid</w:t>
+      </w:r>
+      <w:proofErr w:type="spellEnd"/>
+      <w:r>
+        <w:t xml:space="preserve"> switching).</w:t>
+      </w:r>
+      <w:r>
+        <w:t>).</w:t>
+      </w:r>
+    </w:p>
+    <w:p>
+      <w:r>
+        <w:t>Sample interval 5us. SPS 4140Hz</w:t>
       </w:r>
     </w:p>
     <w:p/>
@@ -1570,16 +1901,17 @@
         <w:tblLook w:val="04A0" w:firstRow="1" w:lastRow="0" w:firstColumn="1" w:lastColumn="0" w:noHBand="0" w:noVBand="1"/>
       </w:tblPr>
       <w:tblGrid>
-        <w:gridCol w:w="810"/>
-        <w:gridCol w:w="1170"/>
-        <w:gridCol w:w="1620"/>
-        <w:gridCol w:w="2430"/>
-        <w:gridCol w:w="3415"/>
+        <w:gridCol w:w="798"/>
+        <w:gridCol w:w="1027"/>
+        <w:gridCol w:w="1363"/>
+        <w:gridCol w:w="1315"/>
+        <w:gridCol w:w="2671"/>
+        <w:gridCol w:w="2271"/>
       </w:tblGrid>
       <w:tr>
         <w:tc>
           <w:tcPr>
-            <w:tcW w:w="810" w:type="dxa"/>
+            <w:tcW w:w="798" w:type="dxa"/>
           </w:tcPr>
           <w:p>
             <w:pPr>
@@ -1601,7 +1933,7 @@
         </w:tc>
         <w:tc>
           <w:tcPr>
-            <w:tcW w:w="1170" w:type="dxa"/>
+            <w:tcW w:w="1027" w:type="dxa"/>
           </w:tcPr>
           <w:p>
             <w:pPr>
@@ -1623,7 +1955,7 @@
         </w:tc>
         <w:tc>
           <w:tcPr>
-            <w:tcW w:w="1620" w:type="dxa"/>
+            <w:tcW w:w="1363" w:type="dxa"/>
           </w:tcPr>
           <w:p>
             <w:pPr>
@@ -1652,7 +1984,7 @@
         </w:tc>
         <w:tc>
           <w:tcPr>
-            <w:tcW w:w="2430" w:type="dxa"/>
+            <w:tcW w:w="1315" w:type="dxa"/>
           </w:tcPr>
           <w:p>
             <w:pPr>
@@ -1681,7 +2013,7 @@
         </w:tc>
         <w:tc>
           <w:tcPr>
-            <w:tcW w:w="3415" w:type="dxa"/>
+            <w:tcW w:w="2671" w:type="dxa"/>
           </w:tcPr>
           <w:p>
             <w:pPr>
@@ -1698,6 +2030,28 @@
                 <w:bCs/>
               </w:rPr>
               <w:t>Results</w:t>
+            </w:r>
+          </w:p>
+        </w:tc>
+        <w:tc>
+          <w:tcPr>
+            <w:tcW w:w="2271" w:type="dxa"/>
+          </w:tcPr>
+          <w:p>
+            <w:pPr>
+              <w:pStyle w:val="ListParagraph"/>
+              <w:ind w:left="0"/>
+              <w:rPr>
+                <w:b/>
+                <w:bCs/>
+              </w:rPr>
+            </w:pPr>
+            <w:r>
+              <w:rPr>
+                <w:b/>
+                <w:bCs/>
+              </w:rPr>
+              <w:t>Sig p-p</w:t>
             </w:r>
           </w:p>
         </w:tc>
@@ -1705,7 +2059,7 @@
       <w:tr>
         <w:tc>
           <w:tcPr>
-            <w:tcW w:w="810" w:type="dxa"/>
+            <w:tcW w:w="798" w:type="dxa"/>
           </w:tcPr>
           <w:p>
             <w:pPr>
@@ -1719,21 +2073,27 @@
         </w:tc>
         <w:tc>
           <w:tcPr>
-            <w:tcW w:w="1170" w:type="dxa"/>
-          </w:tcPr>
-          <w:p>
-            <w:pPr>
-              <w:pStyle w:val="ListParagraph"/>
-              <w:ind w:left="0"/>
-            </w:pPr>
-            <w:r>
-              <w:t>1 470K)</w:t>
-            </w:r>
-          </w:p>
-        </w:tc>
-        <w:tc>
-          <w:tcPr>
-            <w:tcW w:w="1620" w:type="dxa"/>
+            <w:tcW w:w="1027" w:type="dxa"/>
+          </w:tcPr>
+          <w:p>
+            <w:pPr>
+              <w:pStyle w:val="ListParagraph"/>
+              <w:ind w:left="0"/>
+            </w:pPr>
+            <w:r>
+              <w:t>1</w:t>
+            </w:r>
+            <w:r>
+              <w:t xml:space="preserve"> (</w:t>
+            </w:r>
+            <w:r>
+              <w:t>470K)</w:t>
+            </w:r>
+          </w:p>
+        </w:tc>
+        <w:tc>
+          <w:tcPr>
+            <w:tcW w:w="1363" w:type="dxa"/>
           </w:tcPr>
           <w:p>
             <w:pPr>
@@ -1747,7 +2107,7 @@
         </w:tc>
         <w:tc>
           <w:tcPr>
-            <w:tcW w:w="2430" w:type="dxa"/>
+            <w:tcW w:w="1315" w:type="dxa"/>
           </w:tcPr>
           <w:p>
             <w:pPr>
@@ -1761,18 +2121,29 @@
         </w:tc>
         <w:tc>
           <w:tcPr>
-            <w:tcW w:w="3415" w:type="dxa"/>
-          </w:tcPr>
-          <w:p>
-            <w:pPr>
-              <w:pStyle w:val="ListParagraph"/>
-              <w:ind w:left="0"/>
-            </w:pPr>
-            <w:r>
-              <w:t>No</w:t>
-            </w:r>
-            <w:r>
-              <w:t xml:space="preserve"> ghost</w:t>
+            <w:tcW w:w="2671" w:type="dxa"/>
+          </w:tcPr>
+          <w:p>
+            <w:pPr>
+              <w:pStyle w:val="ListParagraph"/>
+              <w:ind w:left="0"/>
+            </w:pPr>
+            <w:r>
+              <w:t>No ghost</w:t>
+            </w:r>
+          </w:p>
+        </w:tc>
+        <w:tc>
+          <w:tcPr>
+            <w:tcW w:w="2271" w:type="dxa"/>
+          </w:tcPr>
+          <w:p>
+            <w:pPr>
+              <w:pStyle w:val="ListParagraph"/>
+              <w:ind w:left="0"/>
+            </w:pPr>
+            <w:r>
+              <w:t>30mv</w:t>
             </w:r>
           </w:p>
         </w:tc>
@@ -1780,7 +2151,7 @@
       <w:tr>
         <w:tc>
           <w:tcPr>
-            <w:tcW w:w="810" w:type="dxa"/>
+            <w:tcW w:w="798" w:type="dxa"/>
           </w:tcPr>
           <w:p>
             <w:pPr>
@@ -1794,7 +2165,7 @@
         </w:tc>
         <w:tc>
           <w:tcPr>
-            <w:tcW w:w="1170" w:type="dxa"/>
+            <w:tcW w:w="1027" w:type="dxa"/>
           </w:tcPr>
           <w:p>
             <w:pPr>
@@ -1808,7 +2179,7 @@
         </w:tc>
         <w:tc>
           <w:tcPr>
-            <w:tcW w:w="1620" w:type="dxa"/>
+            <w:tcW w:w="1363" w:type="dxa"/>
           </w:tcPr>
           <w:p>
             <w:pPr>
@@ -1822,7 +2193,7 @@
         </w:tc>
         <w:tc>
           <w:tcPr>
-            <w:tcW w:w="2430" w:type="dxa"/>
+            <w:tcW w:w="1315" w:type="dxa"/>
           </w:tcPr>
           <w:p>
             <w:pPr>
@@ -1836,20 +2207,40 @@
         </w:tc>
         <w:tc>
           <w:tcPr>
-            <w:tcW w:w="3415" w:type="dxa"/>
-          </w:tcPr>
-          <w:p>
-            <w:pPr>
-              <w:pStyle w:val="ListParagraph"/>
-              <w:ind w:left="0"/>
-            </w:pPr>
+            <w:tcW w:w="2671" w:type="dxa"/>
+          </w:tcPr>
+          <w:p>
+            <w:pPr>
+              <w:pStyle w:val="ListParagraph"/>
+              <w:ind w:left="0"/>
+            </w:pPr>
+            <w:r>
+              <w:t>No ghost</w:t>
+            </w:r>
+          </w:p>
+        </w:tc>
+        <w:tc>
+          <w:tcPr>
+            <w:tcW w:w="2271" w:type="dxa"/>
+          </w:tcPr>
+          <w:p>
+            <w:pPr>
+              <w:pStyle w:val="ListParagraph"/>
+              <w:ind w:left="0"/>
+            </w:pPr>
+            <w:r>
+              <w:t>6</w:t>
+            </w:r>
+            <w:r>
+              <w:t>0mv</w:t>
+            </w:r>
           </w:p>
         </w:tc>
       </w:tr>
       <w:tr>
         <w:tc>
           <w:tcPr>
-            <w:tcW w:w="810" w:type="dxa"/>
+            <w:tcW w:w="798" w:type="dxa"/>
           </w:tcPr>
           <w:p>
             <w:pPr>
@@ -1863,7 +2254,7 @@
         </w:tc>
         <w:tc>
           <w:tcPr>
-            <w:tcW w:w="1170" w:type="dxa"/>
+            <w:tcW w:w="1027" w:type="dxa"/>
           </w:tcPr>
           <w:p>
             <w:pPr>
@@ -1877,7 +2268,7 @@
         </w:tc>
         <w:tc>
           <w:tcPr>
-            <w:tcW w:w="1620" w:type="dxa"/>
+            <w:tcW w:w="1363" w:type="dxa"/>
           </w:tcPr>
           <w:p>
             <w:pPr>
@@ -1891,7 +2282,7 @@
         </w:tc>
         <w:tc>
           <w:tcPr>
-            <w:tcW w:w="2430" w:type="dxa"/>
+            <w:tcW w:w="1315" w:type="dxa"/>
           </w:tcPr>
           <w:p>
             <w:pPr>
@@ -1905,20 +2296,40 @@
         </w:tc>
         <w:tc>
           <w:tcPr>
-            <w:tcW w:w="3415" w:type="dxa"/>
-          </w:tcPr>
-          <w:p>
-            <w:pPr>
-              <w:pStyle w:val="ListParagraph"/>
-              <w:ind w:left="0"/>
-            </w:pPr>
+            <w:tcW w:w="2671" w:type="dxa"/>
+          </w:tcPr>
+          <w:p>
+            <w:pPr>
+              <w:pStyle w:val="ListParagraph"/>
+              <w:ind w:left="0"/>
+            </w:pPr>
+            <w:r>
+              <w:t>No ghost</w:t>
+            </w:r>
+          </w:p>
+        </w:tc>
+        <w:tc>
+          <w:tcPr>
+            <w:tcW w:w="2271" w:type="dxa"/>
+          </w:tcPr>
+          <w:p>
+            <w:pPr>
+              <w:pStyle w:val="ListParagraph"/>
+              <w:ind w:left="0"/>
+            </w:pPr>
+            <w:r>
+              <w:t>4</w:t>
+            </w:r>
+            <w:r>
+              <w:t>0mV</w:t>
+            </w:r>
           </w:p>
         </w:tc>
       </w:tr>
       <w:tr>
         <w:tc>
           <w:tcPr>
-            <w:tcW w:w="810" w:type="dxa"/>
+            <w:tcW w:w="798" w:type="dxa"/>
           </w:tcPr>
           <w:p>
             <w:pPr>
@@ -1932,7 +2343,7 @@
         </w:tc>
         <w:tc>
           <w:tcPr>
-            <w:tcW w:w="1170" w:type="dxa"/>
+            <w:tcW w:w="1027" w:type="dxa"/>
           </w:tcPr>
           <w:p>
             <w:pPr>
@@ -1946,7 +2357,7 @@
         </w:tc>
         <w:tc>
           <w:tcPr>
-            <w:tcW w:w="1620" w:type="dxa"/>
+            <w:tcW w:w="1363" w:type="dxa"/>
           </w:tcPr>
           <w:p>
             <w:pPr>
@@ -1960,7 +2371,7 @@
         </w:tc>
         <w:tc>
           <w:tcPr>
-            <w:tcW w:w="2430" w:type="dxa"/>
+            <w:tcW w:w="1315" w:type="dxa"/>
           </w:tcPr>
           <w:p>
             <w:pPr>
@@ -1974,20 +2385,40 @@
         </w:tc>
         <w:tc>
           <w:tcPr>
-            <w:tcW w:w="3415" w:type="dxa"/>
-          </w:tcPr>
-          <w:p>
-            <w:pPr>
-              <w:pStyle w:val="ListParagraph"/>
-              <w:ind w:left="0"/>
-            </w:pPr>
+            <w:tcW w:w="2671" w:type="dxa"/>
+          </w:tcPr>
+          <w:p>
+            <w:pPr>
+              <w:pStyle w:val="ListParagraph"/>
+              <w:ind w:left="0"/>
+            </w:pPr>
+            <w:r>
+              <w:t>No ghost</w:t>
+            </w:r>
+          </w:p>
+        </w:tc>
+        <w:tc>
+          <w:tcPr>
+            <w:tcW w:w="2271" w:type="dxa"/>
+          </w:tcPr>
+          <w:p>
+            <w:pPr>
+              <w:pStyle w:val="ListParagraph"/>
+              <w:ind w:left="0"/>
+            </w:pPr>
+            <w:r>
+              <w:t>4</w:t>
+            </w:r>
+            <w:r>
+              <w:t>0mv</w:t>
+            </w:r>
           </w:p>
         </w:tc>
       </w:tr>
       <w:tr>
         <w:tc>
           <w:tcPr>
-            <w:tcW w:w="810" w:type="dxa"/>
+            <w:tcW w:w="798" w:type="dxa"/>
           </w:tcPr>
           <w:p>
             <w:pPr>
@@ -2001,7 +2432,7 @@
         </w:tc>
         <w:tc>
           <w:tcPr>
-            <w:tcW w:w="1170" w:type="dxa"/>
+            <w:tcW w:w="1027" w:type="dxa"/>
           </w:tcPr>
           <w:p>
             <w:pPr>
@@ -2015,7 +2446,7 @@
         </w:tc>
         <w:tc>
           <w:tcPr>
-            <w:tcW w:w="1620" w:type="dxa"/>
+            <w:tcW w:w="1363" w:type="dxa"/>
           </w:tcPr>
           <w:p>
             <w:pPr>
@@ -2029,7 +2460,7 @@
         </w:tc>
         <w:tc>
           <w:tcPr>
-            <w:tcW w:w="2430" w:type="dxa"/>
+            <w:tcW w:w="1315" w:type="dxa"/>
           </w:tcPr>
           <w:p>
             <w:pPr>
@@ -2043,20 +2474,37 @@
         </w:tc>
         <w:tc>
           <w:tcPr>
-            <w:tcW w:w="3415" w:type="dxa"/>
-          </w:tcPr>
-          <w:p>
-            <w:pPr>
-              <w:pStyle w:val="ListParagraph"/>
-              <w:ind w:left="0"/>
-            </w:pPr>
+            <w:tcW w:w="2671" w:type="dxa"/>
+          </w:tcPr>
+          <w:p>
+            <w:pPr>
+              <w:pStyle w:val="ListParagraph"/>
+              <w:ind w:left="0"/>
+            </w:pPr>
+            <w:r>
+              <w:t>No ghost</w:t>
+            </w:r>
+          </w:p>
+        </w:tc>
+        <w:tc>
+          <w:tcPr>
+            <w:tcW w:w="2271" w:type="dxa"/>
+          </w:tcPr>
+          <w:p>
+            <w:pPr>
+              <w:pStyle w:val="ListParagraph"/>
+              <w:ind w:left="0"/>
+            </w:pPr>
+            <w:r>
+              <w:t>180mv</w:t>
+            </w:r>
           </w:p>
         </w:tc>
       </w:tr>
       <w:tr>
         <w:tc>
           <w:tcPr>
-            <w:tcW w:w="810" w:type="dxa"/>
+            <w:tcW w:w="798" w:type="dxa"/>
           </w:tcPr>
           <w:p>
             <w:pPr>
@@ -2070,7 +2518,7 @@
         </w:tc>
         <w:tc>
           <w:tcPr>
-            <w:tcW w:w="1170" w:type="dxa"/>
+            <w:tcW w:w="1027" w:type="dxa"/>
           </w:tcPr>
           <w:p>
             <w:pPr>
@@ -2084,7 +2532,7 @@
         </w:tc>
         <w:tc>
           <w:tcPr>
-            <w:tcW w:w="1620" w:type="dxa"/>
+            <w:tcW w:w="1363" w:type="dxa"/>
           </w:tcPr>
           <w:p>
             <w:pPr>
@@ -2098,7 +2546,7 @@
         </w:tc>
         <w:tc>
           <w:tcPr>
-            <w:tcW w:w="2430" w:type="dxa"/>
+            <w:tcW w:w="1315" w:type="dxa"/>
           </w:tcPr>
           <w:p>
             <w:pPr>
@@ -2112,20 +2560,37 @@
         </w:tc>
         <w:tc>
           <w:tcPr>
-            <w:tcW w:w="3415" w:type="dxa"/>
-          </w:tcPr>
-          <w:p>
-            <w:pPr>
-              <w:pStyle w:val="ListParagraph"/>
-              <w:ind w:left="0"/>
-            </w:pPr>
+            <w:tcW w:w="2671" w:type="dxa"/>
+          </w:tcPr>
+          <w:p>
+            <w:pPr>
+              <w:pStyle w:val="ListParagraph"/>
+              <w:ind w:left="0"/>
+            </w:pPr>
+            <w:r>
+              <w:t>No ghost</w:t>
+            </w:r>
+          </w:p>
+        </w:tc>
+        <w:tc>
+          <w:tcPr>
+            <w:tcW w:w="2271" w:type="dxa"/>
+          </w:tcPr>
+          <w:p>
+            <w:pPr>
+              <w:pStyle w:val="ListParagraph"/>
+              <w:ind w:left="0"/>
+            </w:pPr>
+            <w:r>
+              <w:t>150mv</w:t>
+            </w:r>
           </w:p>
         </w:tc>
       </w:tr>
       <w:tr>
         <w:tc>
           <w:tcPr>
-            <w:tcW w:w="810" w:type="dxa"/>
+            <w:tcW w:w="798" w:type="dxa"/>
           </w:tcPr>
           <w:p>
             <w:pPr>
@@ -2139,7 +2604,7 @@
         </w:tc>
         <w:tc>
           <w:tcPr>
-            <w:tcW w:w="1170" w:type="dxa"/>
+            <w:tcW w:w="1027" w:type="dxa"/>
           </w:tcPr>
           <w:p>
             <w:pPr>
@@ -2153,7 +2618,7 @@
         </w:tc>
         <w:tc>
           <w:tcPr>
-            <w:tcW w:w="1620" w:type="dxa"/>
+            <w:tcW w:w="1363" w:type="dxa"/>
           </w:tcPr>
           <w:p>
             <w:pPr>
@@ -2167,7 +2632,7 @@
         </w:tc>
         <w:tc>
           <w:tcPr>
-            <w:tcW w:w="2430" w:type="dxa"/>
+            <w:tcW w:w="1315" w:type="dxa"/>
           </w:tcPr>
           <w:p>
             <w:pPr>
@@ -2181,20 +2646,37 @@
         </w:tc>
         <w:tc>
           <w:tcPr>
-            <w:tcW w:w="3415" w:type="dxa"/>
-          </w:tcPr>
-          <w:p>
-            <w:pPr>
-              <w:pStyle w:val="ListParagraph"/>
-              <w:ind w:left="0"/>
-            </w:pPr>
+            <w:tcW w:w="2671" w:type="dxa"/>
+          </w:tcPr>
+          <w:p>
+            <w:pPr>
+              <w:pStyle w:val="ListParagraph"/>
+              <w:ind w:left="0"/>
+            </w:pPr>
+            <w:r>
+              <w:t>Very small ghost (&lt;5%)</w:t>
+            </w:r>
+          </w:p>
+        </w:tc>
+        <w:tc>
+          <w:tcPr>
+            <w:tcW w:w="2271" w:type="dxa"/>
+          </w:tcPr>
+          <w:p>
+            <w:pPr>
+              <w:pStyle w:val="ListParagraph"/>
+              <w:ind w:left="0"/>
+            </w:pPr>
+            <w:r>
+              <w:t>250mv</w:t>
+            </w:r>
           </w:p>
         </w:tc>
       </w:tr>
       <w:tr>
         <w:tc>
           <w:tcPr>
-            <w:tcW w:w="810" w:type="dxa"/>
+            <w:tcW w:w="798" w:type="dxa"/>
           </w:tcPr>
           <w:p>
             <w:pPr>
@@ -2208,7 +2690,7 @@
         </w:tc>
         <w:tc>
           <w:tcPr>
-            <w:tcW w:w="1170" w:type="dxa"/>
+            <w:tcW w:w="1027" w:type="dxa"/>
           </w:tcPr>
           <w:p>
             <w:pPr>
@@ -2222,7 +2704,7 @@
         </w:tc>
         <w:tc>
           <w:tcPr>
-            <w:tcW w:w="1620" w:type="dxa"/>
+            <w:tcW w:w="1363" w:type="dxa"/>
           </w:tcPr>
           <w:p>
             <w:pPr>
@@ -2236,7 +2718,7 @@
         </w:tc>
         <w:tc>
           <w:tcPr>
-            <w:tcW w:w="2430" w:type="dxa"/>
+            <w:tcW w:w="1315" w:type="dxa"/>
           </w:tcPr>
           <w:p>
             <w:pPr>
@@ -2250,13 +2732,3825 @@
         </w:tc>
         <w:tc>
           <w:tcPr>
-            <w:tcW w:w="3415" w:type="dxa"/>
-          </w:tcPr>
-          <w:p>
-            <w:pPr>
-              <w:pStyle w:val="ListParagraph"/>
-              <w:ind w:left="0"/>
-            </w:pPr>
+            <w:tcW w:w="2671" w:type="dxa"/>
+          </w:tcPr>
+          <w:p>
+            <w:pPr>
+              <w:pStyle w:val="ListParagraph"/>
+              <w:ind w:left="0"/>
+            </w:pPr>
+            <w:r>
+              <w:t>No ghost</w:t>
+            </w:r>
+          </w:p>
+        </w:tc>
+        <w:tc>
+          <w:tcPr>
+            <w:tcW w:w="2271" w:type="dxa"/>
+          </w:tcPr>
+          <w:p>
+            <w:pPr>
+              <w:pStyle w:val="ListParagraph"/>
+              <w:ind w:left="0"/>
+            </w:pPr>
+            <w:r>
+              <w:t>100mv</w:t>
+            </w:r>
+          </w:p>
+        </w:tc>
+      </w:tr>
+    </w:tbl>
+    <w:p/>
+    <w:p>
+      <w:r>
+        <w:br w:type="page"/>
+      </w:r>
+    </w:p>
+    <w:p>
+      <w:pPr>
+        <w:rPr>
+          <w:b/>
+          <w:bCs/>
+        </w:rPr>
+      </w:pPr>
+      <w:r>
+        <w:lastRenderedPageBreak/>
+        <w:t xml:space="preserve">Sensor settling time = 5us. </w:t>
+      </w:r>
+      <w:r>
+        <w:rPr>
+          <w:b/>
+          <w:bCs/>
+        </w:rPr>
+        <w:t>MUX</w:t>
+      </w:r>
+      <w:r>
+        <w:rPr>
+          <w:b/>
+          <w:bCs/>
+        </w:rPr>
+        <w:t xml:space="preserve"> scan.</w:t>
+      </w:r>
+    </w:p>
+    <w:p>
+      <w:proofErr w:type="spellStart"/>
+      <w:r>
+        <w:t>Vmid</w:t>
+      </w:r>
+      <w:proofErr w:type="spellEnd"/>
+      <w:r>
+        <w:t xml:space="preserve"> settling time = 0 (+ ADC scan time</w:t>
+      </w:r>
+      <w:r>
+        <w:t xml:space="preserve"> </w:t>
+      </w:r>
+      <w:r>
+        <w:t xml:space="preserve">after </w:t>
+      </w:r>
+      <w:proofErr w:type="spellStart"/>
+      <w:r>
+        <w:t>vmid</w:t>
+      </w:r>
+      <w:proofErr w:type="spellEnd"/>
+      <w:r>
+        <w:t xml:space="preserve"> switching).</w:t>
+      </w:r>
+      <w:r>
+        <w:t>).</w:t>
+      </w:r>
+    </w:p>
+    <w:p>
+      <w:r>
+        <w:t xml:space="preserve">Sample interval </w:t>
+      </w:r>
+      <w:r>
+        <w:t>4</w:t>
+      </w:r>
+      <w:r>
+        <w:t xml:space="preserve">us. SPS </w:t>
+      </w:r>
+      <w:r>
+        <w:t>5000</w:t>
+      </w:r>
+      <w:r>
+        <w:t>Hz</w:t>
+      </w:r>
+    </w:p>
+    <w:p/>
+    <w:tbl>
+      <w:tblPr>
+        <w:tblStyle w:val="TableGrid"/>
+        <w:tblW w:w="0" w:type="auto"/>
+        <w:tblInd w:w="-95" w:type="dxa"/>
+        <w:tblLook w:val="04A0" w:firstRow="1" w:lastRow="0" w:firstColumn="1" w:lastColumn="0" w:noHBand="0" w:noVBand="1"/>
+      </w:tblPr>
+      <w:tblGrid>
+        <w:gridCol w:w="798"/>
+        <w:gridCol w:w="1027"/>
+        <w:gridCol w:w="1363"/>
+        <w:gridCol w:w="1315"/>
+        <w:gridCol w:w="2671"/>
+        <w:gridCol w:w="2271"/>
+      </w:tblGrid>
+      <w:tr>
+        <w:tc>
+          <w:tcPr>
+            <w:tcW w:w="798" w:type="dxa"/>
+          </w:tcPr>
+          <w:p>
+            <w:pPr>
+              <w:pStyle w:val="ListParagraph"/>
+              <w:ind w:left="0"/>
+              <w:rPr>
+                <w:b/>
+                <w:bCs/>
+              </w:rPr>
+            </w:pPr>
+            <w:r>
+              <w:rPr>
+                <w:b/>
+                <w:bCs/>
+              </w:rPr>
+              <w:t>Array</w:t>
+            </w:r>
+          </w:p>
+        </w:tc>
+        <w:tc>
+          <w:tcPr>
+            <w:tcW w:w="1027" w:type="dxa"/>
+          </w:tcPr>
+          <w:p>
+            <w:pPr>
+              <w:pStyle w:val="ListParagraph"/>
+              <w:ind w:left="0"/>
+              <w:rPr>
+                <w:b/>
+                <w:bCs/>
+              </w:rPr>
+            </w:pPr>
+            <w:r>
+              <w:rPr>
+                <w:b/>
+                <w:bCs/>
+              </w:rPr>
+              <w:t xml:space="preserve">MUX </w:t>
+            </w:r>
+          </w:p>
+        </w:tc>
+        <w:tc>
+          <w:tcPr>
+            <w:tcW w:w="1363" w:type="dxa"/>
+          </w:tcPr>
+          <w:p>
+            <w:pPr>
+              <w:pStyle w:val="ListParagraph"/>
+              <w:ind w:left="0"/>
+              <w:rPr>
+                <w:b/>
+                <w:bCs/>
+              </w:rPr>
+            </w:pPr>
+            <w:r>
+              <w:rPr>
+                <w:b/>
+                <w:bCs/>
+              </w:rPr>
+              <w:t>P</w:t>
+            </w:r>
+            <w:r>
+              <w:rPr>
+                <w:b/>
+                <w:bCs/>
+              </w:rPr>
+              <w:t>ressed</w:t>
+            </w:r>
+          </w:p>
+        </w:tc>
+        <w:tc>
+          <w:tcPr>
+            <w:tcW w:w="1315" w:type="dxa"/>
+          </w:tcPr>
+          <w:p>
+            <w:pPr>
+              <w:pStyle w:val="ListParagraph"/>
+              <w:ind w:left="0"/>
+              <w:rPr>
+                <w:b/>
+                <w:bCs/>
+              </w:rPr>
+            </w:pPr>
+            <w:r>
+              <w:rPr>
+                <w:b/>
+                <w:bCs/>
+              </w:rPr>
+              <w:t>T</w:t>
+            </w:r>
+            <w:r>
+              <w:rPr>
+                <w:b/>
+                <w:bCs/>
+              </w:rPr>
+              <w:t>ested</w:t>
+            </w:r>
+          </w:p>
+        </w:tc>
+        <w:tc>
+          <w:tcPr>
+            <w:tcW w:w="2671" w:type="dxa"/>
+          </w:tcPr>
+          <w:p>
+            <w:pPr>
+              <w:pStyle w:val="ListParagraph"/>
+              <w:ind w:left="0"/>
+              <w:rPr>
+                <w:b/>
+                <w:bCs/>
+              </w:rPr>
+            </w:pPr>
+            <w:r>
+              <w:rPr>
+                <w:b/>
+                <w:bCs/>
+              </w:rPr>
+              <w:t>Results</w:t>
+            </w:r>
+          </w:p>
+        </w:tc>
+        <w:tc>
+          <w:tcPr>
+            <w:tcW w:w="2271" w:type="dxa"/>
+          </w:tcPr>
+          <w:p>
+            <w:pPr>
+              <w:pStyle w:val="ListParagraph"/>
+              <w:ind w:left="0"/>
+              <w:rPr>
+                <w:b/>
+                <w:bCs/>
+              </w:rPr>
+            </w:pPr>
+            <w:r>
+              <w:rPr>
+                <w:b/>
+                <w:bCs/>
+              </w:rPr>
+              <w:t>Sig p-p</w:t>
+            </w:r>
+          </w:p>
+        </w:tc>
+      </w:tr>
+      <w:tr>
+        <w:tc>
+          <w:tcPr>
+            <w:tcW w:w="798" w:type="dxa"/>
+          </w:tcPr>
+          <w:p>
+            <w:pPr>
+              <w:pStyle w:val="ListParagraph"/>
+              <w:ind w:left="0"/>
+            </w:pPr>
+            <w:r>
+              <w:t>1</w:t>
+            </w:r>
+          </w:p>
+        </w:tc>
+        <w:tc>
+          <w:tcPr>
+            <w:tcW w:w="1027" w:type="dxa"/>
+          </w:tcPr>
+          <w:p>
+            <w:pPr>
+              <w:pStyle w:val="ListParagraph"/>
+              <w:ind w:left="0"/>
+            </w:pPr>
+            <w:r>
+              <w:t>1 (470K)</w:t>
+            </w:r>
+          </w:p>
+        </w:tc>
+        <w:tc>
+          <w:tcPr>
+            <w:tcW w:w="1363" w:type="dxa"/>
+          </w:tcPr>
+          <w:p>
+            <w:pPr>
+              <w:pStyle w:val="ListParagraph"/>
+              <w:ind w:left="0"/>
+            </w:pPr>
+            <w:r>
+              <w:t>PZT1_T (ch4)</w:t>
+            </w:r>
+          </w:p>
+        </w:tc>
+        <w:tc>
+          <w:tcPr>
+            <w:tcW w:w="1315" w:type="dxa"/>
+          </w:tcPr>
+          <w:p>
+            <w:pPr>
+              <w:pStyle w:val="ListParagraph"/>
+              <w:ind w:left="0"/>
+            </w:pPr>
+            <w:r>
+              <w:t>PZT7_B (ch5)</w:t>
+            </w:r>
+          </w:p>
+        </w:tc>
+        <w:tc>
+          <w:tcPr>
+            <w:tcW w:w="2671" w:type="dxa"/>
+          </w:tcPr>
+          <w:p>
+            <w:pPr>
+              <w:pStyle w:val="ListParagraph"/>
+              <w:ind w:left="0"/>
+            </w:pPr>
+            <w:r>
+              <w:t>No ghost</w:t>
+            </w:r>
+          </w:p>
+        </w:tc>
+        <w:tc>
+          <w:tcPr>
+            <w:tcW w:w="2271" w:type="dxa"/>
+          </w:tcPr>
+          <w:p>
+            <w:pPr>
+              <w:pStyle w:val="ListParagraph"/>
+              <w:ind w:left="0"/>
+            </w:pPr>
+            <w:r>
+              <w:t>30mv</w:t>
+            </w:r>
+          </w:p>
+        </w:tc>
+      </w:tr>
+      <w:tr>
+        <w:tc>
+          <w:tcPr>
+            <w:tcW w:w="798" w:type="dxa"/>
+          </w:tcPr>
+          <w:p>
+            <w:pPr>
+              <w:pStyle w:val="ListParagraph"/>
+              <w:ind w:left="0"/>
+            </w:pPr>
+            <w:r>
+              <w:t>1</w:t>
+            </w:r>
+          </w:p>
+        </w:tc>
+        <w:tc>
+          <w:tcPr>
+            <w:tcW w:w="1027" w:type="dxa"/>
+          </w:tcPr>
+          <w:p>
+            <w:pPr>
+              <w:pStyle w:val="ListParagraph"/>
+              <w:ind w:left="0"/>
+            </w:pPr>
+            <w:r>
+              <w:t>2 (1M)</w:t>
+            </w:r>
+          </w:p>
+        </w:tc>
+        <w:tc>
+          <w:tcPr>
+            <w:tcW w:w="1363" w:type="dxa"/>
+          </w:tcPr>
+          <w:p>
+            <w:pPr>
+              <w:pStyle w:val="ListParagraph"/>
+              <w:ind w:left="0"/>
+            </w:pPr>
+            <w:r>
+              <w:t>PZT3_T (ch4)</w:t>
+            </w:r>
+          </w:p>
+        </w:tc>
+        <w:tc>
+          <w:tcPr>
+            <w:tcW w:w="1315" w:type="dxa"/>
+          </w:tcPr>
+          <w:p>
+            <w:pPr>
+              <w:pStyle w:val="ListParagraph"/>
+              <w:ind w:left="0"/>
+            </w:pPr>
+            <w:r>
+              <w:t>PZT7_ L (ch5)</w:t>
+            </w:r>
+          </w:p>
+        </w:tc>
+        <w:tc>
+          <w:tcPr>
+            <w:tcW w:w="2671" w:type="dxa"/>
+          </w:tcPr>
+          <w:p>
+            <w:pPr>
+              <w:pStyle w:val="ListParagraph"/>
+              <w:ind w:left="0"/>
+            </w:pPr>
+            <w:r>
+              <w:t>No ghost</w:t>
+            </w:r>
+          </w:p>
+        </w:tc>
+        <w:tc>
+          <w:tcPr>
+            <w:tcW w:w="2271" w:type="dxa"/>
+          </w:tcPr>
+          <w:p>
+            <w:pPr>
+              <w:pStyle w:val="ListParagraph"/>
+              <w:ind w:left="0"/>
+            </w:pPr>
+            <w:r>
+              <w:t>3</w:t>
+            </w:r>
+            <w:r>
+              <w:t>0mv</w:t>
+            </w:r>
+          </w:p>
+        </w:tc>
+      </w:tr>
+      <w:tr>
+        <w:tc>
+          <w:tcPr>
+            <w:tcW w:w="798" w:type="dxa"/>
+          </w:tcPr>
+          <w:p>
+            <w:pPr>
+              <w:pStyle w:val="ListParagraph"/>
+              <w:ind w:left="0"/>
+            </w:pPr>
+            <w:r>
+              <w:t>1</w:t>
+            </w:r>
+          </w:p>
+        </w:tc>
+        <w:tc>
+          <w:tcPr>
+            <w:tcW w:w="1027" w:type="dxa"/>
+          </w:tcPr>
+          <w:p>
+            <w:pPr>
+              <w:pStyle w:val="ListParagraph"/>
+              <w:ind w:left="0"/>
+            </w:pPr>
+            <w:r>
+              <w:t>3 (470K)</w:t>
+            </w:r>
+          </w:p>
+        </w:tc>
+        <w:tc>
+          <w:tcPr>
+            <w:tcW w:w="1363" w:type="dxa"/>
+          </w:tcPr>
+          <w:p>
+            <w:pPr>
+              <w:pStyle w:val="ListParagraph"/>
+              <w:ind w:left="0"/>
+            </w:pPr>
+            <w:r>
+              <w:t>PZT5_T (ch4)</w:t>
+            </w:r>
+          </w:p>
+        </w:tc>
+        <w:tc>
+          <w:tcPr>
+            <w:tcW w:w="1315" w:type="dxa"/>
+          </w:tcPr>
+          <w:p>
+            <w:pPr>
+              <w:pStyle w:val="ListParagraph"/>
+              <w:ind w:left="0"/>
+            </w:pPr>
+            <w:r>
+              <w:t>PZT7_C (ch5)</w:t>
+            </w:r>
+          </w:p>
+        </w:tc>
+        <w:tc>
+          <w:tcPr>
+            <w:tcW w:w="2671" w:type="dxa"/>
+          </w:tcPr>
+          <w:p>
+            <w:pPr>
+              <w:pStyle w:val="ListParagraph"/>
+              <w:ind w:left="0"/>
+            </w:pPr>
+            <w:r>
+              <w:t>Almost n</w:t>
+            </w:r>
+            <w:r>
+              <w:t>o ghost</w:t>
+            </w:r>
+            <w:r>
+              <w:t xml:space="preserve"> (&lt;1%, noise pattern changes)</w:t>
+            </w:r>
+          </w:p>
+        </w:tc>
+        <w:tc>
+          <w:tcPr>
+            <w:tcW w:w="2271" w:type="dxa"/>
+          </w:tcPr>
+          <w:p>
+            <w:pPr>
+              <w:pStyle w:val="ListParagraph"/>
+              <w:ind w:left="0"/>
+            </w:pPr>
+            <w:r>
+              <w:t>30</w:t>
+            </w:r>
+            <w:r>
+              <w:t>mV</w:t>
+            </w:r>
+          </w:p>
+        </w:tc>
+      </w:tr>
+      <w:tr>
+        <w:tc>
+          <w:tcPr>
+            <w:tcW w:w="798" w:type="dxa"/>
+          </w:tcPr>
+          <w:p>
+            <w:pPr>
+              <w:pStyle w:val="ListParagraph"/>
+              <w:ind w:left="0"/>
+            </w:pPr>
+            <w:r>
+              <w:t>1</w:t>
+            </w:r>
+          </w:p>
+        </w:tc>
+        <w:tc>
+          <w:tcPr>
+            <w:tcW w:w="1027" w:type="dxa"/>
+          </w:tcPr>
+          <w:p>
+            <w:pPr>
+              <w:pStyle w:val="ListParagraph"/>
+              <w:ind w:left="0"/>
+            </w:pPr>
+            <w:r>
+              <w:t>4 (1M)</w:t>
+            </w:r>
+          </w:p>
+        </w:tc>
+        <w:tc>
+          <w:tcPr>
+            <w:tcW w:w="1363" w:type="dxa"/>
+          </w:tcPr>
+          <w:p>
+            <w:pPr>
+              <w:pStyle w:val="ListParagraph"/>
+              <w:ind w:left="0"/>
+            </w:pPr>
+            <w:r>
+              <w:t>PZT6_T (ch4)</w:t>
+            </w:r>
+          </w:p>
+        </w:tc>
+        <w:tc>
+          <w:tcPr>
+            <w:tcW w:w="1315" w:type="dxa"/>
+          </w:tcPr>
+          <w:p>
+            <w:pPr>
+              <w:pStyle w:val="ListParagraph"/>
+              <w:ind w:left="0"/>
+            </w:pPr>
+            <w:r>
+              <w:t>PZT7_R (ch5), T(ch6)</w:t>
+            </w:r>
+          </w:p>
+        </w:tc>
+        <w:tc>
+          <w:tcPr>
+            <w:tcW w:w="2671" w:type="dxa"/>
+          </w:tcPr>
+          <w:p>
+            <w:pPr>
+              <w:pStyle w:val="ListParagraph"/>
+              <w:ind w:left="0"/>
+            </w:pPr>
+            <w:r>
+              <w:t>No ghost</w:t>
+            </w:r>
+          </w:p>
+        </w:tc>
+        <w:tc>
+          <w:tcPr>
+            <w:tcW w:w="2271" w:type="dxa"/>
+          </w:tcPr>
+          <w:p>
+            <w:pPr>
+              <w:pStyle w:val="ListParagraph"/>
+              <w:ind w:left="0"/>
+            </w:pPr>
+            <w:r>
+              <w:t>35</w:t>
+            </w:r>
+            <w:r>
+              <w:t>mv</w:t>
+            </w:r>
+          </w:p>
+        </w:tc>
+      </w:tr>
+      <w:tr>
+        <w:tc>
+          <w:tcPr>
+            <w:tcW w:w="798" w:type="dxa"/>
+          </w:tcPr>
+          <w:p>
+            <w:pPr>
+              <w:pStyle w:val="ListParagraph"/>
+              <w:ind w:left="0"/>
+            </w:pPr>
+            <w:r>
+              <w:t>2</w:t>
+            </w:r>
+          </w:p>
+        </w:tc>
+        <w:tc>
+          <w:tcPr>
+            <w:tcW w:w="1027" w:type="dxa"/>
+          </w:tcPr>
+          <w:p>
+            <w:pPr>
+              <w:pStyle w:val="ListParagraph"/>
+              <w:ind w:left="0"/>
+            </w:pPr>
+            <w:r>
+              <w:t>1 (1M)</w:t>
+            </w:r>
+          </w:p>
+        </w:tc>
+        <w:tc>
+          <w:tcPr>
+            <w:tcW w:w="1363" w:type="dxa"/>
+          </w:tcPr>
+          <w:p>
+            <w:pPr>
+              <w:pStyle w:val="ListParagraph"/>
+              <w:ind w:left="0"/>
+            </w:pPr>
+            <w:r>
+              <w:t>PZT1_T (ch4)</w:t>
+            </w:r>
+          </w:p>
+        </w:tc>
+        <w:tc>
+          <w:tcPr>
+            <w:tcW w:w="1315" w:type="dxa"/>
+          </w:tcPr>
+          <w:p>
+            <w:pPr>
+              <w:pStyle w:val="ListParagraph"/>
+              <w:ind w:left="0"/>
+            </w:pPr>
+            <w:r>
+              <w:t>PZT7_B (ch5)</w:t>
+            </w:r>
+          </w:p>
+        </w:tc>
+        <w:tc>
+          <w:tcPr>
+            <w:tcW w:w="2671" w:type="dxa"/>
+          </w:tcPr>
+          <w:p>
+            <w:pPr>
+              <w:pStyle w:val="ListParagraph"/>
+              <w:ind w:left="0"/>
+            </w:pPr>
+            <w:r>
+              <w:t>No ghost</w:t>
+            </w:r>
+          </w:p>
+        </w:tc>
+        <w:tc>
+          <w:tcPr>
+            <w:tcW w:w="2271" w:type="dxa"/>
+          </w:tcPr>
+          <w:p>
+            <w:pPr>
+              <w:pStyle w:val="ListParagraph"/>
+              <w:ind w:left="0"/>
+            </w:pPr>
+            <w:r>
+              <w:t>1</w:t>
+            </w:r>
+            <w:r>
+              <w:t>50</w:t>
+            </w:r>
+            <w:r>
+              <w:t>mv</w:t>
+            </w:r>
+          </w:p>
+        </w:tc>
+      </w:tr>
+      <w:tr>
+        <w:tc>
+          <w:tcPr>
+            <w:tcW w:w="798" w:type="dxa"/>
+          </w:tcPr>
+          <w:p>
+            <w:pPr>
+              <w:pStyle w:val="ListParagraph"/>
+              <w:ind w:left="0"/>
+            </w:pPr>
+            <w:r>
+              <w:t>2</w:t>
+            </w:r>
+          </w:p>
+        </w:tc>
+        <w:tc>
+          <w:tcPr>
+            <w:tcW w:w="1027" w:type="dxa"/>
+          </w:tcPr>
+          <w:p>
+            <w:pPr>
+              <w:pStyle w:val="ListParagraph"/>
+              <w:ind w:left="0"/>
+            </w:pPr>
+            <w:r>
+              <w:t>2 (470K)</w:t>
+            </w:r>
+          </w:p>
+        </w:tc>
+        <w:tc>
+          <w:tcPr>
+            <w:tcW w:w="1363" w:type="dxa"/>
+          </w:tcPr>
+          <w:p>
+            <w:pPr>
+              <w:pStyle w:val="ListParagraph"/>
+              <w:ind w:left="0"/>
+            </w:pPr>
+            <w:r>
+              <w:t>PZT3_T (ch4)</w:t>
+            </w:r>
+          </w:p>
+        </w:tc>
+        <w:tc>
+          <w:tcPr>
+            <w:tcW w:w="1315" w:type="dxa"/>
+          </w:tcPr>
+          <w:p>
+            <w:pPr>
+              <w:pStyle w:val="ListParagraph"/>
+              <w:ind w:left="0"/>
+            </w:pPr>
+            <w:r>
+              <w:t>PZT7_ L (ch5)</w:t>
+            </w:r>
+          </w:p>
+        </w:tc>
+        <w:tc>
+          <w:tcPr>
+            <w:tcW w:w="2671" w:type="dxa"/>
+          </w:tcPr>
+          <w:p>
+            <w:pPr>
+              <w:pStyle w:val="ListParagraph"/>
+              <w:ind w:left="0"/>
+            </w:pPr>
+            <w:r>
+              <w:t>No ghost</w:t>
+            </w:r>
+          </w:p>
+        </w:tc>
+        <w:tc>
+          <w:tcPr>
+            <w:tcW w:w="2271" w:type="dxa"/>
+          </w:tcPr>
+          <w:p>
+            <w:pPr>
+              <w:pStyle w:val="ListParagraph"/>
+              <w:ind w:left="0"/>
+            </w:pPr>
+            <w:r>
+              <w:t>6</w:t>
+            </w:r>
+            <w:r>
+              <w:t>0mv</w:t>
+            </w:r>
+          </w:p>
+        </w:tc>
+      </w:tr>
+      <w:tr>
+        <w:tc>
+          <w:tcPr>
+            <w:tcW w:w="798" w:type="dxa"/>
+          </w:tcPr>
+          <w:p>
+            <w:pPr>
+              <w:pStyle w:val="ListParagraph"/>
+              <w:ind w:left="0"/>
+            </w:pPr>
+            <w:r>
+              <w:t>2</w:t>
+            </w:r>
+          </w:p>
+        </w:tc>
+        <w:tc>
+          <w:tcPr>
+            <w:tcW w:w="1027" w:type="dxa"/>
+          </w:tcPr>
+          <w:p>
+            <w:pPr>
+              <w:pStyle w:val="ListParagraph"/>
+              <w:ind w:left="0"/>
+            </w:pPr>
+            <w:r>
+              <w:t>3 (1M)</w:t>
+            </w:r>
+          </w:p>
+        </w:tc>
+        <w:tc>
+          <w:tcPr>
+            <w:tcW w:w="1363" w:type="dxa"/>
+          </w:tcPr>
+          <w:p>
+            <w:pPr>
+              <w:pStyle w:val="ListParagraph"/>
+              <w:ind w:left="0"/>
+            </w:pPr>
+            <w:r>
+              <w:t>PZT5_T (ch4)</w:t>
+            </w:r>
+          </w:p>
+        </w:tc>
+        <w:tc>
+          <w:tcPr>
+            <w:tcW w:w="1315" w:type="dxa"/>
+          </w:tcPr>
+          <w:p>
+            <w:pPr>
+              <w:pStyle w:val="ListParagraph"/>
+              <w:ind w:left="0"/>
+            </w:pPr>
+            <w:r>
+              <w:t>PZT7_C (ch5)</w:t>
+            </w:r>
+          </w:p>
+        </w:tc>
+        <w:tc>
+          <w:tcPr>
+            <w:tcW w:w="2671" w:type="dxa"/>
+          </w:tcPr>
+          <w:p>
+            <w:pPr>
+              <w:pStyle w:val="ListParagraph"/>
+              <w:ind w:left="0"/>
+            </w:pPr>
+            <w:r>
+              <w:t>Very small ghost (&lt;5%)</w:t>
+            </w:r>
+          </w:p>
+        </w:tc>
+        <w:tc>
+          <w:tcPr>
+            <w:tcW w:w="2271" w:type="dxa"/>
+          </w:tcPr>
+          <w:p>
+            <w:pPr>
+              <w:pStyle w:val="ListParagraph"/>
+              <w:ind w:left="0"/>
+            </w:pPr>
+            <w:r>
+              <w:t>8</w:t>
+            </w:r>
+            <w:r>
+              <w:t>0mv</w:t>
+            </w:r>
+          </w:p>
+        </w:tc>
+      </w:tr>
+      <w:tr>
+        <w:tc>
+          <w:tcPr>
+            <w:tcW w:w="798" w:type="dxa"/>
+          </w:tcPr>
+          <w:p>
+            <w:pPr>
+              <w:pStyle w:val="ListParagraph"/>
+              <w:ind w:left="0"/>
+            </w:pPr>
+            <w:r>
+              <w:t>2</w:t>
+            </w:r>
+          </w:p>
+        </w:tc>
+        <w:tc>
+          <w:tcPr>
+            <w:tcW w:w="1027" w:type="dxa"/>
+          </w:tcPr>
+          <w:p>
+            <w:pPr>
+              <w:pStyle w:val="ListParagraph"/>
+              <w:ind w:left="0"/>
+            </w:pPr>
+            <w:r>
+              <w:t>4 (470K)</w:t>
+            </w:r>
+          </w:p>
+        </w:tc>
+        <w:tc>
+          <w:tcPr>
+            <w:tcW w:w="1363" w:type="dxa"/>
+          </w:tcPr>
+          <w:p>
+            <w:pPr>
+              <w:pStyle w:val="ListParagraph"/>
+              <w:ind w:left="0"/>
+            </w:pPr>
+            <w:r>
+              <w:t>PZT6_T (ch4)</w:t>
+            </w:r>
+          </w:p>
+        </w:tc>
+        <w:tc>
+          <w:tcPr>
+            <w:tcW w:w="1315" w:type="dxa"/>
+          </w:tcPr>
+          <w:p>
+            <w:pPr>
+              <w:pStyle w:val="ListParagraph"/>
+              <w:ind w:left="0"/>
+            </w:pPr>
+            <w:r>
+              <w:t>PZT7_R (ch5), T(ch6)</w:t>
+            </w:r>
+          </w:p>
+        </w:tc>
+        <w:tc>
+          <w:tcPr>
+            <w:tcW w:w="2671" w:type="dxa"/>
+          </w:tcPr>
+          <w:p>
+            <w:pPr>
+              <w:pStyle w:val="ListParagraph"/>
+              <w:ind w:left="0"/>
+            </w:pPr>
+            <w:r>
+              <w:t>No ghost</w:t>
+            </w:r>
+          </w:p>
+        </w:tc>
+        <w:tc>
+          <w:tcPr>
+            <w:tcW w:w="2271" w:type="dxa"/>
+          </w:tcPr>
+          <w:p>
+            <w:pPr>
+              <w:pStyle w:val="ListParagraph"/>
+              <w:ind w:left="0"/>
+            </w:pPr>
+            <w:r>
+              <w:t>50</w:t>
+            </w:r>
+            <w:r>
+              <w:t>mv</w:t>
+            </w:r>
+          </w:p>
+        </w:tc>
+      </w:tr>
+    </w:tbl>
+    <w:p/>
+    <w:p>
+      <w:r>
+        <w:br w:type="page"/>
+      </w:r>
+    </w:p>
+    <w:p>
+      <w:pPr>
+        <w:rPr>
+          <w:b/>
+          <w:bCs/>
+        </w:rPr>
+      </w:pPr>
+      <w:r>
+        <w:lastRenderedPageBreak/>
+        <w:t xml:space="preserve">Sensor settling time = </w:t>
+      </w:r>
+      <w:r>
+        <w:t>1</w:t>
+      </w:r>
+      <w:r>
+        <w:t xml:space="preserve">us. </w:t>
+      </w:r>
+      <w:r>
+        <w:rPr>
+          <w:b/>
+          <w:bCs/>
+        </w:rPr>
+        <w:t>ADC</w:t>
+      </w:r>
+      <w:r>
+        <w:rPr>
+          <w:b/>
+          <w:bCs/>
+        </w:rPr>
+        <w:t xml:space="preserve"> scan.</w:t>
+      </w:r>
+    </w:p>
+    <w:p>
+      <w:proofErr w:type="spellStart"/>
+      <w:r>
+        <w:t>Vmid</w:t>
+      </w:r>
+      <w:proofErr w:type="spellEnd"/>
+      <w:r>
+        <w:t xml:space="preserve"> settling time = 0 (+ ADC scan time</w:t>
+      </w:r>
+      <w:r>
+        <w:t xml:space="preserve"> after </w:t>
+      </w:r>
+      <w:proofErr w:type="spellStart"/>
+      <w:r>
+        <w:t>vmid</w:t>
+      </w:r>
+      <w:proofErr w:type="spellEnd"/>
+      <w:r>
+        <w:t xml:space="preserve"> switching</w:t>
+      </w:r>
+      <w:r>
+        <w:t>).</w:t>
+      </w:r>
+    </w:p>
+    <w:p>
+      <w:r>
+        <w:t>Sample interval 4us. SPS 5</w:t>
+      </w:r>
+      <w:r>
+        <w:t>375</w:t>
+      </w:r>
+      <w:r>
+        <w:t>Hz</w:t>
+      </w:r>
+    </w:p>
+    <w:p/>
+    <w:tbl>
+      <w:tblPr>
+        <w:tblStyle w:val="TableGrid"/>
+        <w:tblW w:w="0" w:type="auto"/>
+        <w:tblInd w:w="-95" w:type="dxa"/>
+        <w:tblLook w:val="04A0" w:firstRow="1" w:lastRow="0" w:firstColumn="1" w:lastColumn="0" w:noHBand="0" w:noVBand="1"/>
+      </w:tblPr>
+      <w:tblGrid>
+        <w:gridCol w:w="798"/>
+        <w:gridCol w:w="1027"/>
+        <w:gridCol w:w="1363"/>
+        <w:gridCol w:w="1315"/>
+        <w:gridCol w:w="2671"/>
+        <w:gridCol w:w="2271"/>
+      </w:tblGrid>
+      <w:tr>
+        <w:tc>
+          <w:tcPr>
+            <w:tcW w:w="798" w:type="dxa"/>
+          </w:tcPr>
+          <w:p>
+            <w:pPr>
+              <w:pStyle w:val="ListParagraph"/>
+              <w:ind w:left="0"/>
+              <w:rPr>
+                <w:b/>
+                <w:bCs/>
+              </w:rPr>
+            </w:pPr>
+            <w:r>
+              <w:rPr>
+                <w:b/>
+                <w:bCs/>
+              </w:rPr>
+              <w:t>Array</w:t>
+            </w:r>
+          </w:p>
+        </w:tc>
+        <w:tc>
+          <w:tcPr>
+            <w:tcW w:w="1027" w:type="dxa"/>
+          </w:tcPr>
+          <w:p>
+            <w:pPr>
+              <w:pStyle w:val="ListParagraph"/>
+              <w:ind w:left="0"/>
+              <w:rPr>
+                <w:b/>
+                <w:bCs/>
+              </w:rPr>
+            </w:pPr>
+            <w:r>
+              <w:rPr>
+                <w:b/>
+                <w:bCs/>
+              </w:rPr>
+              <w:t xml:space="preserve">MUX </w:t>
+            </w:r>
+          </w:p>
+        </w:tc>
+        <w:tc>
+          <w:tcPr>
+            <w:tcW w:w="1363" w:type="dxa"/>
+          </w:tcPr>
+          <w:p>
+            <w:pPr>
+              <w:pStyle w:val="ListParagraph"/>
+              <w:ind w:left="0"/>
+              <w:rPr>
+                <w:b/>
+                <w:bCs/>
+              </w:rPr>
+            </w:pPr>
+            <w:r>
+              <w:rPr>
+                <w:b/>
+                <w:bCs/>
+              </w:rPr>
+              <w:t>P</w:t>
+            </w:r>
+            <w:r>
+              <w:rPr>
+                <w:b/>
+                <w:bCs/>
+              </w:rPr>
+              <w:t>ressed</w:t>
+            </w:r>
+          </w:p>
+        </w:tc>
+        <w:tc>
+          <w:tcPr>
+            <w:tcW w:w="1315" w:type="dxa"/>
+          </w:tcPr>
+          <w:p>
+            <w:pPr>
+              <w:pStyle w:val="ListParagraph"/>
+              <w:ind w:left="0"/>
+              <w:rPr>
+                <w:b/>
+                <w:bCs/>
+              </w:rPr>
+            </w:pPr>
+            <w:r>
+              <w:rPr>
+                <w:b/>
+                <w:bCs/>
+              </w:rPr>
+              <w:t>T</w:t>
+            </w:r>
+            <w:r>
+              <w:rPr>
+                <w:b/>
+                <w:bCs/>
+              </w:rPr>
+              <w:t>ested</w:t>
+            </w:r>
+          </w:p>
+        </w:tc>
+        <w:tc>
+          <w:tcPr>
+            <w:tcW w:w="2671" w:type="dxa"/>
+          </w:tcPr>
+          <w:p>
+            <w:pPr>
+              <w:pStyle w:val="ListParagraph"/>
+              <w:ind w:left="0"/>
+              <w:rPr>
+                <w:b/>
+                <w:bCs/>
+              </w:rPr>
+            </w:pPr>
+            <w:r>
+              <w:rPr>
+                <w:b/>
+                <w:bCs/>
+              </w:rPr>
+              <w:t>Results</w:t>
+            </w:r>
+          </w:p>
+        </w:tc>
+        <w:tc>
+          <w:tcPr>
+            <w:tcW w:w="2271" w:type="dxa"/>
+          </w:tcPr>
+          <w:p>
+            <w:pPr>
+              <w:pStyle w:val="ListParagraph"/>
+              <w:ind w:left="0"/>
+              <w:rPr>
+                <w:b/>
+                <w:bCs/>
+              </w:rPr>
+            </w:pPr>
+            <w:r>
+              <w:rPr>
+                <w:b/>
+                <w:bCs/>
+              </w:rPr>
+              <w:t>Sig p-p</w:t>
+            </w:r>
+          </w:p>
+        </w:tc>
+      </w:tr>
+      <w:tr>
+        <w:tc>
+          <w:tcPr>
+            <w:tcW w:w="798" w:type="dxa"/>
+          </w:tcPr>
+          <w:p>
+            <w:pPr>
+              <w:pStyle w:val="ListParagraph"/>
+              <w:ind w:left="0"/>
+            </w:pPr>
+            <w:r>
+              <w:t>1</w:t>
+            </w:r>
+          </w:p>
+        </w:tc>
+        <w:tc>
+          <w:tcPr>
+            <w:tcW w:w="1027" w:type="dxa"/>
+          </w:tcPr>
+          <w:p>
+            <w:pPr>
+              <w:pStyle w:val="ListParagraph"/>
+              <w:ind w:left="0"/>
+            </w:pPr>
+            <w:r>
+              <w:t>1 (470K)</w:t>
+            </w:r>
+          </w:p>
+        </w:tc>
+        <w:tc>
+          <w:tcPr>
+            <w:tcW w:w="1363" w:type="dxa"/>
+          </w:tcPr>
+          <w:p>
+            <w:pPr>
+              <w:pStyle w:val="ListParagraph"/>
+              <w:ind w:left="0"/>
+            </w:pPr>
+            <w:r>
+              <w:t>PZT1_T (ch4)</w:t>
+            </w:r>
+          </w:p>
+        </w:tc>
+        <w:tc>
+          <w:tcPr>
+            <w:tcW w:w="1315" w:type="dxa"/>
+          </w:tcPr>
+          <w:p>
+            <w:pPr>
+              <w:pStyle w:val="ListParagraph"/>
+              <w:ind w:left="0"/>
+            </w:pPr>
+            <w:r>
+              <w:t>PZT7_B (ch5)</w:t>
+            </w:r>
+          </w:p>
+        </w:tc>
+        <w:tc>
+          <w:tcPr>
+            <w:tcW w:w="2671" w:type="dxa"/>
+          </w:tcPr>
+          <w:p>
+            <w:pPr>
+              <w:pStyle w:val="ListParagraph"/>
+              <w:ind w:left="0"/>
+            </w:pPr>
+            <w:r>
+              <w:t>No ghost</w:t>
+            </w:r>
+          </w:p>
+        </w:tc>
+        <w:tc>
+          <w:tcPr>
+            <w:tcW w:w="2271" w:type="dxa"/>
+          </w:tcPr>
+          <w:p>
+            <w:pPr>
+              <w:pStyle w:val="ListParagraph"/>
+              <w:ind w:left="0"/>
+            </w:pPr>
+            <w:r>
+              <w:t>60</w:t>
+            </w:r>
+            <w:r>
+              <w:t>mv</w:t>
+            </w:r>
+          </w:p>
+        </w:tc>
+      </w:tr>
+      <w:tr>
+        <w:tc>
+          <w:tcPr>
+            <w:tcW w:w="798" w:type="dxa"/>
+          </w:tcPr>
+          <w:p>
+            <w:pPr>
+              <w:pStyle w:val="ListParagraph"/>
+              <w:ind w:left="0"/>
+            </w:pPr>
+            <w:r>
+              <w:t>1</w:t>
+            </w:r>
+          </w:p>
+        </w:tc>
+        <w:tc>
+          <w:tcPr>
+            <w:tcW w:w="1027" w:type="dxa"/>
+          </w:tcPr>
+          <w:p>
+            <w:pPr>
+              <w:pStyle w:val="ListParagraph"/>
+              <w:ind w:left="0"/>
+            </w:pPr>
+            <w:r>
+              <w:t>2 (1M)</w:t>
+            </w:r>
+          </w:p>
+        </w:tc>
+        <w:tc>
+          <w:tcPr>
+            <w:tcW w:w="1363" w:type="dxa"/>
+          </w:tcPr>
+          <w:p>
+            <w:pPr>
+              <w:pStyle w:val="ListParagraph"/>
+              <w:ind w:left="0"/>
+            </w:pPr>
+            <w:r>
+              <w:t>PZT3_T (ch4)</w:t>
+            </w:r>
+          </w:p>
+        </w:tc>
+        <w:tc>
+          <w:tcPr>
+            <w:tcW w:w="1315" w:type="dxa"/>
+          </w:tcPr>
+          <w:p>
+            <w:pPr>
+              <w:pStyle w:val="ListParagraph"/>
+              <w:ind w:left="0"/>
+            </w:pPr>
+            <w:r>
+              <w:t>PZT7_ L (ch5)</w:t>
+            </w:r>
+          </w:p>
+        </w:tc>
+        <w:tc>
+          <w:tcPr>
+            <w:tcW w:w="2671" w:type="dxa"/>
+          </w:tcPr>
+          <w:p>
+            <w:pPr>
+              <w:pStyle w:val="ListParagraph"/>
+              <w:ind w:left="0"/>
+            </w:pPr>
+            <w:r>
+              <w:t>No ghost</w:t>
+            </w:r>
+          </w:p>
+        </w:tc>
+        <w:tc>
+          <w:tcPr>
+            <w:tcW w:w="2271" w:type="dxa"/>
+          </w:tcPr>
+          <w:p>
+            <w:pPr>
+              <w:pStyle w:val="ListParagraph"/>
+              <w:ind w:left="0"/>
+            </w:pPr>
+            <w:r>
+              <w:t>60mv</w:t>
+            </w:r>
+          </w:p>
+        </w:tc>
+      </w:tr>
+      <w:tr>
+        <w:tc>
+          <w:tcPr>
+            <w:tcW w:w="798" w:type="dxa"/>
+          </w:tcPr>
+          <w:p>
+            <w:pPr>
+              <w:pStyle w:val="ListParagraph"/>
+              <w:ind w:left="0"/>
+            </w:pPr>
+            <w:r>
+              <w:t>1</w:t>
+            </w:r>
+          </w:p>
+        </w:tc>
+        <w:tc>
+          <w:tcPr>
+            <w:tcW w:w="1027" w:type="dxa"/>
+          </w:tcPr>
+          <w:p>
+            <w:pPr>
+              <w:pStyle w:val="ListParagraph"/>
+              <w:ind w:left="0"/>
+            </w:pPr>
+            <w:r>
+              <w:t>3 (470K)</w:t>
+            </w:r>
+          </w:p>
+        </w:tc>
+        <w:tc>
+          <w:tcPr>
+            <w:tcW w:w="1363" w:type="dxa"/>
+          </w:tcPr>
+          <w:p>
+            <w:pPr>
+              <w:pStyle w:val="ListParagraph"/>
+              <w:ind w:left="0"/>
+            </w:pPr>
+            <w:r>
+              <w:t>PZT5_T (ch4)</w:t>
+            </w:r>
+          </w:p>
+        </w:tc>
+        <w:tc>
+          <w:tcPr>
+            <w:tcW w:w="1315" w:type="dxa"/>
+          </w:tcPr>
+          <w:p>
+            <w:pPr>
+              <w:pStyle w:val="ListParagraph"/>
+              <w:ind w:left="0"/>
+            </w:pPr>
+            <w:r>
+              <w:t>PZT7_C (ch5)</w:t>
+            </w:r>
+          </w:p>
+        </w:tc>
+        <w:tc>
+          <w:tcPr>
+            <w:tcW w:w="2671" w:type="dxa"/>
+          </w:tcPr>
+          <w:p>
+            <w:pPr>
+              <w:pStyle w:val="ListParagraph"/>
+              <w:ind w:left="0"/>
+            </w:pPr>
+            <w:r>
+              <w:t>No ghost</w:t>
+            </w:r>
+          </w:p>
+        </w:tc>
+        <w:tc>
+          <w:tcPr>
+            <w:tcW w:w="2271" w:type="dxa"/>
+          </w:tcPr>
+          <w:p>
+            <w:pPr>
+              <w:pStyle w:val="ListParagraph"/>
+              <w:ind w:left="0"/>
+            </w:pPr>
+            <w:r>
+              <w:t>40mV</w:t>
+            </w:r>
+          </w:p>
+        </w:tc>
+      </w:tr>
+      <w:tr>
+        <w:tc>
+          <w:tcPr>
+            <w:tcW w:w="798" w:type="dxa"/>
+          </w:tcPr>
+          <w:p>
+            <w:pPr>
+              <w:pStyle w:val="ListParagraph"/>
+              <w:ind w:left="0"/>
+            </w:pPr>
+            <w:r>
+              <w:t>1</w:t>
+            </w:r>
+          </w:p>
+        </w:tc>
+        <w:tc>
+          <w:tcPr>
+            <w:tcW w:w="1027" w:type="dxa"/>
+          </w:tcPr>
+          <w:p>
+            <w:pPr>
+              <w:pStyle w:val="ListParagraph"/>
+              <w:ind w:left="0"/>
+            </w:pPr>
+            <w:r>
+              <w:t>4 (1M)</w:t>
+            </w:r>
+          </w:p>
+        </w:tc>
+        <w:tc>
+          <w:tcPr>
+            <w:tcW w:w="1363" w:type="dxa"/>
+          </w:tcPr>
+          <w:p>
+            <w:pPr>
+              <w:pStyle w:val="ListParagraph"/>
+              <w:ind w:left="0"/>
+            </w:pPr>
+            <w:r>
+              <w:t>PZT6_T (ch4)</w:t>
+            </w:r>
+          </w:p>
+        </w:tc>
+        <w:tc>
+          <w:tcPr>
+            <w:tcW w:w="1315" w:type="dxa"/>
+          </w:tcPr>
+          <w:p>
+            <w:pPr>
+              <w:pStyle w:val="ListParagraph"/>
+              <w:ind w:left="0"/>
+            </w:pPr>
+            <w:r>
+              <w:t>PZT7_R (ch5), T(ch6)</w:t>
+            </w:r>
+          </w:p>
+        </w:tc>
+        <w:tc>
+          <w:tcPr>
+            <w:tcW w:w="2671" w:type="dxa"/>
+          </w:tcPr>
+          <w:p>
+            <w:pPr>
+              <w:pStyle w:val="ListParagraph"/>
+              <w:ind w:left="0"/>
+            </w:pPr>
+            <w:r>
+              <w:t>No ghost</w:t>
+            </w:r>
+          </w:p>
+        </w:tc>
+        <w:tc>
+          <w:tcPr>
+            <w:tcW w:w="2271" w:type="dxa"/>
+          </w:tcPr>
+          <w:p>
+            <w:pPr>
+              <w:pStyle w:val="ListParagraph"/>
+              <w:ind w:left="0"/>
+            </w:pPr>
+            <w:r>
+              <w:t>6</w:t>
+            </w:r>
+            <w:r>
+              <w:t>0mv</w:t>
+            </w:r>
+          </w:p>
+        </w:tc>
+      </w:tr>
+      <w:tr>
+        <w:tc>
+          <w:tcPr>
+            <w:tcW w:w="798" w:type="dxa"/>
+          </w:tcPr>
+          <w:p>
+            <w:pPr>
+              <w:pStyle w:val="ListParagraph"/>
+              <w:ind w:left="0"/>
+            </w:pPr>
+            <w:r>
+              <w:t>2</w:t>
+            </w:r>
+          </w:p>
+        </w:tc>
+        <w:tc>
+          <w:tcPr>
+            <w:tcW w:w="1027" w:type="dxa"/>
+          </w:tcPr>
+          <w:p>
+            <w:pPr>
+              <w:pStyle w:val="ListParagraph"/>
+              <w:ind w:left="0"/>
+            </w:pPr>
+            <w:r>
+              <w:t>1 (1M)</w:t>
+            </w:r>
+          </w:p>
+        </w:tc>
+        <w:tc>
+          <w:tcPr>
+            <w:tcW w:w="1363" w:type="dxa"/>
+          </w:tcPr>
+          <w:p>
+            <w:pPr>
+              <w:pStyle w:val="ListParagraph"/>
+              <w:ind w:left="0"/>
+            </w:pPr>
+            <w:r>
+              <w:t>PZT1_T (ch4)</w:t>
+            </w:r>
+          </w:p>
+        </w:tc>
+        <w:tc>
+          <w:tcPr>
+            <w:tcW w:w="1315" w:type="dxa"/>
+          </w:tcPr>
+          <w:p>
+            <w:pPr>
+              <w:pStyle w:val="ListParagraph"/>
+              <w:ind w:left="0"/>
+            </w:pPr>
+            <w:r>
+              <w:t>PZT7_B (ch5)</w:t>
+            </w:r>
+          </w:p>
+        </w:tc>
+        <w:tc>
+          <w:tcPr>
+            <w:tcW w:w="2671" w:type="dxa"/>
+          </w:tcPr>
+          <w:p>
+            <w:pPr>
+              <w:pStyle w:val="ListParagraph"/>
+              <w:ind w:left="0"/>
+            </w:pPr>
+            <w:r>
+              <w:t>No ghost</w:t>
+            </w:r>
+          </w:p>
+        </w:tc>
+        <w:tc>
+          <w:tcPr>
+            <w:tcW w:w="2271" w:type="dxa"/>
+          </w:tcPr>
+          <w:p>
+            <w:pPr>
+              <w:pStyle w:val="ListParagraph"/>
+              <w:ind w:left="0"/>
+            </w:pPr>
+            <w:r>
+              <w:t>20</w:t>
+            </w:r>
+            <w:r>
+              <w:t>0mv</w:t>
+            </w:r>
+          </w:p>
+        </w:tc>
+      </w:tr>
+      <w:tr>
+        <w:tc>
+          <w:tcPr>
+            <w:tcW w:w="798" w:type="dxa"/>
+          </w:tcPr>
+          <w:p>
+            <w:pPr>
+              <w:pStyle w:val="ListParagraph"/>
+              <w:ind w:left="0"/>
+            </w:pPr>
+            <w:r>
+              <w:t>2</w:t>
+            </w:r>
+          </w:p>
+        </w:tc>
+        <w:tc>
+          <w:tcPr>
+            <w:tcW w:w="1027" w:type="dxa"/>
+          </w:tcPr>
+          <w:p>
+            <w:pPr>
+              <w:pStyle w:val="ListParagraph"/>
+              <w:ind w:left="0"/>
+            </w:pPr>
+            <w:r>
+              <w:t>2 (470K)</w:t>
+            </w:r>
+          </w:p>
+        </w:tc>
+        <w:tc>
+          <w:tcPr>
+            <w:tcW w:w="1363" w:type="dxa"/>
+          </w:tcPr>
+          <w:p>
+            <w:pPr>
+              <w:pStyle w:val="ListParagraph"/>
+              <w:ind w:left="0"/>
+            </w:pPr>
+            <w:r>
+              <w:t>PZT3_T (ch4)</w:t>
+            </w:r>
+          </w:p>
+        </w:tc>
+        <w:tc>
+          <w:tcPr>
+            <w:tcW w:w="1315" w:type="dxa"/>
+          </w:tcPr>
+          <w:p>
+            <w:pPr>
+              <w:pStyle w:val="ListParagraph"/>
+              <w:ind w:left="0"/>
+            </w:pPr>
+            <w:r>
+              <w:t>PZT7_ L (ch5)</w:t>
+            </w:r>
+          </w:p>
+        </w:tc>
+        <w:tc>
+          <w:tcPr>
+            <w:tcW w:w="2671" w:type="dxa"/>
+          </w:tcPr>
+          <w:p>
+            <w:pPr>
+              <w:pStyle w:val="ListParagraph"/>
+              <w:ind w:left="0"/>
+            </w:pPr>
+            <w:r>
+              <w:t>No ghost</w:t>
+            </w:r>
+          </w:p>
+        </w:tc>
+        <w:tc>
+          <w:tcPr>
+            <w:tcW w:w="2271" w:type="dxa"/>
+          </w:tcPr>
+          <w:p>
+            <w:pPr>
+              <w:pStyle w:val="ListParagraph"/>
+              <w:ind w:left="0"/>
+            </w:pPr>
+            <w:r>
+              <w:t>150mv</w:t>
+            </w:r>
+          </w:p>
+        </w:tc>
+      </w:tr>
+      <w:tr>
+        <w:tc>
+          <w:tcPr>
+            <w:tcW w:w="798" w:type="dxa"/>
+          </w:tcPr>
+          <w:p>
+            <w:pPr>
+              <w:pStyle w:val="ListParagraph"/>
+              <w:ind w:left="0"/>
+            </w:pPr>
+            <w:r>
+              <w:t>2</w:t>
+            </w:r>
+          </w:p>
+        </w:tc>
+        <w:tc>
+          <w:tcPr>
+            <w:tcW w:w="1027" w:type="dxa"/>
+          </w:tcPr>
+          <w:p>
+            <w:pPr>
+              <w:pStyle w:val="ListParagraph"/>
+              <w:ind w:left="0"/>
+            </w:pPr>
+            <w:r>
+              <w:t>3 (1M)</w:t>
+            </w:r>
+          </w:p>
+        </w:tc>
+        <w:tc>
+          <w:tcPr>
+            <w:tcW w:w="1363" w:type="dxa"/>
+          </w:tcPr>
+          <w:p>
+            <w:pPr>
+              <w:pStyle w:val="ListParagraph"/>
+              <w:ind w:left="0"/>
+            </w:pPr>
+            <w:r>
+              <w:t>PZT5_T (ch4)</w:t>
+            </w:r>
+          </w:p>
+        </w:tc>
+        <w:tc>
+          <w:tcPr>
+            <w:tcW w:w="1315" w:type="dxa"/>
+          </w:tcPr>
+          <w:p>
+            <w:pPr>
+              <w:pStyle w:val="ListParagraph"/>
+              <w:ind w:left="0"/>
+            </w:pPr>
+            <w:r>
+              <w:t>PZT7_C (ch5)</w:t>
+            </w:r>
+          </w:p>
+        </w:tc>
+        <w:tc>
+          <w:tcPr>
+            <w:tcW w:w="2671" w:type="dxa"/>
+          </w:tcPr>
+          <w:p>
+            <w:pPr>
+              <w:pStyle w:val="ListParagraph"/>
+              <w:ind w:left="0"/>
+            </w:pPr>
+            <w:r>
+              <w:t>Very small ghost (&lt;</w:t>
+            </w:r>
+            <w:r>
+              <w:t>1</w:t>
+            </w:r>
+            <w:r>
+              <w:t>%)</w:t>
+            </w:r>
+          </w:p>
+        </w:tc>
+        <w:tc>
+          <w:tcPr>
+            <w:tcW w:w="2271" w:type="dxa"/>
+          </w:tcPr>
+          <w:p>
+            <w:pPr>
+              <w:pStyle w:val="ListParagraph"/>
+              <w:ind w:left="0"/>
+            </w:pPr>
+            <w:r>
+              <w:t>250mv</w:t>
+            </w:r>
+          </w:p>
+        </w:tc>
+      </w:tr>
+      <w:tr>
+        <w:tc>
+          <w:tcPr>
+            <w:tcW w:w="798" w:type="dxa"/>
+          </w:tcPr>
+          <w:p>
+            <w:pPr>
+              <w:pStyle w:val="ListParagraph"/>
+              <w:ind w:left="0"/>
+            </w:pPr>
+            <w:r>
+              <w:t>2</w:t>
+            </w:r>
+          </w:p>
+        </w:tc>
+        <w:tc>
+          <w:tcPr>
+            <w:tcW w:w="1027" w:type="dxa"/>
+          </w:tcPr>
+          <w:p>
+            <w:pPr>
+              <w:pStyle w:val="ListParagraph"/>
+              <w:ind w:left="0"/>
+            </w:pPr>
+            <w:r>
+              <w:t>4 (470K)</w:t>
+            </w:r>
+          </w:p>
+        </w:tc>
+        <w:tc>
+          <w:tcPr>
+            <w:tcW w:w="1363" w:type="dxa"/>
+          </w:tcPr>
+          <w:p>
+            <w:pPr>
+              <w:pStyle w:val="ListParagraph"/>
+              <w:ind w:left="0"/>
+            </w:pPr>
+            <w:r>
+              <w:t>PZT6_T (ch4)</w:t>
+            </w:r>
+          </w:p>
+        </w:tc>
+        <w:tc>
+          <w:tcPr>
+            <w:tcW w:w="1315" w:type="dxa"/>
+          </w:tcPr>
+          <w:p>
+            <w:pPr>
+              <w:pStyle w:val="ListParagraph"/>
+              <w:ind w:left="0"/>
+            </w:pPr>
+            <w:r>
+              <w:t>PZT7_R (ch5), T(ch6)</w:t>
+            </w:r>
+          </w:p>
+        </w:tc>
+        <w:tc>
+          <w:tcPr>
+            <w:tcW w:w="2671" w:type="dxa"/>
+          </w:tcPr>
+          <w:p>
+            <w:pPr>
+              <w:pStyle w:val="ListParagraph"/>
+              <w:ind w:left="0"/>
+            </w:pPr>
+            <w:r>
+              <w:t>Almost no ghost (&lt;1%, noise pattern changes)</w:t>
+            </w:r>
+          </w:p>
+        </w:tc>
+        <w:tc>
+          <w:tcPr>
+            <w:tcW w:w="2271" w:type="dxa"/>
+          </w:tcPr>
+          <w:p>
+            <w:pPr>
+              <w:pStyle w:val="ListParagraph"/>
+              <w:ind w:left="0"/>
+            </w:pPr>
+            <w:r>
+              <w:t>200</w:t>
+            </w:r>
+            <w:r>
+              <w:t>mv</w:t>
+            </w:r>
+          </w:p>
+        </w:tc>
+      </w:tr>
+    </w:tbl>
+    <w:p/>
+    <w:p>
+      <w:r>
+        <w:br w:type="page"/>
+      </w:r>
+    </w:p>
+    <w:p>
+      <w:pPr>
+        <w:rPr>
+          <w:b/>
+          <w:bCs/>
+        </w:rPr>
+      </w:pPr>
+      <w:r>
+        <w:lastRenderedPageBreak/>
+        <w:t xml:space="preserve">Sensor settling time = 1us. </w:t>
+      </w:r>
+      <w:r>
+        <w:rPr>
+          <w:b/>
+          <w:bCs/>
+        </w:rPr>
+        <w:t>ADC</w:t>
+      </w:r>
+      <w:r>
+        <w:rPr>
+          <w:b/>
+          <w:bCs/>
+        </w:rPr>
+        <w:t xml:space="preserve"> scan.</w:t>
+      </w:r>
+    </w:p>
+    <w:p>
+      <w:proofErr w:type="spellStart"/>
+      <w:r>
+        <w:t>Vmid</w:t>
+      </w:r>
+      <w:proofErr w:type="spellEnd"/>
+      <w:r>
+        <w:t xml:space="preserve"> settling time = 0 (</w:t>
+      </w:r>
+      <w:r>
+        <w:t>NO</w:t>
+      </w:r>
+      <w:r>
+        <w:t xml:space="preserve"> ADC scan</w:t>
+      </w:r>
+      <w:r>
+        <w:t xml:space="preserve"> after </w:t>
+      </w:r>
+      <w:proofErr w:type="spellStart"/>
+      <w:r>
+        <w:t>vmid</w:t>
+      </w:r>
+      <w:proofErr w:type="spellEnd"/>
+      <w:r>
+        <w:t xml:space="preserve"> switching</w:t>
+      </w:r>
+      <w:r>
+        <w:t>).</w:t>
+      </w:r>
+    </w:p>
+    <w:p>
+      <w:r>
+        <w:t xml:space="preserve">Sample interval </w:t>
+      </w:r>
+      <w:r>
+        <w:t>2</w:t>
+      </w:r>
+      <w:r>
+        <w:t xml:space="preserve">us. SPS </w:t>
+      </w:r>
+      <w:r>
+        <w:t>9320</w:t>
+      </w:r>
+      <w:r>
+        <w:t>Hz</w:t>
+      </w:r>
+    </w:p>
+    <w:p/>
+    <w:tbl>
+      <w:tblPr>
+        <w:tblStyle w:val="TableGrid"/>
+        <w:tblW w:w="0" w:type="auto"/>
+        <w:tblInd w:w="-95" w:type="dxa"/>
+        <w:tblLook w:val="04A0" w:firstRow="1" w:lastRow="0" w:firstColumn="1" w:lastColumn="0" w:noHBand="0" w:noVBand="1"/>
+      </w:tblPr>
+      <w:tblGrid>
+        <w:gridCol w:w="798"/>
+        <w:gridCol w:w="1027"/>
+        <w:gridCol w:w="1363"/>
+        <w:gridCol w:w="1315"/>
+        <w:gridCol w:w="2671"/>
+        <w:gridCol w:w="2271"/>
+      </w:tblGrid>
+      <w:tr>
+        <w:tc>
+          <w:tcPr>
+            <w:tcW w:w="798" w:type="dxa"/>
+          </w:tcPr>
+          <w:p>
+            <w:pPr>
+              <w:pStyle w:val="ListParagraph"/>
+              <w:ind w:left="0"/>
+              <w:rPr>
+                <w:b/>
+                <w:bCs/>
+              </w:rPr>
+            </w:pPr>
+            <w:r>
+              <w:rPr>
+                <w:b/>
+                <w:bCs/>
+              </w:rPr>
+              <w:t>Array</w:t>
+            </w:r>
+          </w:p>
+        </w:tc>
+        <w:tc>
+          <w:tcPr>
+            <w:tcW w:w="1027" w:type="dxa"/>
+          </w:tcPr>
+          <w:p>
+            <w:pPr>
+              <w:pStyle w:val="ListParagraph"/>
+              <w:ind w:left="0"/>
+              <w:rPr>
+                <w:b/>
+                <w:bCs/>
+              </w:rPr>
+            </w:pPr>
+            <w:r>
+              <w:rPr>
+                <w:b/>
+                <w:bCs/>
+              </w:rPr>
+              <w:t xml:space="preserve">MUX </w:t>
+            </w:r>
+          </w:p>
+        </w:tc>
+        <w:tc>
+          <w:tcPr>
+            <w:tcW w:w="1363" w:type="dxa"/>
+          </w:tcPr>
+          <w:p>
+            <w:pPr>
+              <w:pStyle w:val="ListParagraph"/>
+              <w:ind w:left="0"/>
+              <w:rPr>
+                <w:b/>
+                <w:bCs/>
+              </w:rPr>
+            </w:pPr>
+            <w:r>
+              <w:rPr>
+                <w:b/>
+                <w:bCs/>
+              </w:rPr>
+              <w:t>P</w:t>
+            </w:r>
+            <w:r>
+              <w:rPr>
+                <w:b/>
+                <w:bCs/>
+              </w:rPr>
+              <w:t>ressed</w:t>
+            </w:r>
+          </w:p>
+        </w:tc>
+        <w:tc>
+          <w:tcPr>
+            <w:tcW w:w="1315" w:type="dxa"/>
+          </w:tcPr>
+          <w:p>
+            <w:pPr>
+              <w:pStyle w:val="ListParagraph"/>
+              <w:ind w:left="0"/>
+              <w:rPr>
+                <w:b/>
+                <w:bCs/>
+              </w:rPr>
+            </w:pPr>
+            <w:r>
+              <w:rPr>
+                <w:b/>
+                <w:bCs/>
+              </w:rPr>
+              <w:t>T</w:t>
+            </w:r>
+            <w:r>
+              <w:rPr>
+                <w:b/>
+                <w:bCs/>
+              </w:rPr>
+              <w:t>ested</w:t>
+            </w:r>
+          </w:p>
+        </w:tc>
+        <w:tc>
+          <w:tcPr>
+            <w:tcW w:w="2671" w:type="dxa"/>
+          </w:tcPr>
+          <w:p>
+            <w:pPr>
+              <w:pStyle w:val="ListParagraph"/>
+              <w:ind w:left="0"/>
+              <w:rPr>
+                <w:b/>
+                <w:bCs/>
+              </w:rPr>
+            </w:pPr>
+            <w:r>
+              <w:rPr>
+                <w:b/>
+                <w:bCs/>
+              </w:rPr>
+              <w:t>Results</w:t>
+            </w:r>
+          </w:p>
+        </w:tc>
+        <w:tc>
+          <w:tcPr>
+            <w:tcW w:w="2271" w:type="dxa"/>
+          </w:tcPr>
+          <w:p>
+            <w:pPr>
+              <w:pStyle w:val="ListParagraph"/>
+              <w:ind w:left="0"/>
+              <w:rPr>
+                <w:b/>
+                <w:bCs/>
+              </w:rPr>
+            </w:pPr>
+            <w:r>
+              <w:rPr>
+                <w:b/>
+                <w:bCs/>
+              </w:rPr>
+              <w:t>Sig p-p</w:t>
+            </w:r>
+          </w:p>
+        </w:tc>
+      </w:tr>
+      <w:tr>
+        <w:tc>
+          <w:tcPr>
+            <w:tcW w:w="798" w:type="dxa"/>
+          </w:tcPr>
+          <w:p>
+            <w:pPr>
+              <w:pStyle w:val="ListParagraph"/>
+              <w:ind w:left="0"/>
+            </w:pPr>
+            <w:r>
+              <w:t>1</w:t>
+            </w:r>
+          </w:p>
+        </w:tc>
+        <w:tc>
+          <w:tcPr>
+            <w:tcW w:w="1027" w:type="dxa"/>
+          </w:tcPr>
+          <w:p>
+            <w:pPr>
+              <w:pStyle w:val="ListParagraph"/>
+              <w:ind w:left="0"/>
+            </w:pPr>
+            <w:r>
+              <w:t>1 (470K)</w:t>
+            </w:r>
+          </w:p>
+        </w:tc>
+        <w:tc>
+          <w:tcPr>
+            <w:tcW w:w="1363" w:type="dxa"/>
+          </w:tcPr>
+          <w:p>
+            <w:pPr>
+              <w:pStyle w:val="ListParagraph"/>
+              <w:ind w:left="0"/>
+            </w:pPr>
+            <w:r>
+              <w:t>PZT1_T (ch4)</w:t>
+            </w:r>
+          </w:p>
+        </w:tc>
+        <w:tc>
+          <w:tcPr>
+            <w:tcW w:w="1315" w:type="dxa"/>
+          </w:tcPr>
+          <w:p>
+            <w:pPr>
+              <w:pStyle w:val="ListParagraph"/>
+              <w:ind w:left="0"/>
+            </w:pPr>
+            <w:r>
+              <w:t>PZT7_B (ch5)</w:t>
+            </w:r>
+          </w:p>
+        </w:tc>
+        <w:tc>
+          <w:tcPr>
+            <w:tcW w:w="2671" w:type="dxa"/>
+          </w:tcPr>
+          <w:p>
+            <w:pPr>
+              <w:pStyle w:val="ListParagraph"/>
+              <w:ind w:left="0"/>
+            </w:pPr>
+            <w:r>
+              <w:t>No ghost</w:t>
+            </w:r>
+          </w:p>
+        </w:tc>
+        <w:tc>
+          <w:tcPr>
+            <w:tcW w:w="2271" w:type="dxa"/>
+          </w:tcPr>
+          <w:p>
+            <w:pPr>
+              <w:pStyle w:val="ListParagraph"/>
+              <w:ind w:left="0"/>
+            </w:pPr>
+            <w:r>
+              <w:t>40</w:t>
+            </w:r>
+            <w:r>
+              <w:t>mv</w:t>
+            </w:r>
+            <w:r>
+              <w:t xml:space="preserve"> </w:t>
+            </w:r>
+          </w:p>
+        </w:tc>
+      </w:tr>
+      <w:tr>
+        <w:tc>
+          <w:tcPr>
+            <w:tcW w:w="798" w:type="dxa"/>
+          </w:tcPr>
+          <w:p>
+            <w:pPr>
+              <w:pStyle w:val="ListParagraph"/>
+              <w:ind w:left="0"/>
+            </w:pPr>
+            <w:r>
+              <w:t>1</w:t>
+            </w:r>
+          </w:p>
+        </w:tc>
+        <w:tc>
+          <w:tcPr>
+            <w:tcW w:w="1027" w:type="dxa"/>
+          </w:tcPr>
+          <w:p>
+            <w:pPr>
+              <w:pStyle w:val="ListParagraph"/>
+              <w:ind w:left="0"/>
+            </w:pPr>
+            <w:r>
+              <w:t>2 (1M)</w:t>
+            </w:r>
+          </w:p>
+        </w:tc>
+        <w:tc>
+          <w:tcPr>
+            <w:tcW w:w="1363" w:type="dxa"/>
+          </w:tcPr>
+          <w:p>
+            <w:pPr>
+              <w:pStyle w:val="ListParagraph"/>
+              <w:ind w:left="0"/>
+            </w:pPr>
+            <w:r>
+              <w:t>PZT3_T (ch4)</w:t>
+            </w:r>
+          </w:p>
+        </w:tc>
+        <w:tc>
+          <w:tcPr>
+            <w:tcW w:w="1315" w:type="dxa"/>
+          </w:tcPr>
+          <w:p>
+            <w:pPr>
+              <w:pStyle w:val="ListParagraph"/>
+              <w:ind w:left="0"/>
+            </w:pPr>
+            <w:r>
+              <w:t>PZT7_ L (ch5)</w:t>
+            </w:r>
+          </w:p>
+        </w:tc>
+        <w:tc>
+          <w:tcPr>
+            <w:tcW w:w="2671" w:type="dxa"/>
+          </w:tcPr>
+          <w:p>
+            <w:pPr>
+              <w:pStyle w:val="ListParagraph"/>
+              <w:ind w:left="0"/>
+            </w:pPr>
+            <w:r>
+              <w:t>No ghost</w:t>
+            </w:r>
+          </w:p>
+        </w:tc>
+        <w:tc>
+          <w:tcPr>
+            <w:tcW w:w="2271" w:type="dxa"/>
+          </w:tcPr>
+          <w:p>
+            <w:pPr>
+              <w:pStyle w:val="ListParagraph"/>
+              <w:ind w:left="0"/>
+            </w:pPr>
+            <w:r>
+              <w:t>4</w:t>
+            </w:r>
+            <w:r>
+              <w:t>0mv</w:t>
+            </w:r>
+          </w:p>
+        </w:tc>
+      </w:tr>
+      <w:tr>
+        <w:tc>
+          <w:tcPr>
+            <w:tcW w:w="798" w:type="dxa"/>
+          </w:tcPr>
+          <w:p>
+            <w:pPr>
+              <w:pStyle w:val="ListParagraph"/>
+              <w:ind w:left="0"/>
+            </w:pPr>
+            <w:r>
+              <w:t>1</w:t>
+            </w:r>
+          </w:p>
+        </w:tc>
+        <w:tc>
+          <w:tcPr>
+            <w:tcW w:w="1027" w:type="dxa"/>
+          </w:tcPr>
+          <w:p>
+            <w:pPr>
+              <w:pStyle w:val="ListParagraph"/>
+              <w:ind w:left="0"/>
+            </w:pPr>
+            <w:r>
+              <w:t>3 (470K)</w:t>
+            </w:r>
+          </w:p>
+        </w:tc>
+        <w:tc>
+          <w:tcPr>
+            <w:tcW w:w="1363" w:type="dxa"/>
+          </w:tcPr>
+          <w:p>
+            <w:pPr>
+              <w:pStyle w:val="ListParagraph"/>
+              <w:ind w:left="0"/>
+            </w:pPr>
+            <w:r>
+              <w:t>PZT5_T (ch4)</w:t>
+            </w:r>
+          </w:p>
+        </w:tc>
+        <w:tc>
+          <w:tcPr>
+            <w:tcW w:w="1315" w:type="dxa"/>
+          </w:tcPr>
+          <w:p>
+            <w:pPr>
+              <w:pStyle w:val="ListParagraph"/>
+              <w:ind w:left="0"/>
+            </w:pPr>
+            <w:r>
+              <w:t>PZT7_C (ch5)</w:t>
+            </w:r>
+          </w:p>
+        </w:tc>
+        <w:tc>
+          <w:tcPr>
+            <w:tcW w:w="2671" w:type="dxa"/>
+          </w:tcPr>
+          <w:p>
+            <w:pPr>
+              <w:pStyle w:val="ListParagraph"/>
+              <w:ind w:left="0"/>
+            </w:pPr>
+            <w:r>
+              <w:t>No ghost</w:t>
+            </w:r>
+          </w:p>
+        </w:tc>
+        <w:tc>
+          <w:tcPr>
+            <w:tcW w:w="2271" w:type="dxa"/>
+          </w:tcPr>
+          <w:p>
+            <w:pPr>
+              <w:pStyle w:val="ListParagraph"/>
+              <w:ind w:left="0"/>
+            </w:pPr>
+            <w:r>
+              <w:t>40mV</w:t>
+            </w:r>
+          </w:p>
+        </w:tc>
+      </w:tr>
+      <w:tr>
+        <w:tc>
+          <w:tcPr>
+            <w:tcW w:w="798" w:type="dxa"/>
+          </w:tcPr>
+          <w:p>
+            <w:pPr>
+              <w:pStyle w:val="ListParagraph"/>
+              <w:ind w:left="0"/>
+            </w:pPr>
+            <w:r>
+              <w:t>1</w:t>
+            </w:r>
+          </w:p>
+        </w:tc>
+        <w:tc>
+          <w:tcPr>
+            <w:tcW w:w="1027" w:type="dxa"/>
+          </w:tcPr>
+          <w:p>
+            <w:pPr>
+              <w:pStyle w:val="ListParagraph"/>
+              <w:ind w:left="0"/>
+            </w:pPr>
+            <w:r>
+              <w:t>4 (1M)</w:t>
+            </w:r>
+          </w:p>
+        </w:tc>
+        <w:tc>
+          <w:tcPr>
+            <w:tcW w:w="1363" w:type="dxa"/>
+          </w:tcPr>
+          <w:p>
+            <w:pPr>
+              <w:pStyle w:val="ListParagraph"/>
+              <w:ind w:left="0"/>
+            </w:pPr>
+            <w:r>
+              <w:t>PZT6_T (ch4)</w:t>
+            </w:r>
+          </w:p>
+        </w:tc>
+        <w:tc>
+          <w:tcPr>
+            <w:tcW w:w="1315" w:type="dxa"/>
+          </w:tcPr>
+          <w:p>
+            <w:pPr>
+              <w:pStyle w:val="ListParagraph"/>
+              <w:ind w:left="0"/>
+            </w:pPr>
+            <w:r>
+              <w:t>PZT7_R (ch5), T(ch6)</w:t>
+            </w:r>
+          </w:p>
+        </w:tc>
+        <w:tc>
+          <w:tcPr>
+            <w:tcW w:w="2671" w:type="dxa"/>
+          </w:tcPr>
+          <w:p>
+            <w:pPr>
+              <w:pStyle w:val="ListParagraph"/>
+              <w:ind w:left="0"/>
+            </w:pPr>
+            <w:r>
+              <w:t>No ghost</w:t>
+            </w:r>
+          </w:p>
+        </w:tc>
+        <w:tc>
+          <w:tcPr>
+            <w:tcW w:w="2271" w:type="dxa"/>
+          </w:tcPr>
+          <w:p>
+            <w:pPr>
+              <w:pStyle w:val="ListParagraph"/>
+              <w:ind w:left="0"/>
+            </w:pPr>
+            <w:r>
+              <w:t>5</w:t>
+            </w:r>
+            <w:r>
+              <w:t>0mv</w:t>
+            </w:r>
+          </w:p>
+        </w:tc>
+      </w:tr>
+      <w:tr>
+        <w:tc>
+          <w:tcPr>
+            <w:tcW w:w="798" w:type="dxa"/>
+          </w:tcPr>
+          <w:p>
+            <w:pPr>
+              <w:pStyle w:val="ListParagraph"/>
+              <w:ind w:left="0"/>
+            </w:pPr>
+            <w:r>
+              <w:t>2</w:t>
+            </w:r>
+          </w:p>
+        </w:tc>
+        <w:tc>
+          <w:tcPr>
+            <w:tcW w:w="1027" w:type="dxa"/>
+          </w:tcPr>
+          <w:p>
+            <w:pPr>
+              <w:pStyle w:val="ListParagraph"/>
+              <w:ind w:left="0"/>
+            </w:pPr>
+            <w:r>
+              <w:t>1 (1M)</w:t>
+            </w:r>
+          </w:p>
+        </w:tc>
+        <w:tc>
+          <w:tcPr>
+            <w:tcW w:w="1363" w:type="dxa"/>
+          </w:tcPr>
+          <w:p>
+            <w:pPr>
+              <w:pStyle w:val="ListParagraph"/>
+              <w:ind w:left="0"/>
+            </w:pPr>
+            <w:r>
+              <w:t>PZT1_T (ch4)</w:t>
+            </w:r>
+          </w:p>
+        </w:tc>
+        <w:tc>
+          <w:tcPr>
+            <w:tcW w:w="1315" w:type="dxa"/>
+          </w:tcPr>
+          <w:p>
+            <w:pPr>
+              <w:pStyle w:val="ListParagraph"/>
+              <w:ind w:left="0"/>
+            </w:pPr>
+            <w:r>
+              <w:t>PZT7_B (ch5)</w:t>
+            </w:r>
+          </w:p>
+        </w:tc>
+        <w:tc>
+          <w:tcPr>
+            <w:tcW w:w="2671" w:type="dxa"/>
+          </w:tcPr>
+          <w:p>
+            <w:pPr>
+              <w:pStyle w:val="ListParagraph"/>
+              <w:ind w:left="0"/>
+            </w:pPr>
+            <w:r>
+              <w:t>Very small ghost (&lt;</w:t>
+            </w:r>
+            <w:r>
+              <w:t>2</w:t>
+            </w:r>
+            <w:r>
+              <w:t>%)</w:t>
+            </w:r>
+          </w:p>
+        </w:tc>
+        <w:tc>
+          <w:tcPr>
+            <w:tcW w:w="2271" w:type="dxa"/>
+          </w:tcPr>
+          <w:p>
+            <w:pPr>
+              <w:pStyle w:val="ListParagraph"/>
+              <w:ind w:left="0"/>
+            </w:pPr>
+            <w:r>
+              <w:t>100</w:t>
+            </w:r>
+            <w:r>
+              <w:t>mv</w:t>
+            </w:r>
+          </w:p>
+        </w:tc>
+      </w:tr>
+      <w:tr>
+        <w:tc>
+          <w:tcPr>
+            <w:tcW w:w="798" w:type="dxa"/>
+          </w:tcPr>
+          <w:p>
+            <w:pPr>
+              <w:pStyle w:val="ListParagraph"/>
+              <w:ind w:left="0"/>
+            </w:pPr>
+            <w:r>
+              <w:t>2</w:t>
+            </w:r>
+          </w:p>
+        </w:tc>
+        <w:tc>
+          <w:tcPr>
+            <w:tcW w:w="1027" w:type="dxa"/>
+          </w:tcPr>
+          <w:p>
+            <w:pPr>
+              <w:pStyle w:val="ListParagraph"/>
+              <w:ind w:left="0"/>
+            </w:pPr>
+            <w:r>
+              <w:t>2 (470K)</w:t>
+            </w:r>
+          </w:p>
+        </w:tc>
+        <w:tc>
+          <w:tcPr>
+            <w:tcW w:w="1363" w:type="dxa"/>
+          </w:tcPr>
+          <w:p>
+            <w:pPr>
+              <w:pStyle w:val="ListParagraph"/>
+              <w:ind w:left="0"/>
+            </w:pPr>
+            <w:r>
+              <w:t>PZT3_T (ch4)</w:t>
+            </w:r>
+          </w:p>
+        </w:tc>
+        <w:tc>
+          <w:tcPr>
+            <w:tcW w:w="1315" w:type="dxa"/>
+          </w:tcPr>
+          <w:p>
+            <w:pPr>
+              <w:pStyle w:val="ListParagraph"/>
+              <w:ind w:left="0"/>
+            </w:pPr>
+            <w:r>
+              <w:t>PZT7_ L (ch5)</w:t>
+            </w:r>
+          </w:p>
+        </w:tc>
+        <w:tc>
+          <w:tcPr>
+            <w:tcW w:w="2671" w:type="dxa"/>
+          </w:tcPr>
+          <w:p>
+            <w:pPr>
+              <w:pStyle w:val="ListParagraph"/>
+              <w:ind w:left="0"/>
+            </w:pPr>
+            <w:r>
+              <w:t>Very small ghost (&lt;1%)</w:t>
+            </w:r>
+          </w:p>
+        </w:tc>
+        <w:tc>
+          <w:tcPr>
+            <w:tcW w:w="2271" w:type="dxa"/>
+          </w:tcPr>
+          <w:p>
+            <w:pPr>
+              <w:pStyle w:val="ListParagraph"/>
+              <w:ind w:left="0"/>
+            </w:pPr>
+            <w:r>
+              <w:t>40</w:t>
+            </w:r>
+            <w:r>
+              <w:t>mv</w:t>
+            </w:r>
+          </w:p>
+        </w:tc>
+      </w:tr>
+      <w:tr>
+        <w:tc>
+          <w:tcPr>
+            <w:tcW w:w="798" w:type="dxa"/>
+          </w:tcPr>
+          <w:p>
+            <w:pPr>
+              <w:pStyle w:val="ListParagraph"/>
+              <w:ind w:left="0"/>
+            </w:pPr>
+            <w:r>
+              <w:t>2</w:t>
+            </w:r>
+          </w:p>
+        </w:tc>
+        <w:tc>
+          <w:tcPr>
+            <w:tcW w:w="1027" w:type="dxa"/>
+          </w:tcPr>
+          <w:p>
+            <w:pPr>
+              <w:pStyle w:val="ListParagraph"/>
+              <w:ind w:left="0"/>
+            </w:pPr>
+            <w:r>
+              <w:t>3 (1M)</w:t>
+            </w:r>
+          </w:p>
+        </w:tc>
+        <w:tc>
+          <w:tcPr>
+            <w:tcW w:w="1363" w:type="dxa"/>
+          </w:tcPr>
+          <w:p>
+            <w:pPr>
+              <w:pStyle w:val="ListParagraph"/>
+              <w:ind w:left="0"/>
+            </w:pPr>
+            <w:r>
+              <w:t>PZT5_T (ch4)</w:t>
+            </w:r>
+          </w:p>
+        </w:tc>
+        <w:tc>
+          <w:tcPr>
+            <w:tcW w:w="1315" w:type="dxa"/>
+          </w:tcPr>
+          <w:p>
+            <w:pPr>
+              <w:pStyle w:val="ListParagraph"/>
+              <w:ind w:left="0"/>
+            </w:pPr>
+            <w:r>
+              <w:t>PZT7_C (ch5)</w:t>
+            </w:r>
+          </w:p>
+        </w:tc>
+        <w:tc>
+          <w:tcPr>
+            <w:tcW w:w="2671" w:type="dxa"/>
+          </w:tcPr>
+          <w:p>
+            <w:pPr>
+              <w:pStyle w:val="ListParagraph"/>
+              <w:ind w:left="0"/>
+            </w:pPr>
+            <w:r>
+              <w:t>Very small ghost (&lt;1%)</w:t>
+            </w:r>
+          </w:p>
+        </w:tc>
+        <w:tc>
+          <w:tcPr>
+            <w:tcW w:w="2271" w:type="dxa"/>
+          </w:tcPr>
+          <w:p>
+            <w:pPr>
+              <w:pStyle w:val="ListParagraph"/>
+              <w:ind w:left="0"/>
+            </w:pPr>
+            <w:r>
+              <w:t>50</w:t>
+            </w:r>
+            <w:r>
+              <w:t>mv</w:t>
+            </w:r>
+          </w:p>
+        </w:tc>
+      </w:tr>
+      <w:tr>
+        <w:tc>
+          <w:tcPr>
+            <w:tcW w:w="798" w:type="dxa"/>
+          </w:tcPr>
+          <w:p>
+            <w:pPr>
+              <w:pStyle w:val="ListParagraph"/>
+              <w:ind w:left="0"/>
+            </w:pPr>
+            <w:r>
+              <w:t>2</w:t>
+            </w:r>
+          </w:p>
+        </w:tc>
+        <w:tc>
+          <w:tcPr>
+            <w:tcW w:w="1027" w:type="dxa"/>
+          </w:tcPr>
+          <w:p>
+            <w:pPr>
+              <w:pStyle w:val="ListParagraph"/>
+              <w:ind w:left="0"/>
+            </w:pPr>
+            <w:r>
+              <w:t>4 (470K)</w:t>
+            </w:r>
+          </w:p>
+        </w:tc>
+        <w:tc>
+          <w:tcPr>
+            <w:tcW w:w="1363" w:type="dxa"/>
+          </w:tcPr>
+          <w:p>
+            <w:pPr>
+              <w:pStyle w:val="ListParagraph"/>
+              <w:ind w:left="0"/>
+            </w:pPr>
+            <w:r>
+              <w:t>PZT6_T (ch4)</w:t>
+            </w:r>
+          </w:p>
+        </w:tc>
+        <w:tc>
+          <w:tcPr>
+            <w:tcW w:w="1315" w:type="dxa"/>
+          </w:tcPr>
+          <w:p>
+            <w:pPr>
+              <w:pStyle w:val="ListParagraph"/>
+              <w:ind w:left="0"/>
+            </w:pPr>
+            <w:r>
+              <w:t>PZT7_R (ch5), T(ch6)</w:t>
+            </w:r>
+          </w:p>
+        </w:tc>
+        <w:tc>
+          <w:tcPr>
+            <w:tcW w:w="2671" w:type="dxa"/>
+          </w:tcPr>
+          <w:p>
+            <w:pPr>
+              <w:pStyle w:val="ListParagraph"/>
+              <w:ind w:left="0"/>
+            </w:pPr>
+            <w:r>
+              <w:t>Almost no ghost (&lt;1%, noise pattern changes)</w:t>
+            </w:r>
+          </w:p>
+        </w:tc>
+        <w:tc>
+          <w:tcPr>
+            <w:tcW w:w="2271" w:type="dxa"/>
+          </w:tcPr>
+          <w:p>
+            <w:pPr>
+              <w:pStyle w:val="ListParagraph"/>
+              <w:ind w:left="0"/>
+            </w:pPr>
+            <w:r>
+              <w:t>40</w:t>
+            </w:r>
+            <w:r>
+              <w:t>mv</w:t>
+            </w:r>
+          </w:p>
+        </w:tc>
+      </w:tr>
+    </w:tbl>
+    <w:p/>
+    <w:p/>
+    <w:p>
+      <w:r>
+        <w:br w:type="page"/>
+      </w:r>
+    </w:p>
+    <w:p>
+      <w:pPr>
+        <w:rPr>
+          <w:b/>
+          <w:bCs/>
+        </w:rPr>
+      </w:pPr>
+      <w:r>
+        <w:lastRenderedPageBreak/>
+        <w:t xml:space="preserve">Sensor settling time = 1us. </w:t>
+      </w:r>
+      <w:r>
+        <w:rPr>
+          <w:b/>
+          <w:bCs/>
+        </w:rPr>
+        <w:t>ADC</w:t>
+      </w:r>
+      <w:r>
+        <w:rPr>
+          <w:b/>
+          <w:bCs/>
+        </w:rPr>
+        <w:t xml:space="preserve"> scan.</w:t>
+      </w:r>
+    </w:p>
+    <w:p>
+      <w:proofErr w:type="spellStart"/>
+      <w:r>
+        <w:t>Vmid</w:t>
+      </w:r>
+      <w:proofErr w:type="spellEnd"/>
+      <w:r>
+        <w:t xml:space="preserve"> settling time = </w:t>
+      </w:r>
+      <w:r>
+        <w:t>5 (</w:t>
+      </w:r>
+      <w:r>
+        <w:t xml:space="preserve">NO ADC scan after </w:t>
+      </w:r>
+      <w:proofErr w:type="spellStart"/>
+      <w:r>
+        <w:t>vmid</w:t>
+      </w:r>
+      <w:proofErr w:type="spellEnd"/>
+      <w:r>
+        <w:t xml:space="preserve"> switching).</w:t>
+      </w:r>
+    </w:p>
+    <w:p>
+      <w:r>
+        <w:t xml:space="preserve">Sample interval 4us. SPS </w:t>
+      </w:r>
+      <w:r>
+        <w:t>5620</w:t>
+      </w:r>
+      <w:r>
+        <w:t>Hz</w:t>
+      </w:r>
+    </w:p>
+    <w:p/>
+    <w:tbl>
+      <w:tblPr>
+        <w:tblStyle w:val="TableGrid"/>
+        <w:tblW w:w="0" w:type="auto"/>
+        <w:tblInd w:w="-95" w:type="dxa"/>
+        <w:tblLook w:val="04A0" w:firstRow="1" w:lastRow="0" w:firstColumn="1" w:lastColumn="0" w:noHBand="0" w:noVBand="1"/>
+      </w:tblPr>
+      <w:tblGrid>
+        <w:gridCol w:w="798"/>
+        <w:gridCol w:w="1027"/>
+        <w:gridCol w:w="1363"/>
+        <w:gridCol w:w="1315"/>
+        <w:gridCol w:w="2671"/>
+        <w:gridCol w:w="2271"/>
+      </w:tblGrid>
+      <w:tr>
+        <w:tc>
+          <w:tcPr>
+            <w:tcW w:w="798" w:type="dxa"/>
+          </w:tcPr>
+          <w:p>
+            <w:pPr>
+              <w:pStyle w:val="ListParagraph"/>
+              <w:ind w:left="0"/>
+              <w:rPr>
+                <w:b/>
+                <w:bCs/>
+              </w:rPr>
+            </w:pPr>
+            <w:r>
+              <w:rPr>
+                <w:b/>
+                <w:bCs/>
+              </w:rPr>
+              <w:t>Array</w:t>
+            </w:r>
+          </w:p>
+        </w:tc>
+        <w:tc>
+          <w:tcPr>
+            <w:tcW w:w="1027" w:type="dxa"/>
+          </w:tcPr>
+          <w:p>
+            <w:pPr>
+              <w:pStyle w:val="ListParagraph"/>
+              <w:ind w:left="0"/>
+              <w:rPr>
+                <w:b/>
+                <w:bCs/>
+              </w:rPr>
+            </w:pPr>
+            <w:r>
+              <w:rPr>
+                <w:b/>
+                <w:bCs/>
+              </w:rPr>
+              <w:t xml:space="preserve">MUX </w:t>
+            </w:r>
+          </w:p>
+        </w:tc>
+        <w:tc>
+          <w:tcPr>
+            <w:tcW w:w="1363" w:type="dxa"/>
+          </w:tcPr>
+          <w:p>
+            <w:pPr>
+              <w:pStyle w:val="ListParagraph"/>
+              <w:ind w:left="0"/>
+              <w:rPr>
+                <w:b/>
+                <w:bCs/>
+              </w:rPr>
+            </w:pPr>
+            <w:r>
+              <w:rPr>
+                <w:b/>
+                <w:bCs/>
+              </w:rPr>
+              <w:t>P</w:t>
+            </w:r>
+            <w:r>
+              <w:rPr>
+                <w:b/>
+                <w:bCs/>
+              </w:rPr>
+              <w:t>ressed</w:t>
+            </w:r>
+          </w:p>
+        </w:tc>
+        <w:tc>
+          <w:tcPr>
+            <w:tcW w:w="1315" w:type="dxa"/>
+          </w:tcPr>
+          <w:p>
+            <w:pPr>
+              <w:pStyle w:val="ListParagraph"/>
+              <w:ind w:left="0"/>
+              <w:rPr>
+                <w:b/>
+                <w:bCs/>
+              </w:rPr>
+            </w:pPr>
+            <w:r>
+              <w:rPr>
+                <w:b/>
+                <w:bCs/>
+              </w:rPr>
+              <w:t>T</w:t>
+            </w:r>
+            <w:r>
+              <w:rPr>
+                <w:b/>
+                <w:bCs/>
+              </w:rPr>
+              <w:t>ested</w:t>
+            </w:r>
+          </w:p>
+        </w:tc>
+        <w:tc>
+          <w:tcPr>
+            <w:tcW w:w="2671" w:type="dxa"/>
+          </w:tcPr>
+          <w:p>
+            <w:pPr>
+              <w:pStyle w:val="ListParagraph"/>
+              <w:ind w:left="0"/>
+              <w:rPr>
+                <w:b/>
+                <w:bCs/>
+              </w:rPr>
+            </w:pPr>
+            <w:r>
+              <w:rPr>
+                <w:b/>
+                <w:bCs/>
+              </w:rPr>
+              <w:t>Results</w:t>
+            </w:r>
+          </w:p>
+        </w:tc>
+        <w:tc>
+          <w:tcPr>
+            <w:tcW w:w="2271" w:type="dxa"/>
+          </w:tcPr>
+          <w:p>
+            <w:pPr>
+              <w:pStyle w:val="ListParagraph"/>
+              <w:ind w:left="0"/>
+              <w:rPr>
+                <w:b/>
+                <w:bCs/>
+              </w:rPr>
+            </w:pPr>
+            <w:r>
+              <w:rPr>
+                <w:b/>
+                <w:bCs/>
+              </w:rPr>
+              <w:t>Sig p-p</w:t>
+            </w:r>
+          </w:p>
+        </w:tc>
+      </w:tr>
+      <w:tr>
+        <w:tc>
+          <w:tcPr>
+            <w:tcW w:w="798" w:type="dxa"/>
+          </w:tcPr>
+          <w:p>
+            <w:pPr>
+              <w:pStyle w:val="ListParagraph"/>
+              <w:ind w:left="0"/>
+            </w:pPr>
+            <w:r>
+              <w:t>1</w:t>
+            </w:r>
+          </w:p>
+        </w:tc>
+        <w:tc>
+          <w:tcPr>
+            <w:tcW w:w="1027" w:type="dxa"/>
+          </w:tcPr>
+          <w:p>
+            <w:pPr>
+              <w:pStyle w:val="ListParagraph"/>
+              <w:ind w:left="0"/>
+            </w:pPr>
+            <w:r>
+              <w:t>1 (470K)</w:t>
+            </w:r>
+          </w:p>
+        </w:tc>
+        <w:tc>
+          <w:tcPr>
+            <w:tcW w:w="1363" w:type="dxa"/>
+          </w:tcPr>
+          <w:p>
+            <w:pPr>
+              <w:pStyle w:val="ListParagraph"/>
+              <w:ind w:left="0"/>
+            </w:pPr>
+            <w:r>
+              <w:t>PZT1_T (ch4)</w:t>
+            </w:r>
+          </w:p>
+        </w:tc>
+        <w:tc>
+          <w:tcPr>
+            <w:tcW w:w="1315" w:type="dxa"/>
+          </w:tcPr>
+          <w:p>
+            <w:pPr>
+              <w:pStyle w:val="ListParagraph"/>
+              <w:ind w:left="0"/>
+            </w:pPr>
+            <w:r>
+              <w:t>PZT7_B (ch5)</w:t>
+            </w:r>
+          </w:p>
+        </w:tc>
+        <w:tc>
+          <w:tcPr>
+            <w:tcW w:w="2671" w:type="dxa"/>
+          </w:tcPr>
+          <w:p>
+            <w:pPr>
+              <w:pStyle w:val="ListParagraph"/>
+              <w:ind w:left="0"/>
+            </w:pPr>
+            <w:r>
+              <w:t>No ghost</w:t>
+            </w:r>
+          </w:p>
+        </w:tc>
+        <w:tc>
+          <w:tcPr>
+            <w:tcW w:w="2271" w:type="dxa"/>
+          </w:tcPr>
+          <w:p>
+            <w:pPr>
+              <w:pStyle w:val="ListParagraph"/>
+              <w:ind w:left="0"/>
+            </w:pPr>
+            <w:r>
+              <w:t>5</w:t>
+            </w:r>
+            <w:r>
+              <w:t>0mv</w:t>
+            </w:r>
+          </w:p>
+        </w:tc>
+      </w:tr>
+      <w:tr>
+        <w:tc>
+          <w:tcPr>
+            <w:tcW w:w="798" w:type="dxa"/>
+          </w:tcPr>
+          <w:p>
+            <w:pPr>
+              <w:pStyle w:val="ListParagraph"/>
+              <w:ind w:left="0"/>
+            </w:pPr>
+            <w:r>
+              <w:t>1</w:t>
+            </w:r>
+          </w:p>
+        </w:tc>
+        <w:tc>
+          <w:tcPr>
+            <w:tcW w:w="1027" w:type="dxa"/>
+          </w:tcPr>
+          <w:p>
+            <w:pPr>
+              <w:pStyle w:val="ListParagraph"/>
+              <w:ind w:left="0"/>
+            </w:pPr>
+            <w:r>
+              <w:t>2 (1M)</w:t>
+            </w:r>
+          </w:p>
+        </w:tc>
+        <w:tc>
+          <w:tcPr>
+            <w:tcW w:w="1363" w:type="dxa"/>
+          </w:tcPr>
+          <w:p>
+            <w:pPr>
+              <w:pStyle w:val="ListParagraph"/>
+              <w:ind w:left="0"/>
+            </w:pPr>
+            <w:r>
+              <w:t>PZT3_T (ch4)</w:t>
+            </w:r>
+          </w:p>
+        </w:tc>
+        <w:tc>
+          <w:tcPr>
+            <w:tcW w:w="1315" w:type="dxa"/>
+          </w:tcPr>
+          <w:p>
+            <w:pPr>
+              <w:pStyle w:val="ListParagraph"/>
+              <w:ind w:left="0"/>
+            </w:pPr>
+            <w:r>
+              <w:t>PZT7_ L (ch5)</w:t>
+            </w:r>
+          </w:p>
+        </w:tc>
+        <w:tc>
+          <w:tcPr>
+            <w:tcW w:w="2671" w:type="dxa"/>
+          </w:tcPr>
+          <w:p>
+            <w:pPr>
+              <w:pStyle w:val="ListParagraph"/>
+              <w:ind w:left="0"/>
+            </w:pPr>
+            <w:r>
+              <w:t>No ghost</w:t>
+            </w:r>
+          </w:p>
+        </w:tc>
+        <w:tc>
+          <w:tcPr>
+            <w:tcW w:w="2271" w:type="dxa"/>
+          </w:tcPr>
+          <w:p>
+            <w:pPr>
+              <w:pStyle w:val="ListParagraph"/>
+              <w:ind w:left="0"/>
+            </w:pPr>
+            <w:r>
+              <w:t>5</w:t>
+            </w:r>
+            <w:r>
+              <w:t>0mv</w:t>
+            </w:r>
+          </w:p>
+        </w:tc>
+      </w:tr>
+      <w:tr>
+        <w:tc>
+          <w:tcPr>
+            <w:tcW w:w="798" w:type="dxa"/>
+          </w:tcPr>
+          <w:p>
+            <w:pPr>
+              <w:pStyle w:val="ListParagraph"/>
+              <w:ind w:left="0"/>
+            </w:pPr>
+            <w:r>
+              <w:t>1</w:t>
+            </w:r>
+          </w:p>
+        </w:tc>
+        <w:tc>
+          <w:tcPr>
+            <w:tcW w:w="1027" w:type="dxa"/>
+          </w:tcPr>
+          <w:p>
+            <w:pPr>
+              <w:pStyle w:val="ListParagraph"/>
+              <w:ind w:left="0"/>
+            </w:pPr>
+            <w:r>
+              <w:t>3 (470K)</w:t>
+            </w:r>
+          </w:p>
+        </w:tc>
+        <w:tc>
+          <w:tcPr>
+            <w:tcW w:w="1363" w:type="dxa"/>
+          </w:tcPr>
+          <w:p>
+            <w:pPr>
+              <w:pStyle w:val="ListParagraph"/>
+              <w:ind w:left="0"/>
+            </w:pPr>
+            <w:r>
+              <w:t>PZT5_T (ch4)</w:t>
+            </w:r>
+          </w:p>
+        </w:tc>
+        <w:tc>
+          <w:tcPr>
+            <w:tcW w:w="1315" w:type="dxa"/>
+          </w:tcPr>
+          <w:p>
+            <w:pPr>
+              <w:pStyle w:val="ListParagraph"/>
+              <w:ind w:left="0"/>
+            </w:pPr>
+            <w:r>
+              <w:t>PZT7_C (ch5)</w:t>
+            </w:r>
+          </w:p>
+        </w:tc>
+        <w:tc>
+          <w:tcPr>
+            <w:tcW w:w="2671" w:type="dxa"/>
+          </w:tcPr>
+          <w:p>
+            <w:pPr>
+              <w:pStyle w:val="ListParagraph"/>
+              <w:ind w:left="0"/>
+            </w:pPr>
+            <w:r>
+              <w:t>No ghost</w:t>
+            </w:r>
+          </w:p>
+        </w:tc>
+        <w:tc>
+          <w:tcPr>
+            <w:tcW w:w="2271" w:type="dxa"/>
+          </w:tcPr>
+          <w:p>
+            <w:pPr>
+              <w:pStyle w:val="ListParagraph"/>
+              <w:ind w:left="0"/>
+            </w:pPr>
+            <w:r>
+              <w:t>40mV</w:t>
+            </w:r>
+          </w:p>
+        </w:tc>
+      </w:tr>
+      <w:tr>
+        <w:tc>
+          <w:tcPr>
+            <w:tcW w:w="798" w:type="dxa"/>
+          </w:tcPr>
+          <w:p>
+            <w:pPr>
+              <w:pStyle w:val="ListParagraph"/>
+              <w:ind w:left="0"/>
+            </w:pPr>
+            <w:r>
+              <w:t>1</w:t>
+            </w:r>
+          </w:p>
+        </w:tc>
+        <w:tc>
+          <w:tcPr>
+            <w:tcW w:w="1027" w:type="dxa"/>
+          </w:tcPr>
+          <w:p>
+            <w:pPr>
+              <w:pStyle w:val="ListParagraph"/>
+              <w:ind w:left="0"/>
+            </w:pPr>
+            <w:r>
+              <w:t>4 (1M)</w:t>
+            </w:r>
+          </w:p>
+        </w:tc>
+        <w:tc>
+          <w:tcPr>
+            <w:tcW w:w="1363" w:type="dxa"/>
+          </w:tcPr>
+          <w:p>
+            <w:pPr>
+              <w:pStyle w:val="ListParagraph"/>
+              <w:ind w:left="0"/>
+            </w:pPr>
+            <w:r>
+              <w:t>PZT6_T (ch4)</w:t>
+            </w:r>
+          </w:p>
+        </w:tc>
+        <w:tc>
+          <w:tcPr>
+            <w:tcW w:w="1315" w:type="dxa"/>
+          </w:tcPr>
+          <w:p>
+            <w:pPr>
+              <w:pStyle w:val="ListParagraph"/>
+              <w:ind w:left="0"/>
+            </w:pPr>
+            <w:r>
+              <w:t>PZT7_R (ch5), T(ch6)</w:t>
+            </w:r>
+          </w:p>
+        </w:tc>
+        <w:tc>
+          <w:tcPr>
+            <w:tcW w:w="2671" w:type="dxa"/>
+          </w:tcPr>
+          <w:p>
+            <w:pPr>
+              <w:pStyle w:val="ListParagraph"/>
+              <w:ind w:left="0"/>
+            </w:pPr>
+            <w:r>
+              <w:t>No ghost</w:t>
+            </w:r>
+          </w:p>
+        </w:tc>
+        <w:tc>
+          <w:tcPr>
+            <w:tcW w:w="2271" w:type="dxa"/>
+          </w:tcPr>
+          <w:p>
+            <w:pPr>
+              <w:pStyle w:val="ListParagraph"/>
+              <w:ind w:left="0"/>
+            </w:pPr>
+            <w:r>
+              <w:t>7</w:t>
+            </w:r>
+            <w:r>
+              <w:t>0mv</w:t>
+            </w:r>
+          </w:p>
+        </w:tc>
+      </w:tr>
+      <w:tr>
+        <w:tc>
+          <w:tcPr>
+            <w:tcW w:w="798" w:type="dxa"/>
+          </w:tcPr>
+          <w:p>
+            <w:pPr>
+              <w:pStyle w:val="ListParagraph"/>
+              <w:ind w:left="0"/>
+            </w:pPr>
+            <w:r>
+              <w:t>2</w:t>
+            </w:r>
+          </w:p>
+        </w:tc>
+        <w:tc>
+          <w:tcPr>
+            <w:tcW w:w="1027" w:type="dxa"/>
+          </w:tcPr>
+          <w:p>
+            <w:pPr>
+              <w:pStyle w:val="ListParagraph"/>
+              <w:ind w:left="0"/>
+            </w:pPr>
+            <w:r>
+              <w:t>1 (1M)</w:t>
+            </w:r>
+          </w:p>
+        </w:tc>
+        <w:tc>
+          <w:tcPr>
+            <w:tcW w:w="1363" w:type="dxa"/>
+          </w:tcPr>
+          <w:p>
+            <w:pPr>
+              <w:pStyle w:val="ListParagraph"/>
+              <w:ind w:left="0"/>
+            </w:pPr>
+            <w:r>
+              <w:t>PZT1_T (ch4)</w:t>
+            </w:r>
+          </w:p>
+        </w:tc>
+        <w:tc>
+          <w:tcPr>
+            <w:tcW w:w="1315" w:type="dxa"/>
+          </w:tcPr>
+          <w:p>
+            <w:pPr>
+              <w:pStyle w:val="ListParagraph"/>
+              <w:ind w:left="0"/>
+            </w:pPr>
+            <w:r>
+              <w:t>PZT7_B (ch5)</w:t>
+            </w:r>
+          </w:p>
+        </w:tc>
+        <w:tc>
+          <w:tcPr>
+            <w:tcW w:w="2671" w:type="dxa"/>
+          </w:tcPr>
+          <w:p>
+            <w:pPr>
+              <w:pStyle w:val="ListParagraph"/>
+              <w:ind w:left="0"/>
+            </w:pPr>
+            <w:r>
+              <w:t>No ghost</w:t>
+            </w:r>
+          </w:p>
+        </w:tc>
+        <w:tc>
+          <w:tcPr>
+            <w:tcW w:w="2271" w:type="dxa"/>
+          </w:tcPr>
+          <w:p>
+            <w:pPr>
+              <w:pStyle w:val="ListParagraph"/>
+              <w:ind w:left="0"/>
+            </w:pPr>
+            <w:r>
+              <w:t>200mv</w:t>
+            </w:r>
+          </w:p>
+        </w:tc>
+      </w:tr>
+      <w:tr>
+        <w:tc>
+          <w:tcPr>
+            <w:tcW w:w="798" w:type="dxa"/>
+          </w:tcPr>
+          <w:p>
+            <w:pPr>
+              <w:pStyle w:val="ListParagraph"/>
+              <w:ind w:left="0"/>
+            </w:pPr>
+            <w:r>
+              <w:t>2</w:t>
+            </w:r>
+          </w:p>
+        </w:tc>
+        <w:tc>
+          <w:tcPr>
+            <w:tcW w:w="1027" w:type="dxa"/>
+          </w:tcPr>
+          <w:p>
+            <w:pPr>
+              <w:pStyle w:val="ListParagraph"/>
+              <w:ind w:left="0"/>
+            </w:pPr>
+            <w:r>
+              <w:t>2 (470K)</w:t>
+            </w:r>
+          </w:p>
+        </w:tc>
+        <w:tc>
+          <w:tcPr>
+            <w:tcW w:w="1363" w:type="dxa"/>
+          </w:tcPr>
+          <w:p>
+            <w:pPr>
+              <w:pStyle w:val="ListParagraph"/>
+              <w:ind w:left="0"/>
+            </w:pPr>
+            <w:r>
+              <w:t>PZT3_T (ch4)</w:t>
+            </w:r>
+          </w:p>
+        </w:tc>
+        <w:tc>
+          <w:tcPr>
+            <w:tcW w:w="1315" w:type="dxa"/>
+          </w:tcPr>
+          <w:p>
+            <w:pPr>
+              <w:pStyle w:val="ListParagraph"/>
+              <w:ind w:left="0"/>
+            </w:pPr>
+            <w:r>
+              <w:t>PZT7_ L (ch5)</w:t>
+            </w:r>
+          </w:p>
+        </w:tc>
+        <w:tc>
+          <w:tcPr>
+            <w:tcW w:w="2671" w:type="dxa"/>
+          </w:tcPr>
+          <w:p>
+            <w:pPr>
+              <w:pStyle w:val="ListParagraph"/>
+              <w:ind w:left="0"/>
+            </w:pPr>
+            <w:r>
+              <w:t>No ghost</w:t>
+            </w:r>
+          </w:p>
+        </w:tc>
+        <w:tc>
+          <w:tcPr>
+            <w:tcW w:w="2271" w:type="dxa"/>
+          </w:tcPr>
+          <w:p>
+            <w:pPr>
+              <w:pStyle w:val="ListParagraph"/>
+              <w:ind w:left="0"/>
+            </w:pPr>
+            <w:r>
+              <w:t>150mv</w:t>
+            </w:r>
+          </w:p>
+        </w:tc>
+      </w:tr>
+      <w:tr>
+        <w:tc>
+          <w:tcPr>
+            <w:tcW w:w="798" w:type="dxa"/>
+          </w:tcPr>
+          <w:p>
+            <w:pPr>
+              <w:pStyle w:val="ListParagraph"/>
+              <w:ind w:left="0"/>
+            </w:pPr>
+            <w:r>
+              <w:t>2</w:t>
+            </w:r>
+          </w:p>
+        </w:tc>
+        <w:tc>
+          <w:tcPr>
+            <w:tcW w:w="1027" w:type="dxa"/>
+          </w:tcPr>
+          <w:p>
+            <w:pPr>
+              <w:pStyle w:val="ListParagraph"/>
+              <w:ind w:left="0"/>
+            </w:pPr>
+            <w:r>
+              <w:t>3 (1M)</w:t>
+            </w:r>
+          </w:p>
+        </w:tc>
+        <w:tc>
+          <w:tcPr>
+            <w:tcW w:w="1363" w:type="dxa"/>
+          </w:tcPr>
+          <w:p>
+            <w:pPr>
+              <w:pStyle w:val="ListParagraph"/>
+              <w:ind w:left="0"/>
+            </w:pPr>
+            <w:r>
+              <w:t>PZT5_T (ch4)</w:t>
+            </w:r>
+          </w:p>
+        </w:tc>
+        <w:tc>
+          <w:tcPr>
+            <w:tcW w:w="1315" w:type="dxa"/>
+          </w:tcPr>
+          <w:p>
+            <w:pPr>
+              <w:pStyle w:val="ListParagraph"/>
+              <w:ind w:left="0"/>
+            </w:pPr>
+            <w:r>
+              <w:t>PZT7_C (ch5)</w:t>
+            </w:r>
+          </w:p>
+        </w:tc>
+        <w:tc>
+          <w:tcPr>
+            <w:tcW w:w="2671" w:type="dxa"/>
+          </w:tcPr>
+          <w:p>
+            <w:pPr>
+              <w:pStyle w:val="ListParagraph"/>
+              <w:ind w:left="0"/>
+            </w:pPr>
+            <w:r>
+              <w:t>Very small ghost (&lt;1%)</w:t>
+            </w:r>
+          </w:p>
+        </w:tc>
+        <w:tc>
+          <w:tcPr>
+            <w:tcW w:w="2271" w:type="dxa"/>
+          </w:tcPr>
+          <w:p>
+            <w:pPr>
+              <w:pStyle w:val="ListParagraph"/>
+              <w:ind w:left="0"/>
+            </w:pPr>
+            <w:r>
+              <w:t>250mv</w:t>
+            </w:r>
+          </w:p>
+        </w:tc>
+      </w:tr>
+      <w:tr>
+        <w:tc>
+          <w:tcPr>
+            <w:tcW w:w="798" w:type="dxa"/>
+          </w:tcPr>
+          <w:p>
+            <w:pPr>
+              <w:pStyle w:val="ListParagraph"/>
+              <w:ind w:left="0"/>
+            </w:pPr>
+            <w:r>
+              <w:t>2</w:t>
+            </w:r>
+          </w:p>
+        </w:tc>
+        <w:tc>
+          <w:tcPr>
+            <w:tcW w:w="1027" w:type="dxa"/>
+          </w:tcPr>
+          <w:p>
+            <w:pPr>
+              <w:pStyle w:val="ListParagraph"/>
+              <w:ind w:left="0"/>
+            </w:pPr>
+            <w:r>
+              <w:t>4 (470K)</w:t>
+            </w:r>
+          </w:p>
+        </w:tc>
+        <w:tc>
+          <w:tcPr>
+            <w:tcW w:w="1363" w:type="dxa"/>
+          </w:tcPr>
+          <w:p>
+            <w:pPr>
+              <w:pStyle w:val="ListParagraph"/>
+              <w:ind w:left="0"/>
+            </w:pPr>
+            <w:r>
+              <w:t>PZT6_T (ch4)</w:t>
+            </w:r>
+          </w:p>
+        </w:tc>
+        <w:tc>
+          <w:tcPr>
+            <w:tcW w:w="1315" w:type="dxa"/>
+          </w:tcPr>
+          <w:p>
+            <w:pPr>
+              <w:pStyle w:val="ListParagraph"/>
+              <w:ind w:left="0"/>
+            </w:pPr>
+            <w:r>
+              <w:t>PZT7_R (ch5), T(ch6)</w:t>
+            </w:r>
+          </w:p>
+        </w:tc>
+        <w:tc>
+          <w:tcPr>
+            <w:tcW w:w="2671" w:type="dxa"/>
+          </w:tcPr>
+          <w:p>
+            <w:pPr>
+              <w:pStyle w:val="ListParagraph"/>
+              <w:ind w:left="0"/>
+            </w:pPr>
+            <w:r>
+              <w:t>Almost no ghost (&lt;1%, noise pattern changes)</w:t>
+            </w:r>
+          </w:p>
+        </w:tc>
+        <w:tc>
+          <w:tcPr>
+            <w:tcW w:w="2271" w:type="dxa"/>
+          </w:tcPr>
+          <w:p>
+            <w:pPr>
+              <w:pStyle w:val="ListParagraph"/>
+              <w:ind w:left="0"/>
+            </w:pPr>
+            <w:r>
+              <w:t>200mv</w:t>
+            </w:r>
           </w:p>
         </w:tc>
       </w:tr>

--- a/docs/testing/benchmarks/testboard-adc124/Ghosting Tests TestBoard_ADC124.docx
+++ b/docs/testing/benchmarks/testboard-adc124/Ghosting Tests TestBoard_ADC124.docx
@@ -2813,10 +2813,10 @@
       </w:r>
       <w:proofErr w:type="spellEnd"/>
       <w:r>
-        <w:t xml:space="preserve"> switching).</w:t>
-      </w:r>
-      <w:r>
-        <w:t>).</w:t>
+        <w:t xml:space="preserve"> switching)</w:t>
+      </w:r>
+      <w:r>
+        <w:t>.</w:t>
       </w:r>
     </w:p>
     <w:p>
@@ -6552,6 +6552,1376 @@
               <w:t>200mv</w:t>
             </w:r>
           </w:p>
+        </w:tc>
+      </w:tr>
+    </w:tbl>
+    <w:p/>
+    <w:p>
+      <w:r>
+        <w:br w:type="page"/>
+      </w:r>
+    </w:p>
+    <w:p>
+      <w:r>
+        <w:lastRenderedPageBreak/>
+        <w:t xml:space="preserve">Tests above were for blocking SPI engine. </w:t>
+      </w:r>
+    </w:p>
+    <w:p>
+      <w:r>
+        <w:t>For LPSPI engine these are the sampling rates:</w:t>
+      </w:r>
+    </w:p>
+    <w:p/>
+    <w:tbl>
+      <w:tblPr>
+        <w:tblStyle w:val="TableGrid"/>
+        <w:tblW w:w="0" w:type="auto"/>
+        <w:tblLook w:val="04A0" w:firstRow="1" w:lastRow="0" w:firstColumn="1" w:lastColumn="0" w:noHBand="0" w:noVBand="1"/>
+      </w:tblPr>
+      <w:tblGrid>
+        <w:gridCol w:w="896"/>
+        <w:gridCol w:w="1241"/>
+        <w:gridCol w:w="1134"/>
+        <w:gridCol w:w="1094"/>
+        <w:gridCol w:w="1271"/>
+        <w:gridCol w:w="1271"/>
+        <w:gridCol w:w="1241"/>
+        <w:gridCol w:w="1202"/>
+      </w:tblGrid>
+      <w:tr>
+        <w:tc>
+          <w:tcPr>
+            <w:tcW w:w="896" w:type="dxa"/>
+          </w:tcPr>
+          <w:p>
+            <w:r>
+              <w:t>Scan Mode</w:t>
+            </w:r>
+          </w:p>
+        </w:tc>
+        <w:tc>
+          <w:tcPr>
+            <w:tcW w:w="1241" w:type="dxa"/>
+          </w:tcPr>
+          <w:p>
+            <w:r>
+              <w:t>Channel Settle [us]</w:t>
+            </w:r>
+          </w:p>
+        </w:tc>
+        <w:tc>
+          <w:tcPr>
+            <w:tcW w:w="1134" w:type="dxa"/>
+          </w:tcPr>
+          <w:p>
+            <w:proofErr w:type="spellStart"/>
+            <w:r>
+              <w:t>Vmid</w:t>
+            </w:r>
+            <w:proofErr w:type="spellEnd"/>
+            <w:r>
+              <w:t xml:space="preserve"> Settle [us]</w:t>
+            </w:r>
+          </w:p>
+        </w:tc>
+        <w:tc>
+          <w:tcPr>
+            <w:tcW w:w="1094" w:type="dxa"/>
+          </w:tcPr>
+          <w:p>
+            <w:r>
+              <w:t xml:space="preserve">ADC scan after </w:t>
+            </w:r>
+            <w:proofErr w:type="spellStart"/>
+            <w:r>
+              <w:t>vmid</w:t>
+            </w:r>
+            <w:proofErr w:type="spellEnd"/>
+          </w:p>
+        </w:tc>
+        <w:tc>
+          <w:tcPr>
+            <w:tcW w:w="1271" w:type="dxa"/>
+          </w:tcPr>
+          <w:p>
+            <w:r>
+              <w:t>Blocking:</w:t>
+            </w:r>
+          </w:p>
+          <w:p>
+            <w:r>
+              <w:t>Channel SPS [Hz]</w:t>
+            </w:r>
+          </w:p>
+        </w:tc>
+        <w:tc>
+          <w:tcPr>
+            <w:tcW w:w="1271" w:type="dxa"/>
+          </w:tcPr>
+          <w:p>
+            <w:r>
+              <w:t>Blocking:</w:t>
+            </w:r>
+          </w:p>
+          <w:p>
+            <w:r>
+              <w:t>Interval [us]</w:t>
+            </w:r>
+          </w:p>
+        </w:tc>
+        <w:tc>
+          <w:tcPr>
+            <w:tcW w:w="1241" w:type="dxa"/>
+          </w:tcPr>
+          <w:p>
+            <w:r>
+              <w:t>LPSPI:</w:t>
+            </w:r>
+          </w:p>
+          <w:p>
+            <w:r>
+              <w:t>Channel SPS [Hz]</w:t>
+            </w:r>
+          </w:p>
+        </w:tc>
+        <w:tc>
+          <w:tcPr>
+            <w:tcW w:w="1202" w:type="dxa"/>
+          </w:tcPr>
+          <w:p>
+            <w:r>
+              <w:t>LPSPI:</w:t>
+            </w:r>
+          </w:p>
+          <w:p>
+            <w:r>
+              <w:t>Interval [us]</w:t>
+            </w:r>
+          </w:p>
+        </w:tc>
+      </w:tr>
+      <w:tr>
+        <w:tc>
+          <w:tcPr>
+            <w:tcW w:w="896" w:type="dxa"/>
+          </w:tcPr>
+          <w:p>
+            <w:r>
+              <w:t>ADC</w:t>
+            </w:r>
+          </w:p>
+        </w:tc>
+        <w:tc>
+          <w:tcPr>
+            <w:tcW w:w="1241" w:type="dxa"/>
+          </w:tcPr>
+          <w:p>
+            <w:r>
+              <w:t>5</w:t>
+            </w:r>
+          </w:p>
+        </w:tc>
+        <w:tc>
+          <w:tcPr>
+            <w:tcW w:w="1134" w:type="dxa"/>
+          </w:tcPr>
+          <w:p>
+            <w:r>
+              <w:t xml:space="preserve">(no </w:t>
+            </w:r>
+            <w:proofErr w:type="spellStart"/>
+            <w:r>
+              <w:t>vmid</w:t>
+            </w:r>
+            <w:proofErr w:type="spellEnd"/>
+            <w:r>
+              <w:t>)</w:t>
+            </w:r>
+          </w:p>
+        </w:tc>
+        <w:tc>
+          <w:tcPr>
+            <w:tcW w:w="1094" w:type="dxa"/>
+          </w:tcPr>
+          <w:p>
+            <w:r>
+              <w:t xml:space="preserve">(no </w:t>
+            </w:r>
+            <w:proofErr w:type="spellStart"/>
+            <w:r>
+              <w:t>vmid</w:t>
+            </w:r>
+            <w:proofErr w:type="spellEnd"/>
+            <w:r>
+              <w:t>)</w:t>
+            </w:r>
+          </w:p>
+        </w:tc>
+        <w:tc>
+          <w:tcPr>
+            <w:tcW w:w="1271" w:type="dxa"/>
+          </w:tcPr>
+          <w:p/>
+        </w:tc>
+        <w:tc>
+          <w:tcPr>
+            <w:tcW w:w="1271" w:type="dxa"/>
+          </w:tcPr>
+          <w:p/>
+        </w:tc>
+        <w:tc>
+          <w:tcPr>
+            <w:tcW w:w="1241" w:type="dxa"/>
+          </w:tcPr>
+          <w:p>
+            <w:r>
+              <w:t>6736</w:t>
+            </w:r>
+          </w:p>
+        </w:tc>
+        <w:tc>
+          <w:tcPr>
+            <w:tcW w:w="1202" w:type="dxa"/>
+          </w:tcPr>
+          <w:p>
+            <w:r>
+              <w:t>3</w:t>
+            </w:r>
+          </w:p>
+        </w:tc>
+      </w:tr>
+      <w:tr>
+        <w:tc>
+          <w:tcPr>
+            <w:tcW w:w="896" w:type="dxa"/>
+          </w:tcPr>
+          <w:p>
+            <w:r>
+              <w:t>ADC</w:t>
+            </w:r>
+          </w:p>
+        </w:tc>
+        <w:tc>
+          <w:tcPr>
+            <w:tcW w:w="1241" w:type="dxa"/>
+          </w:tcPr>
+          <w:p>
+            <w:r>
+              <w:t>5</w:t>
+            </w:r>
+          </w:p>
+        </w:tc>
+        <w:tc>
+          <w:tcPr>
+            <w:tcW w:w="1134" w:type="dxa"/>
+          </w:tcPr>
+          <w:p>
+            <w:r>
+              <w:t>0</w:t>
+            </w:r>
+          </w:p>
+        </w:tc>
+        <w:tc>
+          <w:tcPr>
+            <w:tcW w:w="1094" w:type="dxa"/>
+          </w:tcPr>
+          <w:p>
+            <w:r>
+              <w:t>yes</w:t>
+            </w:r>
+          </w:p>
+        </w:tc>
+        <w:tc>
+          <w:tcPr>
+            <w:tcW w:w="1271" w:type="dxa"/>
+          </w:tcPr>
+          <w:p>
+            <w:r>
+              <w:t>4140</w:t>
+            </w:r>
+          </w:p>
+        </w:tc>
+        <w:tc>
+          <w:tcPr>
+            <w:tcW w:w="1271" w:type="dxa"/>
+          </w:tcPr>
+          <w:p>
+            <w:r>
+              <w:t>5</w:t>
+            </w:r>
+          </w:p>
+        </w:tc>
+        <w:tc>
+          <w:tcPr>
+            <w:tcW w:w="1241" w:type="dxa"/>
+          </w:tcPr>
+          <w:p/>
+        </w:tc>
+        <w:tc>
+          <w:tcPr>
+            <w:tcW w:w="1202" w:type="dxa"/>
+          </w:tcPr>
+          <w:p/>
+        </w:tc>
+      </w:tr>
+      <w:tr>
+        <w:tc>
+          <w:tcPr>
+            <w:tcW w:w="896" w:type="dxa"/>
+          </w:tcPr>
+          <w:p>
+            <w:r>
+              <w:t>MUX</w:t>
+            </w:r>
+          </w:p>
+        </w:tc>
+        <w:tc>
+          <w:tcPr>
+            <w:tcW w:w="1241" w:type="dxa"/>
+          </w:tcPr>
+          <w:p>
+            <w:r>
+              <w:t>5</w:t>
+            </w:r>
+          </w:p>
+        </w:tc>
+        <w:tc>
+          <w:tcPr>
+            <w:tcW w:w="1134" w:type="dxa"/>
+          </w:tcPr>
+          <w:p>
+            <w:r>
+              <w:t>0</w:t>
+            </w:r>
+          </w:p>
+        </w:tc>
+        <w:tc>
+          <w:tcPr>
+            <w:tcW w:w="1094" w:type="dxa"/>
+          </w:tcPr>
+          <w:p>
+            <w:r>
+              <w:t>yes</w:t>
+            </w:r>
+          </w:p>
+        </w:tc>
+        <w:tc>
+          <w:tcPr>
+            <w:tcW w:w="1271" w:type="dxa"/>
+          </w:tcPr>
+          <w:p>
+            <w:r>
+              <w:t>5000</w:t>
+            </w:r>
+          </w:p>
+        </w:tc>
+        <w:tc>
+          <w:tcPr>
+            <w:tcW w:w="1271" w:type="dxa"/>
+          </w:tcPr>
+          <w:p>
+            <w:r>
+              <w:t>4</w:t>
+            </w:r>
+          </w:p>
+        </w:tc>
+        <w:tc>
+          <w:tcPr>
+            <w:tcW w:w="1241" w:type="dxa"/>
+          </w:tcPr>
+          <w:p/>
+        </w:tc>
+        <w:tc>
+          <w:tcPr>
+            <w:tcW w:w="1202" w:type="dxa"/>
+          </w:tcPr>
+          <w:p/>
+        </w:tc>
+      </w:tr>
+      <w:tr>
+        <w:tc>
+          <w:tcPr>
+            <w:tcW w:w="896" w:type="dxa"/>
+          </w:tcPr>
+          <w:p>
+            <w:r>
+              <w:t>ADC</w:t>
+            </w:r>
+          </w:p>
+        </w:tc>
+        <w:tc>
+          <w:tcPr>
+            <w:tcW w:w="1241" w:type="dxa"/>
+          </w:tcPr>
+          <w:p>
+            <w:r>
+              <w:t>1</w:t>
+            </w:r>
+          </w:p>
+        </w:tc>
+        <w:tc>
+          <w:tcPr>
+            <w:tcW w:w="1134" w:type="dxa"/>
+          </w:tcPr>
+          <w:p>
+            <w:r>
+              <w:t>0</w:t>
+            </w:r>
+          </w:p>
+        </w:tc>
+        <w:tc>
+          <w:tcPr>
+            <w:tcW w:w="1094" w:type="dxa"/>
+          </w:tcPr>
+          <w:p>
+            <w:r>
+              <w:t>yes</w:t>
+            </w:r>
+          </w:p>
+        </w:tc>
+        <w:tc>
+          <w:tcPr>
+            <w:tcW w:w="1271" w:type="dxa"/>
+          </w:tcPr>
+          <w:p>
+            <w:r>
+              <w:t>5375</w:t>
+            </w:r>
+          </w:p>
+        </w:tc>
+        <w:tc>
+          <w:tcPr>
+            <w:tcW w:w="1271" w:type="dxa"/>
+          </w:tcPr>
+          <w:p>
+            <w:r>
+              <w:t>4</w:t>
+            </w:r>
+          </w:p>
+        </w:tc>
+        <w:tc>
+          <w:tcPr>
+            <w:tcW w:w="1241" w:type="dxa"/>
+          </w:tcPr>
+          <w:p/>
+        </w:tc>
+        <w:tc>
+          <w:tcPr>
+            <w:tcW w:w="1202" w:type="dxa"/>
+          </w:tcPr>
+          <w:p/>
+        </w:tc>
+      </w:tr>
+      <w:tr>
+        <w:tc>
+          <w:tcPr>
+            <w:tcW w:w="896" w:type="dxa"/>
+          </w:tcPr>
+          <w:p>
+            <w:r>
+              <w:t>ADC</w:t>
+            </w:r>
+          </w:p>
+        </w:tc>
+        <w:tc>
+          <w:tcPr>
+            <w:tcW w:w="1241" w:type="dxa"/>
+          </w:tcPr>
+          <w:p>
+            <w:r>
+              <w:t>1</w:t>
+            </w:r>
+          </w:p>
+        </w:tc>
+        <w:tc>
+          <w:tcPr>
+            <w:tcW w:w="1134" w:type="dxa"/>
+          </w:tcPr>
+          <w:p>
+            <w:r>
+              <w:t>0</w:t>
+            </w:r>
+          </w:p>
+        </w:tc>
+        <w:tc>
+          <w:tcPr>
+            <w:tcW w:w="1094" w:type="dxa"/>
+          </w:tcPr>
+          <w:p>
+            <w:r>
+              <w:t>no</w:t>
+            </w:r>
+          </w:p>
+        </w:tc>
+        <w:tc>
+          <w:tcPr>
+            <w:tcW w:w="1271" w:type="dxa"/>
+          </w:tcPr>
+          <w:p>
+            <w:r>
+              <w:t>9320</w:t>
+            </w:r>
+          </w:p>
+        </w:tc>
+        <w:tc>
+          <w:tcPr>
+            <w:tcW w:w="1271" w:type="dxa"/>
+          </w:tcPr>
+          <w:p>
+            <w:r>
+              <w:t>2</w:t>
+            </w:r>
+          </w:p>
+        </w:tc>
+        <w:tc>
+          <w:tcPr>
+            <w:tcW w:w="1241" w:type="dxa"/>
+          </w:tcPr>
+          <w:p>
+            <w:r>
+              <w:t>10000</w:t>
+            </w:r>
+          </w:p>
+        </w:tc>
+        <w:tc>
+          <w:tcPr>
+            <w:tcW w:w="1202" w:type="dxa"/>
+          </w:tcPr>
+          <w:p>
+            <w:r>
+              <w:t>2</w:t>
+            </w:r>
+          </w:p>
+        </w:tc>
+      </w:tr>
+      <w:tr>
+        <w:tc>
+          <w:tcPr>
+            <w:tcW w:w="896" w:type="dxa"/>
+          </w:tcPr>
+          <w:p>
+            <w:r>
+              <w:t>ADC</w:t>
+            </w:r>
+          </w:p>
+        </w:tc>
+        <w:tc>
+          <w:tcPr>
+            <w:tcW w:w="1241" w:type="dxa"/>
+          </w:tcPr>
+          <w:p>
+            <w:r>
+              <w:t>1</w:t>
+            </w:r>
+          </w:p>
+        </w:tc>
+        <w:tc>
+          <w:tcPr>
+            <w:tcW w:w="1134" w:type="dxa"/>
+          </w:tcPr>
+          <w:p>
+            <w:r>
+              <w:t>5</w:t>
+            </w:r>
+          </w:p>
+        </w:tc>
+        <w:tc>
+          <w:tcPr>
+            <w:tcW w:w="1094" w:type="dxa"/>
+          </w:tcPr>
+          <w:p>
+            <w:r>
+              <w:t>no</w:t>
+            </w:r>
+          </w:p>
+        </w:tc>
+        <w:tc>
+          <w:tcPr>
+            <w:tcW w:w="1271" w:type="dxa"/>
+          </w:tcPr>
+          <w:p>
+            <w:r>
+              <w:t>5620</w:t>
+            </w:r>
+          </w:p>
+        </w:tc>
+        <w:tc>
+          <w:tcPr>
+            <w:tcW w:w="1271" w:type="dxa"/>
+          </w:tcPr>
+          <w:p>
+            <w:r>
+              <w:t>4</w:t>
+            </w:r>
+          </w:p>
+        </w:tc>
+        <w:tc>
+          <w:tcPr>
+            <w:tcW w:w="1241" w:type="dxa"/>
+          </w:tcPr>
+          <w:p>
+            <w:r>
+              <w:t>5880</w:t>
+            </w:r>
+          </w:p>
+        </w:tc>
+        <w:tc>
+          <w:tcPr>
+            <w:tcW w:w="1202" w:type="dxa"/>
+          </w:tcPr>
+          <w:p>
+            <w:r>
+              <w:t>3</w:t>
+            </w:r>
+          </w:p>
+        </w:tc>
+      </w:tr>
+    </w:tbl>
+    <w:p/>
+    <w:p/>
+    <w:p>
+      <w:r>
+        <w:br w:type="page"/>
+      </w:r>
+    </w:p>
+    <w:p>
+      <w:pPr>
+        <w:rPr>
+          <w:b/>
+          <w:bCs/>
+          <w:u w:val="single"/>
+        </w:rPr>
+      </w:pPr>
+      <w:r>
+        <w:rPr>
+          <w:b/>
+          <w:bCs/>
+          <w:u w:val="single"/>
+        </w:rPr>
+        <w:lastRenderedPageBreak/>
+        <w:t>Comparing TestBoard_7953 and TestBoard_ADC124 Signals:</w:t>
+      </w:r>
+    </w:p>
+    <w:p>
+      <w:r>
+        <w:t>Using sensor strip: v12b 8/5/26</w:t>
+      </w:r>
+    </w:p>
+    <w:p/>
+    <w:p>
+      <w:r>
+        <w:t>TestBoard_7953:</w:t>
+      </w:r>
+    </w:p>
+    <w:p>
+      <w:proofErr w:type="spellStart"/>
+      <w:r>
+        <w:t>Vmid</w:t>
+      </w:r>
+      <w:proofErr w:type="spellEnd"/>
+      <w:r>
+        <w:t xml:space="preserve"> on, 20Mhz SPI, </w:t>
+      </w:r>
+      <w:r>
+        <w:t xml:space="preserve">Ref:2.5V, </w:t>
+      </w:r>
+      <w:r>
+        <w:t>Sampling rate (GUI): 6750 Hz</w:t>
+      </w:r>
+    </w:p>
+    <w:p/>
+    <w:p>
+      <w:r>
+        <w:t>TestBoard_ADC124:</w:t>
+      </w:r>
+    </w:p>
+    <w:p>
+      <w:proofErr w:type="spellStart"/>
+      <w:r>
+        <w:t>Vmid</w:t>
+      </w:r>
+      <w:proofErr w:type="spellEnd"/>
+      <w:r>
+        <w:t xml:space="preserve"> on, Settle: 1us on channel, 5us on </w:t>
+      </w:r>
+      <w:proofErr w:type="spellStart"/>
+      <w:r>
+        <w:t>vmid</w:t>
+      </w:r>
+      <w:proofErr w:type="spellEnd"/>
+      <w:r>
+        <w:t>, ADC mode, Sampling rate (GUI): 5880 Hz</w:t>
+      </w:r>
+    </w:p>
+    <w:p>
+      <w:r>
+        <w:t>Testing only array2</w:t>
+      </w:r>
+    </w:p>
+    <w:p/>
+    <w:p>
+      <w:proofErr w:type="spellStart"/>
+      <w:r>
+        <w:t>TestBoard</w:t>
+      </w:r>
+      <w:proofErr w:type="spellEnd"/>
+      <w:r>
+        <w:t xml:space="preserve"> PCB1.7:</w:t>
+      </w:r>
+    </w:p>
+    <w:p>
+      <w:proofErr w:type="spellStart"/>
+      <w:r>
+        <w:t>Vmid</w:t>
+      </w:r>
+      <w:proofErr w:type="spellEnd"/>
+      <w:r>
+        <w:t xml:space="preserve"> on, Sampling rate (GUI): 680Hz</w:t>
+      </w:r>
+    </w:p>
+    <w:p/>
+    <w:tbl>
+      <w:tblPr>
+        <w:tblStyle w:val="TableGrid"/>
+        <w:tblW w:w="0" w:type="auto"/>
+        <w:tblLook w:val="04A0" w:firstRow="1" w:lastRow="0" w:firstColumn="1" w:lastColumn="0" w:noHBand="0" w:noVBand="1"/>
+      </w:tblPr>
+      <w:tblGrid>
+        <w:gridCol w:w="1327"/>
+        <w:gridCol w:w="1959"/>
+        <w:gridCol w:w="2104"/>
+        <w:gridCol w:w="2365"/>
+        <w:gridCol w:w="1595"/>
+      </w:tblGrid>
+      <w:tr>
+        <w:tc>
+          <w:tcPr>
+            <w:tcW w:w="1327" w:type="dxa"/>
+          </w:tcPr>
+          <w:p>
+            <w:pPr>
+              <w:rPr>
+                <w:b/>
+                <w:bCs/>
+              </w:rPr>
+            </w:pPr>
+            <w:r>
+              <w:rPr>
+                <w:b/>
+                <w:bCs/>
+              </w:rPr>
+              <w:t>Sensor</w:t>
+            </w:r>
+          </w:p>
+        </w:tc>
+        <w:tc>
+          <w:tcPr>
+            <w:tcW w:w="1959" w:type="dxa"/>
+          </w:tcPr>
+          <w:p>
+            <w:pPr>
+              <w:rPr>
+                <w:b/>
+                <w:bCs/>
+              </w:rPr>
+            </w:pPr>
+            <w:r>
+              <w:rPr>
+                <w:b/>
+                <w:bCs/>
+              </w:rPr>
+              <w:t>7953_array1 [mv]</w:t>
+            </w:r>
+          </w:p>
+        </w:tc>
+        <w:tc>
+          <w:tcPr>
+            <w:tcW w:w="2104" w:type="dxa"/>
+          </w:tcPr>
+          <w:p>
+            <w:pPr>
+              <w:rPr>
+                <w:b/>
+                <w:bCs/>
+              </w:rPr>
+            </w:pPr>
+            <w:r>
+              <w:rPr>
+                <w:b/>
+                <w:bCs/>
+              </w:rPr>
+              <w:t>7953_array2 [mv]</w:t>
+            </w:r>
+          </w:p>
+        </w:tc>
+        <w:tc>
+          <w:tcPr>
+            <w:tcW w:w="2365" w:type="dxa"/>
+          </w:tcPr>
+          <w:p>
+            <w:pPr>
+              <w:rPr>
+                <w:b/>
+                <w:bCs/>
+              </w:rPr>
+            </w:pPr>
+            <w:r>
+              <w:rPr>
+                <w:b/>
+                <w:bCs/>
+              </w:rPr>
+              <w:t>ADC124_array2 [mv]</w:t>
+            </w:r>
+          </w:p>
+        </w:tc>
+        <w:tc>
+          <w:tcPr>
+            <w:tcW w:w="1595" w:type="dxa"/>
+          </w:tcPr>
+          <w:p>
+            <w:pPr>
+              <w:rPr>
+                <w:b/>
+                <w:bCs/>
+              </w:rPr>
+            </w:pPr>
+            <w:r>
+              <w:rPr>
+                <w:b/>
+                <w:bCs/>
+              </w:rPr>
+              <w:t>PCB1.7 [mv]</w:t>
+            </w:r>
+          </w:p>
+        </w:tc>
+      </w:tr>
+      <w:tr>
+        <w:tc>
+          <w:tcPr>
+            <w:tcW w:w="1327" w:type="dxa"/>
+          </w:tcPr>
+          <w:p>
+            <w:r>
+              <w:t>PZT1_T</w:t>
+            </w:r>
+          </w:p>
+        </w:tc>
+        <w:tc>
+          <w:tcPr>
+            <w:tcW w:w="1959" w:type="dxa"/>
+          </w:tcPr>
+          <w:p>
+            <w:r>
+              <w:t>200</w:t>
+            </w:r>
+          </w:p>
+        </w:tc>
+        <w:tc>
+          <w:tcPr>
+            <w:tcW w:w="2104" w:type="dxa"/>
+          </w:tcPr>
+          <w:p>
+            <w:r>
+              <w:t>200</w:t>
+            </w:r>
+          </w:p>
+        </w:tc>
+        <w:tc>
+          <w:tcPr>
+            <w:tcW w:w="2365" w:type="dxa"/>
+          </w:tcPr>
+          <w:p>
+            <w:r>
+              <w:t>200</w:t>
+            </w:r>
+          </w:p>
+        </w:tc>
+        <w:tc>
+          <w:tcPr>
+            <w:tcW w:w="1595" w:type="dxa"/>
+          </w:tcPr>
+          <w:p>
+            <w:r>
+              <w:t>650</w:t>
+            </w:r>
+          </w:p>
+        </w:tc>
+      </w:tr>
+      <w:tr>
+        <w:tc>
+          <w:tcPr>
+            <w:tcW w:w="1327" w:type="dxa"/>
+          </w:tcPr>
+          <w:p>
+            <w:r>
+              <w:t>PZT1_C</w:t>
+            </w:r>
+          </w:p>
+        </w:tc>
+        <w:tc>
+          <w:tcPr>
+            <w:tcW w:w="1959" w:type="dxa"/>
+          </w:tcPr>
+          <w:p>
+            <w:r>
+              <w:t>150</w:t>
+            </w:r>
+          </w:p>
+        </w:tc>
+        <w:tc>
+          <w:tcPr>
+            <w:tcW w:w="2104" w:type="dxa"/>
+          </w:tcPr>
+          <w:p>
+            <w:r>
+              <w:t>150</w:t>
+            </w:r>
+          </w:p>
+        </w:tc>
+        <w:tc>
+          <w:tcPr>
+            <w:tcW w:w="2365" w:type="dxa"/>
+          </w:tcPr>
+          <w:p>
+            <w:r>
+              <w:t>200</w:t>
+            </w:r>
+          </w:p>
+        </w:tc>
+        <w:tc>
+          <w:tcPr>
+            <w:tcW w:w="1595" w:type="dxa"/>
+          </w:tcPr>
+          <w:p>
+            <w:r>
+              <w:t>600</w:t>
+            </w:r>
+          </w:p>
+        </w:tc>
+      </w:tr>
+      <w:tr>
+        <w:tc>
+          <w:tcPr>
+            <w:tcW w:w="1327" w:type="dxa"/>
+          </w:tcPr>
+          <w:p>
+            <w:r>
+              <w:t>PZT3_T</w:t>
+            </w:r>
+          </w:p>
+        </w:tc>
+        <w:tc>
+          <w:tcPr>
+            <w:tcW w:w="1959" w:type="dxa"/>
+          </w:tcPr>
+          <w:p>
+            <w:r>
+              <w:t>250</w:t>
+            </w:r>
+          </w:p>
+        </w:tc>
+        <w:tc>
+          <w:tcPr>
+            <w:tcW w:w="2104" w:type="dxa"/>
+          </w:tcPr>
+          <w:p>
+            <w:r>
+              <w:t>150</w:t>
+            </w:r>
+          </w:p>
+        </w:tc>
+        <w:tc>
+          <w:tcPr>
+            <w:tcW w:w="2365" w:type="dxa"/>
+          </w:tcPr>
+          <w:p>
+            <w:r>
+              <w:t>150</w:t>
+            </w:r>
+          </w:p>
+        </w:tc>
+        <w:tc>
+          <w:tcPr>
+            <w:tcW w:w="1595" w:type="dxa"/>
+          </w:tcPr>
+          <w:p>
+            <w:r>
+              <w:t>500</w:t>
+            </w:r>
+          </w:p>
+        </w:tc>
+      </w:tr>
+      <w:tr>
+        <w:tc>
+          <w:tcPr>
+            <w:tcW w:w="1327" w:type="dxa"/>
+          </w:tcPr>
+          <w:p>
+            <w:r>
+              <w:t>PZT3_C</w:t>
+            </w:r>
+          </w:p>
+        </w:tc>
+        <w:tc>
+          <w:tcPr>
+            <w:tcW w:w="1959" w:type="dxa"/>
+          </w:tcPr>
+          <w:p>
+            <w:r>
+              <w:t>300</w:t>
+            </w:r>
+          </w:p>
+        </w:tc>
+        <w:tc>
+          <w:tcPr>
+            <w:tcW w:w="2104" w:type="dxa"/>
+          </w:tcPr>
+          <w:p>
+            <w:r>
+              <w:t>250</w:t>
+            </w:r>
+          </w:p>
+        </w:tc>
+        <w:tc>
+          <w:tcPr>
+            <w:tcW w:w="2365" w:type="dxa"/>
+          </w:tcPr>
+          <w:p>
+            <w:r>
+              <w:t>250</w:t>
+            </w:r>
+          </w:p>
+        </w:tc>
+        <w:tc>
+          <w:tcPr>
+            <w:tcW w:w="1595" w:type="dxa"/>
+          </w:tcPr>
+          <w:p>
+            <w:r>
+              <w:t>400</w:t>
+            </w:r>
+          </w:p>
+        </w:tc>
+      </w:tr>
+      <w:tr>
+        <w:tc>
+          <w:tcPr>
+            <w:tcW w:w="1327" w:type="dxa"/>
+          </w:tcPr>
+          <w:p>
+            <w:r>
+              <w:t>PZT</w:t>
+            </w:r>
+            <w:r>
+              <w:t>5</w:t>
+            </w:r>
+            <w:r>
+              <w:t>_T</w:t>
+            </w:r>
+          </w:p>
+        </w:tc>
+        <w:tc>
+          <w:tcPr>
+            <w:tcW w:w="1959" w:type="dxa"/>
+          </w:tcPr>
+          <w:p>
+            <w:r>
+              <w:t>250</w:t>
+            </w:r>
+          </w:p>
+        </w:tc>
+        <w:tc>
+          <w:tcPr>
+            <w:tcW w:w="2104" w:type="dxa"/>
+          </w:tcPr>
+          <w:p>
+            <w:r>
+              <w:t>250</w:t>
+            </w:r>
+          </w:p>
+        </w:tc>
+        <w:tc>
+          <w:tcPr>
+            <w:tcW w:w="2365" w:type="dxa"/>
+          </w:tcPr>
+          <w:p>
+            <w:r>
+              <w:t>250</w:t>
+            </w:r>
+          </w:p>
+        </w:tc>
+        <w:tc>
+          <w:tcPr>
+            <w:tcW w:w="1595" w:type="dxa"/>
+          </w:tcPr>
+          <w:p>
+            <w:r>
+              <w:t>1000</w:t>
+            </w:r>
+          </w:p>
+        </w:tc>
+      </w:tr>
+      <w:tr>
+        <w:tc>
+          <w:tcPr>
+            <w:tcW w:w="1327" w:type="dxa"/>
+          </w:tcPr>
+          <w:p>
+            <w:r>
+              <w:t>PZT</w:t>
+            </w:r>
+            <w:r>
+              <w:t>5</w:t>
+            </w:r>
+            <w:r>
+              <w:t>_C</w:t>
+            </w:r>
+          </w:p>
+        </w:tc>
+        <w:tc>
+          <w:tcPr>
+            <w:tcW w:w="1959" w:type="dxa"/>
+          </w:tcPr>
+          <w:p>
+            <w:r>
+              <w:t>250</w:t>
+            </w:r>
+          </w:p>
+        </w:tc>
+        <w:tc>
+          <w:tcPr>
+            <w:tcW w:w="2104" w:type="dxa"/>
+          </w:tcPr>
+          <w:p>
+            <w:r>
+              <w:t>200</w:t>
+            </w:r>
+          </w:p>
+        </w:tc>
+        <w:tc>
+          <w:tcPr>
+            <w:tcW w:w="2365" w:type="dxa"/>
+          </w:tcPr>
+          <w:p>
+            <w:r>
+              <w:t>300</w:t>
+            </w:r>
+          </w:p>
+        </w:tc>
+        <w:tc>
+          <w:tcPr>
+            <w:tcW w:w="1595" w:type="dxa"/>
+          </w:tcPr>
+          <w:p>
+            <w:r>
+              <w:t>1000</w:t>
+            </w:r>
+          </w:p>
+        </w:tc>
+      </w:tr>
+      <w:tr>
+        <w:tc>
+          <w:tcPr>
+            <w:tcW w:w="1327" w:type="dxa"/>
+          </w:tcPr>
+          <w:p>
+            <w:r>
+              <w:t>PZT</w:t>
+            </w:r>
+            <w:r>
+              <w:t>6</w:t>
+            </w:r>
+            <w:r>
+              <w:t>_T</w:t>
+            </w:r>
+          </w:p>
+        </w:tc>
+        <w:tc>
+          <w:tcPr>
+            <w:tcW w:w="1959" w:type="dxa"/>
+          </w:tcPr>
+          <w:p>
+            <w:r>
+              <w:t>200</w:t>
+            </w:r>
+          </w:p>
+        </w:tc>
+        <w:tc>
+          <w:tcPr>
+            <w:tcW w:w="2104" w:type="dxa"/>
+          </w:tcPr>
+          <w:p>
+            <w:r>
+              <w:t>150</w:t>
+            </w:r>
+          </w:p>
+        </w:tc>
+        <w:tc>
+          <w:tcPr>
+            <w:tcW w:w="2365" w:type="dxa"/>
+          </w:tcPr>
+          <w:p>
+            <w:r>
+              <w:t>150</w:t>
+            </w:r>
+          </w:p>
+        </w:tc>
+        <w:tc>
+          <w:tcPr>
+            <w:tcW w:w="1595" w:type="dxa"/>
+          </w:tcPr>
+          <w:p/>
+        </w:tc>
+      </w:tr>
+      <w:tr>
+        <w:tc>
+          <w:tcPr>
+            <w:tcW w:w="1327" w:type="dxa"/>
+          </w:tcPr>
+          <w:p>
+            <w:r>
+              <w:t>PZT</w:t>
+            </w:r>
+            <w:r>
+              <w:t>6</w:t>
+            </w:r>
+            <w:r>
+              <w:t>_C</w:t>
+            </w:r>
+          </w:p>
+        </w:tc>
+        <w:tc>
+          <w:tcPr>
+            <w:tcW w:w="1959" w:type="dxa"/>
+          </w:tcPr>
+          <w:p>
+            <w:r>
+              <w:t>200</w:t>
+            </w:r>
+          </w:p>
+        </w:tc>
+        <w:tc>
+          <w:tcPr>
+            <w:tcW w:w="2104" w:type="dxa"/>
+          </w:tcPr>
+          <w:p>
+            <w:r>
+              <w:t>200</w:t>
+            </w:r>
+          </w:p>
+        </w:tc>
+        <w:tc>
+          <w:tcPr>
+            <w:tcW w:w="2365" w:type="dxa"/>
+          </w:tcPr>
+          <w:p>
+            <w:r>
+              <w:t>200</w:t>
+            </w:r>
+          </w:p>
+        </w:tc>
+        <w:tc>
+          <w:tcPr>
+            <w:tcW w:w="1595" w:type="dxa"/>
+          </w:tcPr>
+          <w:p/>
+        </w:tc>
+      </w:tr>
+      <w:tr>
+        <w:tc>
+          <w:tcPr>
+            <w:tcW w:w="1327" w:type="dxa"/>
+          </w:tcPr>
+          <w:p>
+            <w:r>
+              <w:t>PZT7_T</w:t>
+            </w:r>
+          </w:p>
+        </w:tc>
+        <w:tc>
+          <w:tcPr>
+            <w:tcW w:w="1959" w:type="dxa"/>
+          </w:tcPr>
+          <w:p>
+            <w:r>
+              <w:t>250</w:t>
+            </w:r>
+          </w:p>
+        </w:tc>
+        <w:tc>
+          <w:tcPr>
+            <w:tcW w:w="2104" w:type="dxa"/>
+          </w:tcPr>
+          <w:p>
+            <w:r>
+              <w:t>250</w:t>
+            </w:r>
+          </w:p>
+        </w:tc>
+        <w:tc>
+          <w:tcPr>
+            <w:tcW w:w="2365" w:type="dxa"/>
+          </w:tcPr>
+          <w:p>
+            <w:r>
+              <w:t>200</w:t>
+            </w:r>
+          </w:p>
+        </w:tc>
+        <w:tc>
+          <w:tcPr>
+            <w:tcW w:w="1595" w:type="dxa"/>
+          </w:tcPr>
+          <w:p/>
+        </w:tc>
+      </w:tr>
+      <w:tr>
+        <w:tc>
+          <w:tcPr>
+            <w:tcW w:w="1327" w:type="dxa"/>
+          </w:tcPr>
+          <w:p>
+            <w:r>
+              <w:t>PZT7_C</w:t>
+            </w:r>
+          </w:p>
+        </w:tc>
+        <w:tc>
+          <w:tcPr>
+            <w:tcW w:w="1959" w:type="dxa"/>
+          </w:tcPr>
+          <w:p>
+            <w:r>
+              <w:t>150</w:t>
+            </w:r>
+          </w:p>
+        </w:tc>
+        <w:tc>
+          <w:tcPr>
+            <w:tcW w:w="2104" w:type="dxa"/>
+          </w:tcPr>
+          <w:p>
+            <w:r>
+              <w:t>250</w:t>
+            </w:r>
+          </w:p>
+        </w:tc>
+        <w:tc>
+          <w:tcPr>
+            <w:tcW w:w="2365" w:type="dxa"/>
+          </w:tcPr>
+          <w:p>
+            <w:r>
+              <w:t>250</w:t>
+            </w:r>
+          </w:p>
+        </w:tc>
+        <w:tc>
+          <w:tcPr>
+            <w:tcW w:w="1595" w:type="dxa"/>
+          </w:tcPr>
+          <w:p/>
         </w:tc>
       </w:tr>
     </w:tbl>

--- a/docs/testing/benchmarks/testboard-adc124/Ghosting Tests TestBoard_ADC124.docx
+++ b/docs/testing/benchmarks/testboard-adc124/Ghosting Tests TestBoard_ADC124.docx
@@ -58,15 +58,7 @@
         <w:t>each TOP sensor and look for ghosting on the adjacent sensor in Octo-7, which is spread across 4 MUXs.</w:t>
       </w:r>
       <w:r>
-        <w:t xml:space="preserve"> (only 1 full </w:t>
-      </w:r>
-      <w:proofErr w:type="spellStart"/>
-      <w:r>
-        <w:t>octo</w:t>
-      </w:r>
-      <w:proofErr w:type="spellEnd"/>
-      <w:r>
-        <w:t xml:space="preserve"> per MUX + partial octo-7)</w:t>
+        <w:t xml:space="preserve"> (only 1 full octo per MUX + partial octo-7)</w:t>
       </w:r>
     </w:p>
     <w:p>
@@ -127,7 +119,6 @@
                 <w:bCs/>
               </w:rPr>
             </w:pPr>
-            <w:proofErr w:type="gramStart"/>
             <w:r>
               <w:rPr>
                 <w:b/>
@@ -140,15 +131,7 @@
                 <w:b/>
                 <w:bCs/>
               </w:rPr>
-              <w:t xml:space="preserve"> (</w:t>
-            </w:r>
-            <w:proofErr w:type="gramEnd"/>
-            <w:r>
-              <w:rPr>
-                <w:b/>
-                <w:bCs/>
-              </w:rPr>
-              <w:t>resistor value)</w:t>
+              <w:t xml:space="preserve"> (resistor value)</w:t>
             </w:r>
           </w:p>
         </w:tc>
@@ -805,23 +788,7 @@
         </w:numPr>
       </w:pPr>
       <w:r>
-        <w:t xml:space="preserve">Tested on different sensor settling time and </w:t>
-      </w:r>
-      <w:proofErr w:type="spellStart"/>
-      <w:r>
-        <w:t>vmid</w:t>
-      </w:r>
-      <w:proofErr w:type="spellEnd"/>
-      <w:r>
-        <w:t xml:space="preserve"> settling time (when </w:t>
-      </w:r>
-      <w:proofErr w:type="spellStart"/>
-      <w:r>
-        <w:t>vmid</w:t>
-      </w:r>
-      <w:proofErr w:type="spellEnd"/>
-      <w:r>
-        <w:t xml:space="preserve"> = on)</w:t>
+        <w:t>Tested on different sensor settling time and vmid settling time (when vmid = on)</w:t>
       </w:r>
     </w:p>
     <w:p>
@@ -833,23 +800,7 @@
         </w:numPr>
       </w:pPr>
       <w:r>
-        <w:t xml:space="preserve">With </w:t>
-      </w:r>
-      <w:proofErr w:type="spellStart"/>
-      <w:r>
-        <w:t>vmid</w:t>
-      </w:r>
-      <w:proofErr w:type="spellEnd"/>
-      <w:r>
-        <w:t xml:space="preserve"> ON, tested with ADC scan after switching to </w:t>
-      </w:r>
-      <w:proofErr w:type="spellStart"/>
-      <w:r>
-        <w:t>vmid</w:t>
-      </w:r>
-      <w:proofErr w:type="spellEnd"/>
-      <w:r>
-        <w:t>, and without ADC scan.</w:t>
+        <w:t>With vmid ON, tested with ADC scan after switching to vmid, and without ADC scan.</w:t>
       </w:r>
     </w:p>
     <w:p>
@@ -881,21 +832,7 @@
         <w:rPr>
           <w:u w:val="single"/>
         </w:rPr>
-        <w:t xml:space="preserve">Results with </w:t>
-      </w:r>
-      <w:proofErr w:type="spellStart"/>
-      <w:r>
-        <w:rPr>
-          <w:u w:val="single"/>
-        </w:rPr>
-        <w:t>Vmid</w:t>
-      </w:r>
-      <w:proofErr w:type="spellEnd"/>
-      <w:r>
-        <w:rPr>
-          <w:u w:val="single"/>
-        </w:rPr>
-        <w:t xml:space="preserve"> OFF:</w:t>
+        <w:t>Results with Vmid OFF:</w:t>
       </w:r>
     </w:p>
     <w:p>
@@ -1818,25 +1755,7 @@
           <w:u w:val="single"/>
         </w:rPr>
         <w:lastRenderedPageBreak/>
-        <w:t xml:space="preserve">Results with </w:t>
-      </w:r>
-      <w:proofErr w:type="spellStart"/>
-      <w:r>
-        <w:rPr>
-          <w:b/>
-          <w:bCs/>
-          <w:u w:val="single"/>
-        </w:rPr>
-        <w:t>Vmid</w:t>
-      </w:r>
-      <w:proofErr w:type="spellEnd"/>
-      <w:r>
-        <w:rPr>
-          <w:b/>
-          <w:bCs/>
-          <w:u w:val="single"/>
-        </w:rPr>
-        <w:t xml:space="preserve"> </w:t>
+        <w:t xml:space="preserve">Results with Vmid </w:t>
       </w:r>
       <w:r>
         <w:rPr>
@@ -1861,27 +1780,14 @@
       </w:r>
     </w:p>
     <w:p>
-      <w:proofErr w:type="spellStart"/>
       <w:r>
-        <w:t>Vmid</w:t>
-      </w:r>
-      <w:proofErr w:type="spellEnd"/>
-      <w:r>
-        <w:t xml:space="preserve"> settling time = 0 (+ ADC scan time</w:t>
+        <w:t>Vmid settling time = 0 (+ ADC scan time</w:t>
       </w:r>
       <w:r>
         <w:t xml:space="preserve"> </w:t>
       </w:r>
       <w:r>
-        <w:t xml:space="preserve">after </w:t>
-      </w:r>
-      <w:proofErr w:type="spellStart"/>
-      <w:r>
-        <w:t>vmid</w:t>
-      </w:r>
-      <w:proofErr w:type="spellEnd"/>
-      <w:r>
-        <w:t xml:space="preserve"> switching).</w:t>
+        <w:t>after vmid switching).</w:t>
       </w:r>
       <w:r>
         <w:t>).</w:t>
@@ -2793,27 +2699,14 @@
       </w:r>
     </w:p>
     <w:p>
-      <w:proofErr w:type="spellStart"/>
       <w:r>
-        <w:t>Vmid</w:t>
-      </w:r>
-      <w:proofErr w:type="spellEnd"/>
-      <w:r>
-        <w:t xml:space="preserve"> settling time = 0 (+ ADC scan time</w:t>
+        <w:t>Vmid settling time = 0 (+ ADC scan time</w:t>
       </w:r>
       <w:r>
         <w:t xml:space="preserve"> </w:t>
       </w:r>
       <w:r>
-        <w:t xml:space="preserve">after </w:t>
-      </w:r>
-      <w:proofErr w:type="spellStart"/>
-      <w:r>
-        <w:t>vmid</w:t>
-      </w:r>
-      <w:proofErr w:type="spellEnd"/>
-      <w:r>
-        <w:t xml:space="preserve"> switching)</w:t>
+        <w:t>after vmid switching)</w:t>
       </w:r>
       <w:r>
         <w:t>.</w:t>
@@ -3758,24 +3651,11 @@
       </w:r>
     </w:p>
     <w:p>
-      <w:proofErr w:type="spellStart"/>
       <w:r>
-        <w:t>Vmid</w:t>
-      </w:r>
-      <w:proofErr w:type="spellEnd"/>
-      <w:r>
-        <w:t xml:space="preserve"> settling time = 0 (+ ADC scan time</w:t>
+        <w:t>Vmid settling time = 0 (+ ADC scan time</w:t>
       </w:r>
       <w:r>
-        <w:t xml:space="preserve"> after </w:t>
-      </w:r>
-      <w:proofErr w:type="spellStart"/>
-      <w:r>
-        <w:t>vmid</w:t>
-      </w:r>
-      <w:proofErr w:type="spellEnd"/>
-      <w:r>
-        <w:t xml:space="preserve"> switching</w:t>
+        <w:t xml:space="preserve"> after vmid switching</w:t>
       </w:r>
       <w:r>
         <w:t>).</w:t>
@@ -4696,13 +4576,8 @@
       </w:r>
     </w:p>
     <w:p>
-      <w:proofErr w:type="spellStart"/>
       <w:r>
-        <w:t>Vmid</w:t>
-      </w:r>
-      <w:proofErr w:type="spellEnd"/>
-      <w:r>
-        <w:t xml:space="preserve"> settling time = 0 (</w:t>
+        <w:t>Vmid settling time = 0 (</w:t>
       </w:r>
       <w:r>
         <w:t>NO</w:t>
@@ -4711,15 +4586,7 @@
         <w:t xml:space="preserve"> ADC scan</w:t>
       </w:r>
       <w:r>
-        <w:t xml:space="preserve"> after </w:t>
-      </w:r>
-      <w:proofErr w:type="spellStart"/>
-      <w:r>
-        <w:t>vmid</w:t>
-      </w:r>
-      <w:proofErr w:type="spellEnd"/>
-      <w:r>
-        <w:t xml:space="preserve"> switching</w:t>
+        <w:t xml:space="preserve"> after vmid switching</w:t>
       </w:r>
       <w:r>
         <w:t>).</w:t>
@@ -5659,27 +5526,14 @@
       </w:r>
     </w:p>
     <w:p>
-      <w:proofErr w:type="spellStart"/>
       <w:r>
-        <w:t>Vmid</w:t>
-      </w:r>
-      <w:proofErr w:type="spellEnd"/>
-      <w:r>
-        <w:t xml:space="preserve"> settling time = </w:t>
+        <w:t xml:space="preserve">Vmid settling time = </w:t>
       </w:r>
       <w:r>
         <w:t>5 (</w:t>
       </w:r>
       <w:r>
-        <w:t xml:space="preserve">NO ADC scan after </w:t>
-      </w:r>
-      <w:proofErr w:type="spellStart"/>
-      <w:r>
-        <w:t>vmid</w:t>
-      </w:r>
-      <w:proofErr w:type="spellEnd"/>
-      <w:r>
-        <w:t xml:space="preserve"> switching).</w:t>
+        <w:t>NO ADC scan after vmid switching).</w:t>
       </w:r>
     </w:p>
     <w:p>
@@ -6615,13 +6469,8 @@
             <w:tcW w:w="1134" w:type="dxa"/>
           </w:tcPr>
           <w:p>
-            <w:proofErr w:type="spellStart"/>
-            <w:r>
-              <w:t>Vmid</w:t>
-            </w:r>
-            <w:proofErr w:type="spellEnd"/>
-            <w:r>
-              <w:t xml:space="preserve"> Settle [us]</w:t>
+            <w:r>
+              <w:t>Vmid Settle [us]</w:t>
             </w:r>
           </w:p>
         </w:tc>
@@ -6631,13 +6480,8 @@
           </w:tcPr>
           <w:p>
             <w:r>
-              <w:t xml:space="preserve">ADC scan after </w:t>
-            </w:r>
-            <w:proofErr w:type="spellStart"/>
-            <w:r>
-              <w:t>vmid</w:t>
-            </w:r>
-            <w:proofErr w:type="spellEnd"/>
+              <w:t>ADC scan after vmid</w:t>
+            </w:r>
           </w:p>
         </w:tc>
         <w:tc>
@@ -6728,15 +6572,7 @@
           </w:tcPr>
           <w:p>
             <w:r>
-              <w:t xml:space="preserve">(no </w:t>
-            </w:r>
-            <w:proofErr w:type="spellStart"/>
-            <w:r>
-              <w:t>vmid</w:t>
-            </w:r>
-            <w:proofErr w:type="spellEnd"/>
-            <w:r>
-              <w:t>)</w:t>
+              <w:t>(no vmid)</w:t>
             </w:r>
           </w:p>
         </w:tc>
@@ -6746,15 +6582,7 @@
           </w:tcPr>
           <w:p>
             <w:r>
-              <w:t xml:space="preserve">(no </w:t>
-            </w:r>
-            <w:proofErr w:type="spellStart"/>
-            <w:r>
-              <w:t>vmid</w:t>
-            </w:r>
-            <w:proofErr w:type="spellEnd"/>
-            <w:r>
-              <w:t>)</w:t>
+              <w:t>(no vmid)</w:t>
             </w:r>
           </w:p>
         </w:tc>
@@ -7215,13 +7043,8 @@
       </w:r>
     </w:p>
     <w:p>
-      <w:proofErr w:type="spellStart"/>
       <w:r>
-        <w:t>Vmid</w:t>
-      </w:r>
-      <w:proofErr w:type="spellEnd"/>
-      <w:r>
-        <w:t xml:space="preserve"> on, 20Mhz SPI, </w:t>
+        <w:t xml:space="preserve">Vmid on, 20Mhz SPI, </w:t>
       </w:r>
       <w:r>
         <w:t xml:space="preserve">Ref:2.5V, </w:t>
@@ -7237,21 +7060,8 @@
       </w:r>
     </w:p>
     <w:p>
-      <w:proofErr w:type="spellStart"/>
       <w:r>
-        <w:t>Vmid</w:t>
-      </w:r>
-      <w:proofErr w:type="spellEnd"/>
-      <w:r>
-        <w:t xml:space="preserve"> on, Settle: 1us on channel, 5us on </w:t>
-      </w:r>
-      <w:proofErr w:type="spellStart"/>
-      <w:r>
-        <w:t>vmid</w:t>
-      </w:r>
-      <w:proofErr w:type="spellEnd"/>
-      <w:r>
-        <w:t>, ADC mode, Sampling rate (GUI): 5880 Hz</w:t>
+        <w:t>Vmid on, Settle: 1us on channel, 5us on vmid, ADC mode, Sampling rate (GUI): 5880 Hz</w:t>
       </w:r>
     </w:p>
     <w:p>
@@ -7261,23 +7071,13 @@
     </w:p>
     <w:p/>
     <w:p>
-      <w:proofErr w:type="spellStart"/>
       <w:r>
-        <w:t>TestBoard</w:t>
-      </w:r>
-      <w:proofErr w:type="spellEnd"/>
-      <w:r>
-        <w:t xml:space="preserve"> PCB1.7:</w:t>
+        <w:t>TestBoard PCB1.7:</w:t>
       </w:r>
     </w:p>
     <w:p>
-      <w:proofErr w:type="spellStart"/>
       <w:r>
-        <w:t>Vmid</w:t>
-      </w:r>
-      <w:proofErr w:type="spellEnd"/>
-      <w:r>
-        <w:t xml:space="preserve"> on, Sampling rate (GUI): 680Hz</w:t>
+        <w:t>Vmid on, Sampling rate (GUI): 680Hz</w:t>
       </w:r>
     </w:p>
     <w:p/>
@@ -7771,7 +7571,11 @@
           <w:tcPr>
             <w:tcW w:w="1595" w:type="dxa"/>
           </w:tcPr>
-          <w:p/>
+          <w:p>
+            <w:r>
+              <w:t>400</w:t>
+            </w:r>
+          </w:p>
         </w:tc>
       </w:tr>
       <w:tr>
@@ -7825,7 +7629,11 @@
           <w:tcPr>
             <w:tcW w:w="1595" w:type="dxa"/>
           </w:tcPr>
-          <w:p/>
+          <w:p>
+            <w:r>
+              <w:t>600</w:t>
+            </w:r>
+          </w:p>
         </w:tc>
       </w:tr>
       <w:tr>
@@ -7873,7 +7681,11 @@
           <w:tcPr>
             <w:tcW w:w="1595" w:type="dxa"/>
           </w:tcPr>
-          <w:p/>
+          <w:p>
+            <w:r>
+              <w:t>550</w:t>
+            </w:r>
+          </w:p>
         </w:tc>
       </w:tr>
       <w:tr>
@@ -7921,7 +7733,11 @@
           <w:tcPr>
             <w:tcW w:w="1595" w:type="dxa"/>
           </w:tcPr>
-          <w:p/>
+          <w:p>
+            <w:r>
+              <w:t>400</w:t>
+            </w:r>
+          </w:p>
         </w:tc>
       </w:tr>
     </w:tbl>
